--- a/FASE 2/Evidencias Grupales/2.4_GuiaEstudiante_Fase 2_DesarrolloProyecto APT.docx
+++ b/FASE 2/Evidencias Grupales/2.4_GuiaEstudiante_Fase 2_DesarrolloProyecto APT.docx
@@ -33,7 +33,7 @@
               <wp:anchor allowOverlap="1" behindDoc="0" distB="0" distT="0" distL="114300" distR="114300" hidden="0" layoutInCell="1" locked="0" relativeHeight="0" simplePos="0">
                 <wp:simplePos x="0" y="0"/>
                 <wp:positionH relativeFrom="column">
-                  <wp:posOffset>1</wp:posOffset>
+                  <wp:posOffset>2</wp:posOffset>
                 </wp:positionH>
                 <wp:positionV relativeFrom="paragraph">
                   <wp:posOffset>9525</wp:posOffset>
@@ -41,7 +41,7 @@
                 <wp:extent cx="6238875" cy="1562100"/>
                 <wp:effectExtent b="0" l="0" r="0" t="0"/>
                 <wp:wrapNone/>
-                <wp:docPr id="28" name=""/>
+                <wp:docPr id="30" name=""/>
                 <a:graphic>
                   <a:graphicData uri="http://schemas.microsoft.com/office/word/2010/wordprocessingGroup">
                     <wpg:wgp>
@@ -60,8 +60,8 @@
                           <a:xfrm>
                             <a:off x="2226563" y="2998950"/>
                             <a:ext cx="6238875" cy="1562100"/>
-                            <a:chOff x="0" y="0"/>
-                            <a:chExt cx="5991225" cy="1562100"/>
+                            <a:chOff x="2226550" y="2998950"/>
+                            <a:chExt cx="6238900" cy="1562100"/>
                           </a:xfrm>
                         </wpg:grpSpPr>
                         <wps:wsp>
@@ -69,8 +69,8 @@
                           <wps:cNvPr id="3" name="Shape 3"/>
                           <wps:spPr>
                             <a:xfrm>
-                              <a:off x="0" y="0"/>
-                              <a:ext cx="5991225" cy="1562100"/>
+                              <a:off x="2226550" y="2998950"/>
+                              <a:ext cx="6238900" cy="1562100"/>
                             </a:xfrm>
                             <a:prstGeom prst="rect">
                               <a:avLst/>
@@ -96,138 +96,181 @@
                             <a:noAutofit/>
                           </wps:bodyPr>
                         </wps:wsp>
-                        <wps:wsp>
-                          <wps:cNvSpPr/>
-                          <wps:cNvPr id="4" name="Shape 4"/>
-                          <wps:spPr>
+                        <wpg:grpSp>
+                          <wpg:cNvGrpSpPr/>
+                          <wpg:grpSpPr>
                             <a:xfrm>
-                              <a:off x="1024671" y="299473"/>
-                              <a:ext cx="4966554" cy="1262627"/>
+                              <a:off x="2226563" y="2998950"/>
+                              <a:ext cx="6238875" cy="1562100"/>
+                              <a:chOff x="0" y="0"/>
+                              <a:chExt cx="5991225" cy="1562100"/>
                             </a:xfrm>
-                            <a:prstGeom prst="rect">
-                              <a:avLst/>
-                            </a:prstGeom>
-                            <a:noFill/>
-                            <a:ln>
+                          </wpg:grpSpPr>
+                          <wps:wsp>
+                            <wps:cNvSpPr/>
+                            <wps:cNvPr id="5" name="Shape 5"/>
+                            <wps:spPr>
+                              <a:xfrm>
+                                <a:off x="0" y="0"/>
+                                <a:ext cx="5991225" cy="1562100"/>
+                              </a:xfrm>
+                              <a:prstGeom prst="rect">
+                                <a:avLst/>
+                              </a:prstGeom>
                               <a:noFill/>
-                            </a:ln>
-                          </wps:spPr>
-                          <wps:txbx>
-                            <w:txbxContent>
-                              <w:p>
-                                <w:pPr>
-                                  <w:spacing w:after="0" w:before="0" w:line="240"/>
-                                  <w:ind w:left="0" w:right="0" w:firstLine="0"/>
-                                  <w:jc w:val="left"/>
-                                  <w:textDirection w:val="btLr"/>
-                                </w:pPr>
-                              </w:p>
-                              <w:p>
-                                <w:pPr>
-                                  <w:spacing w:after="0" w:before="0" w:line="240"/>
-                                  <w:ind w:left="0" w:right="0" w:firstLine="0"/>
-                                  <w:jc w:val="left"/>
-                                  <w:textDirection w:val="btLr"/>
-                                </w:pPr>
-                                <w:r>
-                                  <w:rPr>
-                                    <w:rFonts w:ascii="Calibri" w:cs="Calibri" w:eastAsia="Calibri" w:hAnsi="Calibri"/>
-                                    <w:b w:val="1"/>
-                                    <w:i w:val="0"/>
-                                    <w:smallCaps w:val="0"/>
-                                    <w:strike w:val="0"/>
-                                    <w:color w:val="ff0000"/>
-                                    <w:sz w:val="48"/>
-                                    <w:vertAlign w:val="baseline"/>
-                                  </w:rPr>
-                                </w:r>
-                                <w:r>
-                                  <w:rPr>
-                                    <w:rFonts w:ascii="Calibri" w:cs="Calibri" w:eastAsia="Calibri" w:hAnsi="Calibri"/>
-                                    <w:b w:val="1"/>
-                                    <w:i w:val="0"/>
-                                    <w:smallCaps w:val="0"/>
-                                    <w:strike w:val="0"/>
-                                    <w:color w:val="1f3864"/>
-                                    <w:sz w:val="48"/>
-                                    <w:vertAlign w:val="baseline"/>
-                                  </w:rPr>
-                                  <w:t xml:space="preserve">Guía2. Desarrollo Proyecto APT </w:t>
-                                </w:r>
-                              </w:p>
-                              <w:p>
-                                <w:pPr>
-                                  <w:spacing w:after="0" w:before="0" w:line="240"/>
-                                  <w:ind w:left="0" w:right="0" w:firstLine="0"/>
-                                  <w:jc w:val="left"/>
-                                  <w:textDirection w:val="btLr"/>
-                                </w:pPr>
-                                <w:r>
-                                  <w:rPr>
-                                    <w:rFonts w:ascii="Calibri" w:cs="Calibri" w:eastAsia="Calibri" w:hAnsi="Calibri"/>
-                                    <w:b w:val="1"/>
-                                    <w:i w:val="0"/>
-                                    <w:smallCaps w:val="0"/>
-                                    <w:strike w:val="0"/>
-                                    <w:color w:val="1f3864"/>
-                                    <w:sz w:val="48"/>
-                                    <w:vertAlign w:val="baseline"/>
-                                  </w:rPr>
-                                </w:r>
-                                <w:r>
-                                  <w:rPr>
-                                    <w:rFonts w:ascii="Calibri" w:cs="Calibri" w:eastAsia="Calibri" w:hAnsi="Calibri"/>
-                                    <w:b w:val="1"/>
-                                    <w:i w:val="0"/>
-                                    <w:smallCaps w:val="0"/>
-                                    <w:strike w:val="0"/>
-                                    <w:color w:val="1f3864"/>
-                                    <w:sz w:val="48"/>
-                                    <w:vertAlign w:val="baseline"/>
-                                  </w:rPr>
-                                  <w:t xml:space="preserve">Asignatura Capstone</w:t>
-                                </w:r>
-                              </w:p>
-                            </w:txbxContent>
-                          </wps:txbx>
-                          <wps:bodyPr anchorCtr="0" anchor="t" bIns="45700" lIns="91425" spcFirstLastPara="1" rIns="91425" wrap="square" tIns="45700">
-                            <a:noAutofit/>
-                          </wps:bodyPr>
-                        </wps:wsp>
-                        <wps:wsp>
-                          <wps:cNvSpPr/>
-                          <wps:cNvPr id="5" name="Shape 5"/>
-                          <wps:spPr>
-                            <a:xfrm>
-                              <a:off x="0" y="0"/>
-                              <a:ext cx="993140" cy="1486894"/>
-                            </a:xfrm>
-                            <a:prstGeom prst="rect">
-                              <a:avLst/>
-                            </a:prstGeom>
-                            <a:solidFill>
-                              <a:srgbClr val="1F3864"/>
-                            </a:solidFill>
-                            <a:ln>
+                              <a:ln>
+                                <a:noFill/>
+                              </a:ln>
+                            </wps:spPr>
+                            <wps:txbx>
+                              <w:txbxContent>
+                                <w:p>
+                                  <w:pPr>
+                                    <w:spacing w:after="0" w:before="0" w:line="240"/>
+                                    <w:ind w:left="0" w:right="0" w:firstLine="0"/>
+                                    <w:jc w:val="left"/>
+                                    <w:textDirection w:val="btLr"/>
+                                  </w:pPr>
+                                </w:p>
+                              </w:txbxContent>
+                            </wps:txbx>
+                            <wps:bodyPr anchorCtr="0" anchor="ctr" bIns="91425" lIns="91425" spcFirstLastPara="1" rIns="91425" wrap="square" tIns="91425">
+                              <a:noAutofit/>
+                            </wps:bodyPr>
+                          </wps:wsp>
+                          <wps:wsp>
+                            <wps:cNvSpPr/>
+                            <wps:cNvPr id="6" name="Shape 6"/>
+                            <wps:spPr>
+                              <a:xfrm>
+                                <a:off x="1024671" y="299473"/>
+                                <a:ext cx="4966554" cy="1262627"/>
+                              </a:xfrm>
+                              <a:prstGeom prst="rect">
+                                <a:avLst/>
+                              </a:prstGeom>
                               <a:noFill/>
-                            </a:ln>
-                          </wps:spPr>
-                          <wps:txbx>
-                            <w:txbxContent>
-                              <w:p>
-                                <w:pPr>
-                                  <w:spacing w:after="0" w:before="0" w:line="240"/>
-                                  <w:ind w:left="0" w:right="0" w:firstLine="0"/>
-                                  <w:jc w:val="left"/>
-                                  <w:textDirection w:val="btLr"/>
-                                </w:pPr>
-                              </w:p>
-                            </w:txbxContent>
-                          </wps:txbx>
-                          <wps:bodyPr anchorCtr="0" anchor="ctr" bIns="91425" lIns="91425" spcFirstLastPara="1" rIns="91425" wrap="square" tIns="91425">
-                            <a:noAutofit/>
-                          </wps:bodyPr>
-                        </wps:wsp>
+                              <a:ln>
+                                <a:noFill/>
+                              </a:ln>
+                            </wps:spPr>
+                            <wps:txbx>
+                              <w:txbxContent>
+                                <w:p>
+                                  <w:pPr>
+                                    <w:spacing w:after="0" w:before="0" w:line="240"/>
+                                    <w:ind w:left="0" w:right="0" w:firstLine="0"/>
+                                    <w:jc w:val="left"/>
+                                    <w:textDirection w:val="btLr"/>
+                                  </w:pPr>
+                                </w:p>
+                                <w:p>
+                                  <w:pPr>
+                                    <w:spacing w:after="0" w:before="0" w:line="240"/>
+                                    <w:ind w:left="0" w:right="0" w:firstLine="0"/>
+                                    <w:jc w:val="left"/>
+                                    <w:textDirection w:val="btLr"/>
+                                  </w:pPr>
+                                  <w:r>
+                                    <w:rPr>
+                                      <w:rFonts w:ascii="Arial" w:cs="Arial" w:eastAsia="Arial" w:hAnsi="Arial"/>
+                                      <w:b w:val="0"/>
+                                      <w:i w:val="0"/>
+                                      <w:smallCaps w:val="0"/>
+                                      <w:strike w:val="0"/>
+                                      <w:color w:val="000000"/>
+                                      <w:sz w:val="28"/>
+                                      <w:vertAlign w:val="baseline"/>
+                                    </w:rPr>
+                                  </w:r>
+                                  <w:r>
+                                    <w:rPr>
+                                      <w:rFonts w:ascii="Calibri" w:cs="Calibri" w:eastAsia="Calibri" w:hAnsi="Calibri"/>
+                                      <w:b w:val="1"/>
+                                      <w:i w:val="0"/>
+                                      <w:smallCaps w:val="0"/>
+                                      <w:strike w:val="0"/>
+                                      <w:color w:val="1f3864"/>
+                                      <w:sz w:val="48"/>
+                                      <w:vertAlign w:val="baseline"/>
+                                    </w:rPr>
+                                    <w:t xml:space="preserve">Guía2. Desarrollo Proyecto APT </w:t>
+                                  </w:r>
+                                </w:p>
+                                <w:p>
+                                  <w:pPr>
+                                    <w:spacing w:after="0" w:before="0" w:line="240"/>
+                                    <w:ind w:left="0" w:right="0" w:firstLine="0"/>
+                                    <w:jc w:val="left"/>
+                                    <w:textDirection w:val="btLr"/>
+                                  </w:pPr>
+                                  <w:r>
+                                    <w:rPr>
+                                      <w:rFonts w:ascii="Calibri" w:cs="Calibri" w:eastAsia="Calibri" w:hAnsi="Calibri"/>
+                                      <w:b w:val="1"/>
+                                      <w:i w:val="0"/>
+                                      <w:smallCaps w:val="0"/>
+                                      <w:strike w:val="0"/>
+                                      <w:color w:val="1f3864"/>
+                                      <w:sz w:val="48"/>
+                                      <w:vertAlign w:val="baseline"/>
+                                    </w:rPr>
+                                  </w:r>
+                                  <w:r>
+                                    <w:rPr>
+                                      <w:rFonts w:ascii="Calibri" w:cs="Calibri" w:eastAsia="Calibri" w:hAnsi="Calibri"/>
+                                      <w:b w:val="1"/>
+                                      <w:i w:val="0"/>
+                                      <w:smallCaps w:val="0"/>
+                                      <w:strike w:val="0"/>
+                                      <w:color w:val="1f3864"/>
+                                      <w:sz w:val="48"/>
+                                      <w:vertAlign w:val="baseline"/>
+                                    </w:rPr>
+                                    <w:t xml:space="preserve">Asignatura Capstone</w:t>
+                                  </w:r>
+                                </w:p>
+                              </w:txbxContent>
+                            </wps:txbx>
+                            <wps:bodyPr anchorCtr="0" anchor="t" bIns="45700" lIns="91425" spcFirstLastPara="1" rIns="91425" wrap="square" tIns="45700">
+                              <a:noAutofit/>
+                            </wps:bodyPr>
+                          </wps:wsp>
+                          <wps:wsp>
+                            <wps:cNvSpPr/>
+                            <wps:cNvPr id="7" name="Shape 7"/>
+                            <wps:spPr>
+                              <a:xfrm>
+                                <a:off x="0" y="0"/>
+                                <a:ext cx="993140" cy="1486894"/>
+                              </a:xfrm>
+                              <a:prstGeom prst="rect">
+                                <a:avLst/>
+                              </a:prstGeom>
+                              <a:solidFill>
+                                <a:srgbClr val="1F3864"/>
+                              </a:solidFill>
+                              <a:ln>
+                                <a:noFill/>
+                              </a:ln>
+                            </wps:spPr>
+                            <wps:txbx>
+                              <w:txbxContent>
+                                <w:p>
+                                  <w:pPr>
+                                    <w:spacing w:after="0" w:before="0" w:line="240"/>
+                                    <w:ind w:left="0" w:right="0" w:firstLine="0"/>
+                                    <w:jc w:val="left"/>
+                                    <w:textDirection w:val="btLr"/>
+                                  </w:pPr>
+                                </w:p>
+                              </w:txbxContent>
+                            </wps:txbx>
+                            <wps:bodyPr anchorCtr="0" anchor="ctr" bIns="91425" lIns="91425" spcFirstLastPara="1" rIns="91425" wrap="square" tIns="91425">
+                              <a:noAutofit/>
+                            </wps:bodyPr>
+                          </wps:wsp>
+                        </wpg:grpSp>
                       </wpg:grpSp>
                     </wpg:wgp>
                   </a:graphicData>
@@ -240,7 +283,7 @@
               <wp:anchor allowOverlap="1" behindDoc="0" distB="0" distT="0" distL="114300" distR="114300" hidden="0" layoutInCell="1" locked="0" relativeHeight="0" simplePos="0">
                 <wp:simplePos x="0" y="0"/>
                 <wp:positionH relativeFrom="column">
-                  <wp:posOffset>1</wp:posOffset>
+                  <wp:posOffset>2</wp:posOffset>
                 </wp:positionH>
                 <wp:positionV relativeFrom="paragraph">
                   <wp:posOffset>9525</wp:posOffset>
@@ -248,7 +291,7 @@
                 <wp:extent cx="6238875" cy="1562100"/>
                 <wp:effectExtent b="0" l="0" r="0" t="0"/>
                 <wp:wrapNone/>
-                <wp:docPr id="28" name="image2.png"/>
+                <wp:docPr id="30" name="image2.png"/>
                 <a:graphic>
                   <a:graphicData uri="http://schemas.openxmlformats.org/drawingml/2006/picture">
                     <pic:pic>
@@ -257,7 +300,7 @@
                         <pic:cNvPicPr preferRelativeResize="0"/>
                       </pic:nvPicPr>
                       <pic:blipFill>
-                        <a:blip r:embed="rId8"/>
+                        <a:blip r:embed="rId7"/>
                         <a:srcRect/>
                         <a:stretch>
                           <a:fillRect/>
@@ -438,7 +481,6 @@
             <w:pPr>
               <w:keepNext w:val="0"/>
               <w:keepLines w:val="0"/>
-              <w:pageBreakBefore w:val="0"/>
               <w:widowControl w:val="1"/>
               <w:pBdr>
                 <w:top w:space="0" w:sz="0" w:val="nil"/>
@@ -590,29 +632,18 @@
             </w:pPr>
             <w:r>
               <w:rPr>
+                <w:i w:val="0"/>
+                <w:iCs w:val="0"/>
                 <w:sz w:val="20"/>
                 <w:szCs w:val="20"/>
                 <w:rtl w:val="0"/>
               </w:rPr>
-              <w:t xml:space="preserve">Durante el desarrollo hemos realizado mejoras en el frontend y la experiencia visual, principalmente en filtros, búsquedas e interfaz, además de incorporar la funcionalidad de creación de rutas.</w:t>
+              <w:t xml:space="preserve">SYNTRO avanzó hacia una versión más consolidada del MVP. Se fortaleció el mapa interactivo con mejoras en filtros, búsquedas, navegación e interfaz, se incorporó la generación de rutas y se formalizó la ampliación del inventario desde computadores a computadores e impresoras. También se avanzó en roles y permisos, auditoría, respaldos, arquitectura, modelo de datos, instalación y documentación técnica.</w:t>
             </w:r>
-          </w:p>
-          <w:p>
-            <w:pPr>
-              <w:spacing w:after="240" w:before="240" w:lineRule="auto"/>
-              <w:jc w:val="both"/>
-              <w:rPr>
-                <w:sz w:val="20"/>
-                <w:szCs w:val="20"/>
-              </w:rPr>
-            </w:pPr>
             <w:r>
               <w:rPr>
-                <w:sz w:val="20"/>
-                <w:szCs w:val="20"/>
                 <w:rtl w:val="0"/>
               </w:rPr>
-              <w:t xml:space="preserve">También ampliamos el alcance del proyecto, incorporando impresoras además de computadores como activos a gestionar. Con estos avances mantenemos el objetivo general y la metodología definidos, ajustando principalmente el alcance funcional de la solución.</w:t>
             </w:r>
           </w:p>
         </w:tc>
@@ -658,11 +689,18 @@
             </w:pPr>
             <w:r>
               <w:rPr>
+                <w:i w:val="0"/>
+                <w:iCs w:val="0"/>
                 <w:sz w:val="20"/>
                 <w:szCs w:val="20"/>
                 <w:rtl w:val="0"/>
               </w:rPr>
-              <w:t xml:space="preserve">No realizamos cambios en el objetivo general.</w:t>
+              <w:t xml:space="preserve">El objetivo general se mantiene. Se precisaron los objetivos específicos para alinearlos con el alcance actual: computadores e impresoras, edificios, pisos y sectores, búsqueda y localización de activos, rutas, inventario con trazabilidad, escaneo de red autorizado, autenticación, roles y respaldos. Las capacidades no comprometidas académicamente, como formularios de entrega/reemplazo y PDFs asociados, quedan fuera del alcance principal.</w:t>
+            </w:r>
+            <w:r>
+              <w:rPr>
+                <w:rtl w:val="0"/>
+              </w:rPr>
             </w:r>
           </w:p>
         </w:tc>
@@ -709,11 +747,13 @@
             </w:pPr>
             <w:r>
               <w:rPr>
+                <w:i w:val="0"/>
+                <w:iCs w:val="0"/>
                 <w:sz w:val="20"/>
                 <w:szCs w:val="20"/>
                 <w:rtl w:val="0"/>
               </w:rPr>
-              <w:t xml:space="preserve">Cascada</w:t>
+              <w:t xml:space="preserve">Cascada con revisiones iterativas y control de cambios. El trabajo se organiza en requisitos, diseño, implementación e integración, pruebas y validación, y despliegue/documentación. Cada cambio relevante se registra y se revisa su impacto en requisitos, casos de uso, planificación, pruebas y evidencias.</w:t>
             </w:r>
             <w:r>
               <w:rPr>
@@ -765,24 +805,14 @@
             </w:pPr>
             <w:r>
               <w:rPr>
+                <w:i w:val="0"/>
+                <w:iCs w:val="0"/>
                 <w:sz w:val="20"/>
                 <w:szCs w:val="20"/>
                 <w:rtl w:val="0"/>
               </w:rPr>
-              <w:t xml:space="preserve">Presentaremos capturas de la plataforma demostrando las funcionalidades implementadas, incluyendo mejoras visuales, filtros, búsquedas, creación de rutas y la incorporación de impresoras al inventario.</w:t>
+              <w:t xml:space="preserve">Evidencias disponibles: ERS y matriz de requisitos, casos de uso, Acta y RACI; arquitectura y modelo de datos con diagramas; manual de instalación y Docker; historial de GitHub y minutas; capturas y demo del mapa, inventario, rutas, roles, auditoría, respaldos y escaneo de red; además de documentación de privacidad y tratamiento de datos.</w:t>
             </w:r>
-          </w:p>
-          <w:p>
-            <w:pPr>
-              <w:jc w:val="both"/>
-              <w:rPr>
-                <w:i w:val="1"/>
-                <w:iCs w:val="1"/>
-                <w:color w:val="548dd4"/>
-                <w:sz w:val="20"/>
-                <w:szCs w:val="20"/>
-              </w:rPr>
-            </w:pPr>
             <w:r>
               <w:rPr>
                 <w:rtl w:val="0"/>
@@ -890,17 +920,13 @@
               </w:rPr>
               <w:t xml:space="preserve">Examina cuidadosamente tu plan de trabajo, enfocándote especialmente en la columna de estado de avance y ajustes</w:t>
             </w:r>
-            <w:r>
-              <w:rPr>
-                <w:rtl w:val="0"/>
-              </w:rPr>
-            </w:r>
           </w:p>
         </w:tc>
       </w:tr>
     </w:tbl>
     <w:p>
       <w:pPr>
+        <w:ind w:left="-566.9291338582675" w:firstLine="0"/>
         <w:rPr>
           <w:color w:val="595959"/>
           <w:sz w:val="24"/>
@@ -913,1584 +939,2160 @@
         </w:rPr>
       </w:r>
     </w:p>
-    <w:tbl>
-      <w:tblPr>
-        <w:tblStyle w:val="Table4"/>
-        <w:tblpPr w:leftFromText="180" w:rightFromText="180" w:topFromText="0" w:bottomFromText="0" w:vertAnchor="page" w:horzAnchor="margin" w:tblpXSpec="center" w:tblpY="3517"/>
-        <w:tblW w:w="10395.0" w:type="dxa"/>
-        <w:jc w:val="left"/>
-        <w:tblBorders>
-          <w:top w:color="b7b7b7" w:space="0" w:sz="4" w:val="single"/>
-          <w:left w:color="b7b7b7" w:space="0" w:sz="4" w:val="single"/>
-          <w:bottom w:color="b7b7b7" w:space="0" w:sz="4" w:val="single"/>
-          <w:right w:color="b7b7b7" w:space="0" w:sz="4" w:val="single"/>
-          <w:insideH w:color="b7b7b7" w:space="0" w:sz="4" w:val="single"/>
-          <w:insideV w:color="b7b7b7" w:space="0" w:sz="4" w:val="single"/>
-        </w:tblBorders>
-        <w:tblLayout w:type="fixed"/>
-        <w:tblLook w:val="0400"/>
-      </w:tblPr>
-      <w:tblGrid>
-        <w:gridCol w:w="1800"/>
-        <w:gridCol w:w="1215"/>
-        <w:gridCol w:w="1275"/>
-        <w:gridCol w:w="1275"/>
-        <w:gridCol w:w="1275"/>
-        <w:gridCol w:w="1275"/>
-        <w:gridCol w:w="1425"/>
-        <w:gridCol w:w="855"/>
-        <w:tblGridChange w:id="0">
+    <w:sdt>
+      <w:sdtPr>
+        <w:lock w:val="contentLocked"/>
+        <w:id w:val="-482386340"/>
+        <w:tag w:val="goog_rdk_0"/>
+      </w:sdtPr>
+      <w:sdtContent>
+        <w:tbl>
+          <w:tblPr>
+            <w:tblStyle w:val="Table4"/>
+            <w:tblW w:w="9495.0" w:type="dxa"/>
+            <w:jc w:val="left"/>
+            <w:tblInd w:w="-566.9291338582675" w:type="dxa"/>
+            <w:tblBorders>
+              <w:top w:color="000000" w:space="0" w:sz="8" w:val="single"/>
+              <w:left w:color="000000" w:space="0" w:sz="8" w:val="single"/>
+              <w:bottom w:color="000000" w:space="0" w:sz="8" w:val="single"/>
+              <w:right w:color="000000" w:space="0" w:sz="8" w:val="single"/>
+              <w:insideH w:color="000000" w:space="0" w:sz="8" w:val="single"/>
+              <w:insideV w:color="000000" w:space="0" w:sz="8" w:val="single"/>
+            </w:tblBorders>
+            <w:tblLayout w:type="fixed"/>
+            <w:tblLook w:val="0600"/>
+          </w:tblPr>
           <w:tblGrid>
-            <w:gridCol w:w="1800"/>
-            <w:gridCol w:w="1215"/>
-            <w:gridCol w:w="1275"/>
-            <w:gridCol w:w="1275"/>
-            <w:gridCol w:w="1275"/>
-            <w:gridCol w:w="1275"/>
+            <w:gridCol w:w="1485"/>
+            <w:gridCol w:w="1230"/>
+            <w:gridCol w:w="1200"/>
+            <w:gridCol w:w="930"/>
+            <w:gridCol w:w="930"/>
             <w:gridCol w:w="1425"/>
-            <w:gridCol w:w="855"/>
+            <w:gridCol w:w="825"/>
+            <w:gridCol w:w="1470"/>
+            <w:tblGridChange w:id="0">
+              <w:tblGrid>
+                <w:gridCol w:w="1485"/>
+                <w:gridCol w:w="1230"/>
+                <w:gridCol w:w="1200"/>
+                <w:gridCol w:w="930"/>
+                <w:gridCol w:w="930"/>
+                <w:gridCol w:w="1425"/>
+                <w:gridCol w:w="825"/>
+                <w:gridCol w:w="1470"/>
+              </w:tblGrid>
+            </w:tblGridChange>
           </w:tblGrid>
-        </w:tblGridChange>
-      </w:tblGrid>
-      <w:tr>
-        <w:trPr>
-          <w:cantSplit w:val="0"/>
-          <w:trHeight w:val="415" w:hRule="atLeast"/>
-          <w:tblHeader w:val="0"/>
-        </w:trPr>
-        <w:tc>
-          <w:tcPr>
-            <w:gridSpan w:val="8"/>
-            <w:vAlign w:val="center"/>
-          </w:tcPr>
-          <w:p>
-            <w:pPr>
-              <w:jc w:val="center"/>
-              <w:rPr>
-                <w:rFonts w:ascii="Calibri" w:cs="Calibri" w:eastAsia="Calibri" w:hAnsi="Calibri"/>
-                <w:color w:val="1f3864"/>
-                <w:sz w:val="18"/>
-                <w:szCs w:val="18"/>
-              </w:rPr>
-            </w:pPr>
-            <w:r>
-              <w:rPr>
-                <w:rFonts w:ascii="Calibri" w:cs="Calibri" w:eastAsia="Calibri" w:hAnsi="Calibri"/>
-                <w:color w:val="1f3864"/>
-                <w:sz w:val="18"/>
-                <w:szCs w:val="18"/>
-                <w:rtl w:val="0"/>
-              </w:rPr>
-              <w:t xml:space="preserve">Plan de Trabajo</w:t>
-            </w:r>
-          </w:p>
-        </w:tc>
-      </w:tr>
-      <w:tr>
-        <w:trPr>
-          <w:cantSplit w:val="0"/>
-          <w:trHeight w:val="711" w:hRule="atLeast"/>
-          <w:tblHeader w:val="0"/>
-        </w:trPr>
-        <w:tc>
-          <w:tcPr>
-            <w:vAlign w:val="center"/>
-          </w:tcPr>
-          <w:p>
-            <w:pPr>
-              <w:jc w:val="center"/>
-              <w:rPr>
-                <w:sz w:val="18"/>
-                <w:szCs w:val="18"/>
-                <w:highlight w:val="white"/>
-              </w:rPr>
-            </w:pPr>
-            <w:r>
-              <w:rPr>
-                <w:sz w:val="18"/>
-                <w:szCs w:val="18"/>
-                <w:highlight w:val="white"/>
-                <w:rtl w:val="0"/>
-              </w:rPr>
-              <w:t xml:space="preserve">Competencia o unidades de competencias</w:t>
-            </w:r>
-          </w:p>
-        </w:tc>
-        <w:tc>
-          <w:tcPr>
-            <w:vAlign w:val="center"/>
-          </w:tcPr>
-          <w:p>
-            <w:pPr>
-              <w:jc w:val="center"/>
-              <w:rPr>
-                <w:sz w:val="18"/>
-                <w:szCs w:val="18"/>
-                <w:highlight w:val="white"/>
-              </w:rPr>
-            </w:pPr>
-            <w:r>
-              <w:rPr>
-                <w:sz w:val="18"/>
-                <w:szCs w:val="18"/>
-                <w:highlight w:val="white"/>
-                <w:rtl w:val="0"/>
-              </w:rPr>
-              <w:t xml:space="preserve">Actividades</w:t>
-            </w:r>
-          </w:p>
-        </w:tc>
-        <w:tc>
-          <w:tcPr>
-            <w:vAlign w:val="center"/>
-          </w:tcPr>
-          <w:p>
-            <w:pPr>
-              <w:jc w:val="center"/>
-              <w:rPr>
-                <w:sz w:val="18"/>
-                <w:szCs w:val="18"/>
-                <w:highlight w:val="white"/>
-              </w:rPr>
-            </w:pPr>
-            <w:r>
-              <w:rPr>
-                <w:sz w:val="18"/>
-                <w:szCs w:val="18"/>
-                <w:highlight w:val="white"/>
-                <w:rtl w:val="0"/>
-              </w:rPr>
-              <w:t xml:space="preserve">Recursos</w:t>
-            </w:r>
-          </w:p>
-        </w:tc>
-        <w:tc>
-          <w:tcPr>
-            <w:vAlign w:val="center"/>
-          </w:tcPr>
-          <w:p>
-            <w:pPr>
-              <w:jc w:val="center"/>
-              <w:rPr>
-                <w:sz w:val="18"/>
-                <w:szCs w:val="18"/>
-                <w:highlight w:val="white"/>
-              </w:rPr>
-            </w:pPr>
-            <w:r>
-              <w:rPr>
-                <w:sz w:val="18"/>
-                <w:szCs w:val="18"/>
-                <w:highlight w:val="white"/>
-                <w:rtl w:val="0"/>
-              </w:rPr>
-              <w:t xml:space="preserve">Duración de la actividad</w:t>
-            </w:r>
-          </w:p>
-        </w:tc>
-        <w:tc>
-          <w:tcPr>
-            <w:vAlign w:val="center"/>
-          </w:tcPr>
-          <w:p>
-            <w:pPr>
-              <w:jc w:val="center"/>
-              <w:rPr>
-                <w:sz w:val="18"/>
-                <w:szCs w:val="18"/>
-                <w:highlight w:val="white"/>
-              </w:rPr>
-            </w:pPr>
-            <w:r>
-              <w:rPr>
-                <w:sz w:val="18"/>
-                <w:szCs w:val="18"/>
-                <w:highlight w:val="white"/>
-                <w:rtl w:val="0"/>
-              </w:rPr>
-              <w:t xml:space="preserve">Responsable</w:t>
-            </w:r>
-            <w:r>
-              <w:rPr>
-                <w:sz w:val="18"/>
-                <w:szCs w:val="18"/>
-                <w:highlight w:val="white"/>
-                <w:vertAlign w:val="superscript"/>
-              </w:rPr>
-              <w:footnoteReference w:customMarkFollows="0" w:id="0"/>
-            </w:r>
-            <w:r>
-              <w:rPr>
-                <w:rtl w:val="0"/>
-              </w:rPr>
-            </w:r>
-          </w:p>
-        </w:tc>
-        <w:tc>
-          <w:tcPr>
-            <w:vAlign w:val="center"/>
-          </w:tcPr>
-          <w:p>
-            <w:pPr>
-              <w:jc w:val="center"/>
-              <w:rPr>
-                <w:sz w:val="18"/>
-                <w:szCs w:val="18"/>
-                <w:highlight w:val="white"/>
-              </w:rPr>
-            </w:pPr>
-            <w:r>
-              <w:rPr>
-                <w:sz w:val="18"/>
-                <w:szCs w:val="18"/>
-                <w:highlight w:val="white"/>
-                <w:rtl w:val="0"/>
-              </w:rPr>
-              <w:t xml:space="preserve">Observaciones</w:t>
-            </w:r>
-          </w:p>
-        </w:tc>
-        <w:tc>
-          <w:tcPr>
-            <w:vAlign w:val="center"/>
-          </w:tcPr>
-          <w:p>
-            <w:pPr>
-              <w:jc w:val="center"/>
-              <w:rPr>
-                <w:sz w:val="18"/>
-                <w:szCs w:val="18"/>
-                <w:highlight w:val="white"/>
-              </w:rPr>
-            </w:pPr>
-            <w:r>
-              <w:rPr>
-                <w:sz w:val="18"/>
-                <w:szCs w:val="18"/>
-                <w:highlight w:val="white"/>
-                <w:rtl w:val="0"/>
-              </w:rPr>
-              <w:t xml:space="preserve">Estado de avance</w:t>
-            </w:r>
-          </w:p>
-        </w:tc>
-        <w:tc>
-          <w:tcPr>
-            <w:vAlign w:val="center"/>
-          </w:tcPr>
-          <w:p>
-            <w:pPr>
-              <w:jc w:val="center"/>
-              <w:rPr>
-                <w:sz w:val="18"/>
-                <w:szCs w:val="18"/>
-                <w:highlight w:val="white"/>
-              </w:rPr>
-            </w:pPr>
-            <w:r>
-              <w:rPr>
-                <w:sz w:val="18"/>
-                <w:szCs w:val="18"/>
-                <w:highlight w:val="white"/>
-                <w:rtl w:val="0"/>
-              </w:rPr>
-              <w:t xml:space="preserve">Ajustes</w:t>
-            </w:r>
-          </w:p>
-        </w:tc>
-      </w:tr>
-      <w:tr>
-        <w:trPr>
-          <w:cantSplit w:val="0"/>
-          <w:trHeight w:val="2410" w:hRule="atLeast"/>
-          <w:tblHeader w:val="0"/>
-        </w:trPr>
-        <w:tc>
-          <w:tcPr>
-            <w:tcBorders>
-              <w:top w:color="b7b7b7" w:space="0" w:sz="4" w:val="single"/>
-              <w:left w:color="b7b7b7" w:space="0" w:sz="4" w:val="single"/>
-              <w:bottom w:color="b7b7b7" w:space="0" w:sz="4" w:val="single"/>
-              <w:right w:color="b7b7b7" w:space="0" w:sz="4" w:val="single"/>
-            </w:tcBorders>
-            <w:tcMar>
-              <w:top w:w="100.0" w:type="dxa"/>
-              <w:left w:w="100.0" w:type="dxa"/>
-              <w:bottom w:w="100.0" w:type="dxa"/>
-              <w:right w:w="100.0" w:type="dxa"/>
-            </w:tcMar>
-            <w:vAlign w:val="top"/>
-          </w:tcPr>
-          <w:p>
-            <w:pPr>
-              <w:jc w:val="both"/>
-              <w:rPr>
-                <w:sz w:val="18"/>
-                <w:szCs w:val="18"/>
-                <w:highlight w:val="white"/>
-              </w:rPr>
-            </w:pPr>
-            <w:r>
-              <w:rPr>
-                <w:sz w:val="18"/>
-                <w:szCs w:val="18"/>
-                <w:highlight w:val="white"/>
-                <w:rtl w:val="0"/>
-              </w:rPr>
-              <w:t xml:space="preserve">Analizar problemáticas y requerimientos de una organización para proponer soluciones informáticas.</w:t>
-            </w:r>
-            <w:r>
-              <w:rPr>
-                <w:rtl w:val="0"/>
-              </w:rPr>
-            </w:r>
-          </w:p>
-        </w:tc>
-        <w:tc>
-          <w:tcPr>
-            <w:tcBorders>
-              <w:top w:color="b7b7b7" w:space="0" w:sz="4" w:val="single"/>
-              <w:left w:color="b7b7b7" w:space="0" w:sz="4" w:val="single"/>
-              <w:bottom w:color="b7b7b7" w:space="0" w:sz="4" w:val="single"/>
-              <w:right w:color="b7b7b7" w:space="0" w:sz="4" w:val="single"/>
-            </w:tcBorders>
-            <w:tcMar>
-              <w:top w:w="100.0" w:type="dxa"/>
-              <w:left w:w="100.0" w:type="dxa"/>
-              <w:bottom w:w="100.0" w:type="dxa"/>
-              <w:right w:w="100.0" w:type="dxa"/>
-            </w:tcMar>
-            <w:vAlign w:val="top"/>
-          </w:tcPr>
-          <w:p>
-            <w:pPr>
-              <w:jc w:val="both"/>
-              <w:rPr>
-                <w:i w:val="1"/>
-                <w:iCs w:val="1"/>
-                <w:sz w:val="18"/>
-                <w:szCs w:val="18"/>
-                <w:highlight w:val="white"/>
-              </w:rPr>
-            </w:pPr>
-            <w:r>
-              <w:rPr>
-                <w:i w:val="1"/>
-                <w:iCs w:val="1"/>
-                <w:sz w:val="18"/>
-                <w:szCs w:val="18"/>
-                <w:highlight w:val="white"/>
-                <w:rtl w:val="0"/>
-              </w:rPr>
-              <w:t xml:space="preserve">Levantamiento, análisis y modelamiento de procesos</w:t>
-            </w:r>
-          </w:p>
-        </w:tc>
-        <w:tc>
-          <w:tcPr>
-            <w:tcBorders>
-              <w:top w:color="b7b7b7" w:space="0" w:sz="4" w:val="single"/>
-              <w:left w:color="b7b7b7" w:space="0" w:sz="4" w:val="single"/>
-              <w:bottom w:color="b7b7b7" w:space="0" w:sz="4" w:val="single"/>
-              <w:right w:color="b7b7b7" w:space="0" w:sz="4" w:val="single"/>
-            </w:tcBorders>
-            <w:tcMar>
-              <w:top w:w="100.0" w:type="dxa"/>
-              <w:left w:w="100.0" w:type="dxa"/>
-              <w:bottom w:w="100.0" w:type="dxa"/>
-              <w:right w:w="100.0" w:type="dxa"/>
-            </w:tcMar>
-            <w:vAlign w:val="top"/>
-          </w:tcPr>
-          <w:p>
-            <w:pPr>
-              <w:jc w:val="both"/>
-              <w:rPr>
-                <w:sz w:val="18"/>
-                <w:szCs w:val="18"/>
-                <w:highlight w:val="white"/>
-              </w:rPr>
-            </w:pPr>
-            <w:r>
-              <w:rPr>
-                <w:sz w:val="18"/>
-                <w:szCs w:val="18"/>
-                <w:highlight w:val="white"/>
-                <w:rtl w:val="0"/>
-              </w:rPr>
-              <w:t xml:space="preserve">Documentación, reuniones, diagramas y repositorio.</w:t>
-            </w:r>
-          </w:p>
-        </w:tc>
-        <w:tc>
-          <w:tcPr>
-            <w:tcBorders>
-              <w:top w:color="b7b7b7" w:space="0" w:sz="4" w:val="single"/>
-              <w:left w:color="b7b7b7" w:space="0" w:sz="4" w:val="single"/>
-              <w:bottom w:color="b7b7b7" w:space="0" w:sz="4" w:val="single"/>
-              <w:right w:color="b7b7b7" w:space="0" w:sz="4" w:val="single"/>
-            </w:tcBorders>
-            <w:tcMar>
-              <w:top w:w="100.0" w:type="dxa"/>
-              <w:left w:w="100.0" w:type="dxa"/>
-              <w:bottom w:w="100.0" w:type="dxa"/>
-              <w:right w:w="100.0" w:type="dxa"/>
-            </w:tcMar>
-            <w:vAlign w:val="top"/>
-          </w:tcPr>
-          <w:p>
-            <w:pPr>
-              <w:jc w:val="both"/>
-              <w:rPr>
-                <w:sz w:val="18"/>
-                <w:szCs w:val="18"/>
-                <w:highlight w:val="white"/>
-              </w:rPr>
-            </w:pPr>
-            <w:r>
-              <w:rPr>
-                <w:sz w:val="18"/>
-                <w:szCs w:val="18"/>
-                <w:highlight w:val="white"/>
-                <w:rtl w:val="0"/>
-              </w:rPr>
-              <w:t xml:space="preserve">2 semanas</w:t>
-            </w:r>
-          </w:p>
-        </w:tc>
-        <w:tc>
-          <w:tcPr>
-            <w:tcBorders>
-              <w:top w:color="b7b7b7" w:space="0" w:sz="4" w:val="single"/>
-              <w:left w:color="b7b7b7" w:space="0" w:sz="4" w:val="single"/>
-              <w:bottom w:color="b7b7b7" w:space="0" w:sz="4" w:val="single"/>
-              <w:right w:color="b7b7b7" w:space="0" w:sz="4" w:val="single"/>
-            </w:tcBorders>
-            <w:tcMar>
-              <w:top w:w="100.0" w:type="dxa"/>
-              <w:left w:w="100.0" w:type="dxa"/>
-              <w:bottom w:w="100.0" w:type="dxa"/>
-              <w:right w:w="100.0" w:type="dxa"/>
-            </w:tcMar>
-            <w:vAlign w:val="top"/>
-          </w:tcPr>
-          <w:p>
-            <w:pPr>
-              <w:jc w:val="both"/>
-              <w:rPr>
-                <w:i w:val="1"/>
-                <w:iCs w:val="1"/>
-                <w:sz w:val="18"/>
-                <w:szCs w:val="18"/>
-                <w:highlight w:val="white"/>
-              </w:rPr>
-            </w:pPr>
-            <w:r>
-              <w:rPr>
-                <w:i w:val="1"/>
-                <w:iCs w:val="1"/>
-                <w:sz w:val="18"/>
-                <w:szCs w:val="18"/>
-                <w:highlight w:val="white"/>
-                <w:rtl w:val="0"/>
-              </w:rPr>
-              <w:t xml:space="preserve">Constanza Gaete</w:t>
-            </w:r>
-          </w:p>
-        </w:tc>
-        <w:tc>
-          <w:tcPr>
-            <w:tcBorders>
-              <w:top w:color="b7b7b7" w:space="0" w:sz="4" w:val="single"/>
-              <w:left w:color="b7b7b7" w:space="0" w:sz="4" w:val="single"/>
-              <w:bottom w:color="b7b7b7" w:space="0" w:sz="4" w:val="single"/>
-              <w:right w:color="b7b7b7" w:space="0" w:sz="4" w:val="single"/>
-            </w:tcBorders>
-            <w:tcMar>
-              <w:top w:w="100.0" w:type="dxa"/>
-              <w:left w:w="100.0" w:type="dxa"/>
-              <w:bottom w:w="100.0" w:type="dxa"/>
-              <w:right w:w="100.0" w:type="dxa"/>
-            </w:tcMar>
-            <w:vAlign w:val="top"/>
-          </w:tcPr>
-          <w:p>
-            <w:pPr>
-              <w:jc w:val="both"/>
-              <w:rPr>
-                <w:i w:val="1"/>
-                <w:iCs w:val="1"/>
-                <w:sz w:val="18"/>
-                <w:szCs w:val="18"/>
-                <w:highlight w:val="white"/>
-              </w:rPr>
-            </w:pPr>
-            <w:r>
-              <w:rPr>
-                <w:i w:val="1"/>
-                <w:iCs w:val="1"/>
-                <w:sz w:val="18"/>
-                <w:szCs w:val="18"/>
-                <w:highlight w:val="white"/>
-                <w:rtl w:val="0"/>
-              </w:rPr>
-              <w:t xml:space="preserve">Se definieron necesidades, alcance y principales flujos del sistema.</w:t>
-            </w:r>
-          </w:p>
-        </w:tc>
-        <w:tc>
-          <w:tcPr>
-            <w:tcBorders>
-              <w:top w:color="b7b7b7" w:space="0" w:sz="4" w:val="single"/>
-              <w:left w:color="b7b7b7" w:space="0" w:sz="4" w:val="single"/>
-              <w:bottom w:color="b7b7b7" w:space="0" w:sz="4" w:val="single"/>
-              <w:right w:color="b7b7b7" w:space="0" w:sz="4" w:val="single"/>
-            </w:tcBorders>
-            <w:tcMar>
-              <w:top w:w="100.0" w:type="dxa"/>
-              <w:left w:w="100.0" w:type="dxa"/>
-              <w:bottom w:w="100.0" w:type="dxa"/>
-              <w:right w:w="100.0" w:type="dxa"/>
-            </w:tcMar>
-            <w:vAlign w:val="top"/>
-          </w:tcPr>
-          <w:p>
-            <w:pPr>
-              <w:jc w:val="both"/>
-              <w:rPr>
-                <w:i w:val="1"/>
-                <w:iCs w:val="1"/>
-                <w:sz w:val="16"/>
-                <w:szCs w:val="16"/>
-                <w:highlight w:val="white"/>
-              </w:rPr>
-            </w:pPr>
-            <w:r>
-              <w:rPr>
-                <w:i w:val="1"/>
-                <w:iCs w:val="1"/>
-                <w:sz w:val="16"/>
-                <w:szCs w:val="16"/>
-                <w:highlight w:val="white"/>
-                <w:rtl w:val="0"/>
-              </w:rPr>
-              <w:t xml:space="preserve">Completado</w:t>
-            </w:r>
-          </w:p>
-        </w:tc>
-        <w:tc>
-          <w:tcPr>
-            <w:tcBorders>
-              <w:top w:color="b7b7b7" w:space="0" w:sz="4" w:val="single"/>
-              <w:left w:color="b7b7b7" w:space="0" w:sz="4" w:val="single"/>
-              <w:bottom w:color="b7b7b7" w:space="0" w:sz="4" w:val="single"/>
-              <w:right w:color="b7b7b7" w:space="0" w:sz="4" w:val="single"/>
-            </w:tcBorders>
-            <w:tcMar>
-              <w:top w:w="100.0" w:type="dxa"/>
-              <w:left w:w="100.0" w:type="dxa"/>
-              <w:bottom w:w="100.0" w:type="dxa"/>
-              <w:right w:w="100.0" w:type="dxa"/>
-            </w:tcMar>
-            <w:vAlign w:val="top"/>
-          </w:tcPr>
-          <w:p>
-            <w:pPr>
-              <w:jc w:val="both"/>
-              <w:rPr>
-                <w:i w:val="1"/>
-                <w:iCs w:val="1"/>
-                <w:sz w:val="18"/>
-                <w:szCs w:val="18"/>
-                <w:highlight w:val="white"/>
-              </w:rPr>
-            </w:pPr>
-            <w:r>
-              <w:rPr>
-                <w:i w:val="1"/>
-                <w:iCs w:val="1"/>
-                <w:sz w:val="18"/>
-                <w:szCs w:val="18"/>
-                <w:highlight w:val="white"/>
-                <w:rtl w:val="0"/>
-              </w:rPr>
-              <w:t xml:space="preserve">Se amplió el alcance incorporando impresoras y creación de rutas.</w:t>
-            </w:r>
-          </w:p>
-        </w:tc>
-      </w:tr>
-      <w:tr>
-        <w:trPr>
-          <w:cantSplit w:val="0"/>
-          <w:trHeight w:val="2410" w:hRule="atLeast"/>
-          <w:tblHeader w:val="0"/>
-        </w:trPr>
-        <w:tc>
-          <w:tcPr>
-            <w:tcBorders>
-              <w:top w:color="b7b7b7" w:space="0" w:sz="4" w:val="single"/>
-              <w:left w:color="b7b7b7" w:space="0" w:sz="4" w:val="single"/>
-              <w:bottom w:color="b7b7b7" w:space="0" w:sz="4" w:val="single"/>
-              <w:right w:color="b7b7b7" w:space="0" w:sz="4" w:val="single"/>
-            </w:tcBorders>
-            <w:tcMar>
-              <w:top w:w="100.0" w:type="dxa"/>
-              <w:left w:w="100.0" w:type="dxa"/>
-              <w:bottom w:w="100.0" w:type="dxa"/>
-              <w:right w:w="100.0" w:type="dxa"/>
-            </w:tcMar>
-            <w:vAlign w:val="top"/>
-          </w:tcPr>
-          <w:p>
-            <w:pPr>
-              <w:jc w:val="both"/>
-              <w:rPr>
-                <w:sz w:val="18"/>
-                <w:szCs w:val="18"/>
-                <w:highlight w:val="white"/>
-              </w:rPr>
-            </w:pPr>
-            <w:r>
-              <w:rPr>
-                <w:sz w:val="18"/>
-                <w:szCs w:val="18"/>
-                <w:highlight w:val="white"/>
-                <w:rtl w:val="0"/>
-              </w:rPr>
-              <w:t xml:space="preserve">Diseñar y desarrollar soluciones de software de acuerdo con requerimientos funcionales y no funcionales.</w:t>
-            </w:r>
-          </w:p>
-        </w:tc>
-        <w:tc>
-          <w:tcPr>
-            <w:tcBorders>
-              <w:top w:color="b7b7b7" w:space="0" w:sz="4" w:val="single"/>
-              <w:left w:color="b7b7b7" w:space="0" w:sz="4" w:val="single"/>
-              <w:bottom w:color="b7b7b7" w:space="0" w:sz="4" w:val="single"/>
-              <w:right w:color="b7b7b7" w:space="0" w:sz="4" w:val="single"/>
-            </w:tcBorders>
-            <w:tcMar>
-              <w:top w:w="100.0" w:type="dxa"/>
-              <w:left w:w="100.0" w:type="dxa"/>
-              <w:bottom w:w="100.0" w:type="dxa"/>
-              <w:right w:w="100.0" w:type="dxa"/>
-            </w:tcMar>
-            <w:vAlign w:val="top"/>
-          </w:tcPr>
-          <w:p>
-            <w:pPr>
-              <w:jc w:val="both"/>
-              <w:rPr>
-                <w:i w:val="1"/>
-                <w:iCs w:val="1"/>
-                <w:sz w:val="18"/>
-                <w:szCs w:val="18"/>
-                <w:highlight w:val="white"/>
-              </w:rPr>
-            </w:pPr>
-            <w:r>
-              <w:rPr>
-                <w:i w:val="1"/>
-                <w:iCs w:val="1"/>
-                <w:sz w:val="18"/>
-                <w:szCs w:val="18"/>
-                <w:highlight w:val="white"/>
-                <w:rtl w:val="0"/>
-              </w:rPr>
-              <w:t xml:space="preserve">Diseño, desarrollo y base de datos</w:t>
-            </w:r>
-          </w:p>
-        </w:tc>
-        <w:tc>
-          <w:tcPr>
-            <w:tcBorders>
-              <w:top w:color="b7b7b7" w:space="0" w:sz="4" w:val="single"/>
-              <w:left w:color="b7b7b7" w:space="0" w:sz="4" w:val="single"/>
-              <w:bottom w:color="b7b7b7" w:space="0" w:sz="4" w:val="single"/>
-              <w:right w:color="b7b7b7" w:space="0" w:sz="4" w:val="single"/>
-            </w:tcBorders>
-            <w:tcMar>
-              <w:top w:w="100.0" w:type="dxa"/>
-              <w:left w:w="100.0" w:type="dxa"/>
-              <w:bottom w:w="100.0" w:type="dxa"/>
-              <w:right w:w="100.0" w:type="dxa"/>
-            </w:tcMar>
-            <w:vAlign w:val="top"/>
-          </w:tcPr>
-          <w:p>
-            <w:pPr>
-              <w:jc w:val="both"/>
-              <w:rPr>
-                <w:i w:val="1"/>
-                <w:iCs w:val="1"/>
-                <w:sz w:val="18"/>
-                <w:szCs w:val="18"/>
-                <w:highlight w:val="white"/>
-              </w:rPr>
-            </w:pPr>
-            <w:r>
-              <w:rPr>
-                <w:i w:val="1"/>
-                <w:iCs w:val="1"/>
-                <w:sz w:val="18"/>
-                <w:szCs w:val="18"/>
-                <w:highlight w:val="white"/>
-                <w:rtl w:val="0"/>
-              </w:rPr>
-              <w:t xml:space="preserve">Tecnologías web, Leaflet, OpenStreetMap, base de datos y GitHub.</w:t>
-            </w:r>
-          </w:p>
-        </w:tc>
-        <w:tc>
-          <w:tcPr>
-            <w:tcBorders>
-              <w:top w:color="b7b7b7" w:space="0" w:sz="4" w:val="single"/>
-              <w:left w:color="b7b7b7" w:space="0" w:sz="4" w:val="single"/>
-              <w:bottom w:color="b7b7b7" w:space="0" w:sz="4" w:val="single"/>
-              <w:right w:color="b7b7b7" w:space="0" w:sz="4" w:val="single"/>
-            </w:tcBorders>
-            <w:tcMar>
-              <w:top w:w="100.0" w:type="dxa"/>
-              <w:left w:w="100.0" w:type="dxa"/>
-              <w:bottom w:w="100.0" w:type="dxa"/>
-              <w:right w:w="100.0" w:type="dxa"/>
-            </w:tcMar>
-            <w:vAlign w:val="top"/>
-          </w:tcPr>
-          <w:p>
-            <w:pPr>
-              <w:jc w:val="both"/>
-              <w:rPr>
-                <w:i w:val="1"/>
-                <w:iCs w:val="1"/>
-                <w:sz w:val="18"/>
-                <w:szCs w:val="18"/>
-                <w:highlight w:val="white"/>
-              </w:rPr>
-            </w:pPr>
-            <w:r>
-              <w:rPr>
-                <w:i w:val="1"/>
-                <w:iCs w:val="1"/>
-                <w:sz w:val="18"/>
-                <w:szCs w:val="18"/>
-                <w:highlight w:val="white"/>
-                <w:rtl w:val="0"/>
-              </w:rPr>
-              <w:t xml:space="preserve">6 semanas</w:t>
-            </w:r>
-          </w:p>
-        </w:tc>
-        <w:tc>
-          <w:tcPr>
-            <w:tcBorders>
-              <w:top w:color="b7b7b7" w:space="0" w:sz="4" w:val="single"/>
-              <w:left w:color="b7b7b7" w:space="0" w:sz="4" w:val="single"/>
-              <w:bottom w:color="b7b7b7" w:space="0" w:sz="4" w:val="single"/>
-              <w:right w:color="b7b7b7" w:space="0" w:sz="4" w:val="single"/>
-            </w:tcBorders>
-            <w:tcMar>
-              <w:top w:w="100.0" w:type="dxa"/>
-              <w:left w:w="100.0" w:type="dxa"/>
-              <w:bottom w:w="100.0" w:type="dxa"/>
-              <w:right w:w="100.0" w:type="dxa"/>
-            </w:tcMar>
-            <w:vAlign w:val="top"/>
-          </w:tcPr>
-          <w:p>
-            <w:pPr>
-              <w:jc w:val="both"/>
-              <w:rPr>
-                <w:i w:val="1"/>
-                <w:iCs w:val="1"/>
-                <w:sz w:val="18"/>
-                <w:szCs w:val="18"/>
-                <w:highlight w:val="white"/>
-              </w:rPr>
-            </w:pPr>
-            <w:r>
-              <w:rPr>
-                <w:i w:val="1"/>
-                <w:iCs w:val="1"/>
-                <w:sz w:val="18"/>
-                <w:szCs w:val="18"/>
-                <w:highlight w:val="white"/>
-                <w:rtl w:val="0"/>
-              </w:rPr>
-              <w:t xml:space="preserve">Paolo Vilches</w:t>
-            </w:r>
-          </w:p>
-        </w:tc>
-        <w:tc>
-          <w:tcPr>
-            <w:tcBorders>
-              <w:top w:color="b7b7b7" w:space="0" w:sz="4" w:val="single"/>
-              <w:left w:color="b7b7b7" w:space="0" w:sz="4" w:val="single"/>
-              <w:bottom w:color="b7b7b7" w:space="0" w:sz="4" w:val="single"/>
-              <w:right w:color="b7b7b7" w:space="0" w:sz="4" w:val="single"/>
-            </w:tcBorders>
-            <w:tcMar>
-              <w:top w:w="100.0" w:type="dxa"/>
-              <w:left w:w="100.0" w:type="dxa"/>
-              <w:bottom w:w="100.0" w:type="dxa"/>
-              <w:right w:w="100.0" w:type="dxa"/>
-            </w:tcMar>
-            <w:vAlign w:val="top"/>
-          </w:tcPr>
-          <w:p>
-            <w:pPr>
-              <w:jc w:val="both"/>
-              <w:rPr>
-                <w:i w:val="1"/>
-                <w:iCs w:val="1"/>
-                <w:sz w:val="18"/>
-                <w:szCs w:val="18"/>
-                <w:highlight w:val="white"/>
-              </w:rPr>
-            </w:pPr>
-            <w:r>
-              <w:rPr>
-                <w:i w:val="1"/>
-                <w:iCs w:val="1"/>
-                <w:sz w:val="18"/>
-                <w:szCs w:val="18"/>
-                <w:highlight w:val="white"/>
-                <w:rtl w:val="0"/>
-              </w:rPr>
-              <w:t xml:space="preserve">Se trabajó en frontend, backend, estructura de datos y mejoras visuales.</w:t>
-            </w:r>
-          </w:p>
-        </w:tc>
-        <w:tc>
-          <w:tcPr>
-            <w:tcBorders>
-              <w:top w:color="b7b7b7" w:space="0" w:sz="4" w:val="single"/>
-              <w:left w:color="b7b7b7" w:space="0" w:sz="4" w:val="single"/>
-              <w:bottom w:color="b7b7b7" w:space="0" w:sz="4" w:val="single"/>
-              <w:right w:color="b7b7b7" w:space="0" w:sz="4" w:val="single"/>
-            </w:tcBorders>
-            <w:tcMar>
-              <w:top w:w="100.0" w:type="dxa"/>
-              <w:left w:w="100.0" w:type="dxa"/>
-              <w:bottom w:w="100.0" w:type="dxa"/>
-              <w:right w:w="100.0" w:type="dxa"/>
-            </w:tcMar>
-            <w:vAlign w:val="top"/>
-          </w:tcPr>
-          <w:p>
-            <w:pPr>
-              <w:jc w:val="both"/>
-              <w:rPr>
-                <w:i w:val="1"/>
-                <w:iCs w:val="1"/>
-                <w:sz w:val="18"/>
-                <w:szCs w:val="18"/>
-                <w:highlight w:val="white"/>
-              </w:rPr>
-            </w:pPr>
-            <w:r>
-              <w:rPr>
-                <w:i w:val="1"/>
-                <w:iCs w:val="1"/>
-                <w:sz w:val="18"/>
-                <w:szCs w:val="18"/>
-                <w:highlight w:val="white"/>
-                <w:rtl w:val="0"/>
-              </w:rPr>
-              <w:t xml:space="preserve">En curso</w:t>
-            </w:r>
-          </w:p>
-        </w:tc>
-        <w:tc>
-          <w:tcPr>
-            <w:tcBorders>
-              <w:top w:color="b7b7b7" w:space="0" w:sz="4" w:val="single"/>
-              <w:left w:color="b7b7b7" w:space="0" w:sz="4" w:val="single"/>
-              <w:bottom w:color="b7b7b7" w:space="0" w:sz="4" w:val="single"/>
-              <w:right w:color="b7b7b7" w:space="0" w:sz="4" w:val="single"/>
-            </w:tcBorders>
-            <w:tcMar>
-              <w:top w:w="100.0" w:type="dxa"/>
-              <w:left w:w="100.0" w:type="dxa"/>
-              <w:bottom w:w="100.0" w:type="dxa"/>
-              <w:right w:w="100.0" w:type="dxa"/>
-            </w:tcMar>
-            <w:vAlign w:val="top"/>
-          </w:tcPr>
-          <w:p>
-            <w:pPr>
-              <w:jc w:val="both"/>
-              <w:rPr>
-                <w:i w:val="1"/>
-                <w:iCs w:val="1"/>
-                <w:sz w:val="18"/>
-                <w:szCs w:val="18"/>
-                <w:highlight w:val="white"/>
-              </w:rPr>
-            </w:pPr>
-            <w:r>
-              <w:rPr>
-                <w:i w:val="1"/>
-                <w:iCs w:val="1"/>
-                <w:sz w:val="18"/>
-                <w:szCs w:val="18"/>
-                <w:highlight w:val="white"/>
-                <w:rtl w:val="0"/>
-              </w:rPr>
-              <w:t xml:space="preserve">Mejoras de filtros, búsquedas, interfaz y soporte para nuevos activos.</w:t>
-            </w:r>
-          </w:p>
-        </w:tc>
-      </w:tr>
-      <w:tr>
-        <w:trPr>
-          <w:cantSplit w:val="0"/>
-          <w:trHeight w:val="2410" w:hRule="atLeast"/>
-          <w:tblHeader w:val="0"/>
-        </w:trPr>
-        <w:tc>
-          <w:tcPr>
-            <w:tcBorders>
-              <w:top w:color="b7b7b7" w:space="0" w:sz="4" w:val="single"/>
-              <w:left w:color="b7b7b7" w:space="0" w:sz="4" w:val="single"/>
-              <w:bottom w:color="b7b7b7" w:space="0" w:sz="4" w:val="single"/>
-              <w:right w:color="b7b7b7" w:space="0" w:sz="4" w:val="single"/>
-            </w:tcBorders>
-            <w:tcMar>
-              <w:top w:w="100.0" w:type="dxa"/>
-              <w:left w:w="100.0" w:type="dxa"/>
-              <w:bottom w:w="100.0" w:type="dxa"/>
-              <w:right w:w="100.0" w:type="dxa"/>
-            </w:tcMar>
-            <w:vAlign w:val="top"/>
-          </w:tcPr>
-          <w:p>
-            <w:pPr>
-              <w:jc w:val="both"/>
-              <w:rPr>
-                <w:sz w:val="18"/>
-                <w:szCs w:val="18"/>
-                <w:highlight w:val="white"/>
-              </w:rPr>
-            </w:pPr>
-            <w:r>
-              <w:rPr>
-                <w:sz w:val="18"/>
-                <w:szCs w:val="18"/>
-                <w:highlight w:val="white"/>
-                <w:rtl w:val="0"/>
-              </w:rPr>
-              <w:t xml:space="preserve">Realizar pruebas que permitan validar el funcionamiento y calidad de una solución informática.</w:t>
-            </w:r>
-          </w:p>
-        </w:tc>
-        <w:tc>
-          <w:tcPr>
-            <w:tcBorders>
-              <w:top w:color="b7b7b7" w:space="0" w:sz="4" w:val="single"/>
-              <w:left w:color="b7b7b7" w:space="0" w:sz="4" w:val="single"/>
-              <w:bottom w:color="b7b7b7" w:space="0" w:sz="4" w:val="single"/>
-              <w:right w:color="b7b7b7" w:space="0" w:sz="4" w:val="single"/>
-            </w:tcBorders>
-            <w:tcMar>
-              <w:top w:w="100.0" w:type="dxa"/>
-              <w:left w:w="100.0" w:type="dxa"/>
-              <w:bottom w:w="100.0" w:type="dxa"/>
-              <w:right w:w="100.0" w:type="dxa"/>
-            </w:tcMar>
-            <w:vAlign w:val="top"/>
-          </w:tcPr>
-          <w:p>
-            <w:pPr>
-              <w:jc w:val="both"/>
-              <w:rPr>
-                <w:i w:val="1"/>
-                <w:iCs w:val="1"/>
-                <w:sz w:val="18"/>
-                <w:szCs w:val="18"/>
-                <w:highlight w:val="white"/>
-              </w:rPr>
-            </w:pPr>
-            <w:r>
-              <w:rPr>
-                <w:i w:val="1"/>
-                <w:iCs w:val="1"/>
-                <w:sz w:val="18"/>
-                <w:szCs w:val="18"/>
-                <w:highlight w:val="white"/>
-                <w:rtl w:val="0"/>
-              </w:rPr>
-              <w:t xml:space="preserve">Pruebas y aseguramiento de calidad</w:t>
-            </w:r>
-          </w:p>
-        </w:tc>
-        <w:tc>
-          <w:tcPr>
-            <w:tcBorders>
-              <w:top w:color="b7b7b7" w:space="0" w:sz="4" w:val="single"/>
-              <w:left w:color="b7b7b7" w:space="0" w:sz="4" w:val="single"/>
-              <w:bottom w:color="b7b7b7" w:space="0" w:sz="4" w:val="single"/>
-              <w:right w:color="b7b7b7" w:space="0" w:sz="4" w:val="single"/>
-            </w:tcBorders>
-            <w:tcMar>
-              <w:top w:w="100.0" w:type="dxa"/>
-              <w:left w:w="100.0" w:type="dxa"/>
-              <w:bottom w:w="100.0" w:type="dxa"/>
-              <w:right w:w="100.0" w:type="dxa"/>
-            </w:tcMar>
-            <w:vAlign w:val="top"/>
-          </w:tcPr>
-          <w:p>
-            <w:pPr>
-              <w:jc w:val="both"/>
-              <w:rPr>
-                <w:i w:val="1"/>
-                <w:iCs w:val="1"/>
-                <w:sz w:val="18"/>
-                <w:szCs w:val="18"/>
-                <w:highlight w:val="white"/>
-              </w:rPr>
-            </w:pPr>
-            <w:r>
-              <w:rPr>
-                <w:i w:val="1"/>
-                <w:iCs w:val="1"/>
-                <w:sz w:val="18"/>
-                <w:szCs w:val="18"/>
-                <w:highlight w:val="white"/>
-                <w:rtl w:val="0"/>
-              </w:rPr>
-              <w:t xml:space="preserve">Casos de prueba, datos controlados y ambiente de pruebas.</w:t>
-            </w:r>
-          </w:p>
-        </w:tc>
-        <w:tc>
-          <w:tcPr>
-            <w:tcBorders>
-              <w:top w:color="b7b7b7" w:space="0" w:sz="4" w:val="single"/>
-              <w:left w:color="b7b7b7" w:space="0" w:sz="4" w:val="single"/>
-              <w:bottom w:color="b7b7b7" w:space="0" w:sz="4" w:val="single"/>
-              <w:right w:color="b7b7b7" w:space="0" w:sz="4" w:val="single"/>
-            </w:tcBorders>
-            <w:tcMar>
-              <w:top w:w="100.0" w:type="dxa"/>
-              <w:left w:w="100.0" w:type="dxa"/>
-              <w:bottom w:w="100.0" w:type="dxa"/>
-              <w:right w:w="100.0" w:type="dxa"/>
-            </w:tcMar>
-            <w:vAlign w:val="top"/>
-          </w:tcPr>
-          <w:p>
-            <w:pPr>
-              <w:jc w:val="both"/>
-              <w:rPr>
-                <w:i w:val="1"/>
-                <w:iCs w:val="1"/>
-                <w:sz w:val="18"/>
-                <w:szCs w:val="18"/>
-                <w:highlight w:val="white"/>
-              </w:rPr>
-            </w:pPr>
-            <w:r>
-              <w:rPr>
-                <w:i w:val="1"/>
-                <w:iCs w:val="1"/>
-                <w:sz w:val="18"/>
-                <w:szCs w:val="18"/>
-                <w:highlight w:val="white"/>
-                <w:rtl w:val="0"/>
-              </w:rPr>
-              <w:t xml:space="preserve">4 semanas</w:t>
-            </w:r>
-          </w:p>
-        </w:tc>
-        <w:tc>
-          <w:tcPr>
-            <w:tcBorders>
-              <w:top w:color="b7b7b7" w:space="0" w:sz="4" w:val="single"/>
-              <w:left w:color="b7b7b7" w:space="0" w:sz="4" w:val="single"/>
-              <w:bottom w:color="b7b7b7" w:space="0" w:sz="4" w:val="single"/>
-              <w:right w:color="b7b7b7" w:space="0" w:sz="4" w:val="single"/>
-            </w:tcBorders>
-            <w:tcMar>
-              <w:top w:w="100.0" w:type="dxa"/>
-              <w:left w:w="100.0" w:type="dxa"/>
-              <w:bottom w:w="100.0" w:type="dxa"/>
-              <w:right w:w="100.0" w:type="dxa"/>
-            </w:tcMar>
-            <w:vAlign w:val="top"/>
-          </w:tcPr>
-          <w:p>
-            <w:pPr>
-              <w:jc w:val="both"/>
-              <w:rPr>
-                <w:i w:val="1"/>
-                <w:iCs w:val="1"/>
-                <w:sz w:val="18"/>
-                <w:szCs w:val="18"/>
-                <w:highlight w:val="white"/>
-              </w:rPr>
-            </w:pPr>
-            <w:r>
-              <w:rPr>
-                <w:i w:val="1"/>
-                <w:iCs w:val="1"/>
-                <w:sz w:val="18"/>
-                <w:szCs w:val="18"/>
-                <w:highlight w:val="white"/>
-                <w:rtl w:val="0"/>
-              </w:rPr>
-              <w:t xml:space="preserve">Antonia Pacheco</w:t>
-            </w:r>
-          </w:p>
-        </w:tc>
-        <w:tc>
-          <w:tcPr>
-            <w:tcBorders>
-              <w:top w:color="b7b7b7" w:space="0" w:sz="4" w:val="single"/>
-              <w:left w:color="b7b7b7" w:space="0" w:sz="4" w:val="single"/>
-              <w:bottom w:color="b7b7b7" w:space="0" w:sz="4" w:val="single"/>
-              <w:right w:color="b7b7b7" w:space="0" w:sz="4" w:val="single"/>
-            </w:tcBorders>
-            <w:tcMar>
-              <w:top w:w="100.0" w:type="dxa"/>
-              <w:left w:w="100.0" w:type="dxa"/>
-              <w:bottom w:w="100.0" w:type="dxa"/>
-              <w:right w:w="100.0" w:type="dxa"/>
-            </w:tcMar>
-            <w:vAlign w:val="top"/>
-          </w:tcPr>
-          <w:p>
-            <w:pPr>
-              <w:jc w:val="both"/>
-              <w:rPr>
-                <w:i w:val="1"/>
-                <w:iCs w:val="1"/>
-                <w:sz w:val="18"/>
-                <w:szCs w:val="18"/>
-                <w:highlight w:val="white"/>
-              </w:rPr>
-            </w:pPr>
-            <w:r>
-              <w:rPr>
-                <w:i w:val="1"/>
-                <w:iCs w:val="1"/>
-                <w:sz w:val="18"/>
-                <w:szCs w:val="18"/>
-                <w:highlight w:val="white"/>
-                <w:rtl w:val="0"/>
-              </w:rPr>
-              <w:t xml:space="preserve">Se validan progresivamente las funcionalidades implementadas.</w:t>
-            </w:r>
-          </w:p>
-        </w:tc>
-        <w:tc>
-          <w:tcPr>
-            <w:tcBorders>
-              <w:top w:color="b7b7b7" w:space="0" w:sz="4" w:val="single"/>
-              <w:left w:color="b7b7b7" w:space="0" w:sz="4" w:val="single"/>
-              <w:bottom w:color="b7b7b7" w:space="0" w:sz="4" w:val="single"/>
-              <w:right w:color="b7b7b7" w:space="0" w:sz="4" w:val="single"/>
-            </w:tcBorders>
-            <w:tcMar>
-              <w:top w:w="100.0" w:type="dxa"/>
-              <w:left w:w="100.0" w:type="dxa"/>
-              <w:bottom w:w="100.0" w:type="dxa"/>
-              <w:right w:w="100.0" w:type="dxa"/>
-            </w:tcMar>
-            <w:vAlign w:val="top"/>
-          </w:tcPr>
-          <w:p>
-            <w:pPr>
-              <w:jc w:val="both"/>
-              <w:rPr>
-                <w:i w:val="1"/>
-                <w:iCs w:val="1"/>
-                <w:sz w:val="18"/>
-                <w:szCs w:val="18"/>
-                <w:highlight w:val="white"/>
-              </w:rPr>
-            </w:pPr>
-            <w:r>
-              <w:rPr>
-                <w:i w:val="1"/>
-                <w:iCs w:val="1"/>
-                <w:sz w:val="18"/>
-                <w:szCs w:val="18"/>
-                <w:highlight w:val="white"/>
-                <w:rtl w:val="0"/>
-              </w:rPr>
-              <w:t xml:space="preserve">En curso</w:t>
-            </w:r>
-          </w:p>
-        </w:tc>
-        <w:tc>
-          <w:tcPr>
-            <w:tcBorders>
-              <w:top w:color="b7b7b7" w:space="0" w:sz="4" w:val="single"/>
-              <w:left w:color="b7b7b7" w:space="0" w:sz="4" w:val="single"/>
-              <w:bottom w:color="b7b7b7" w:space="0" w:sz="4" w:val="single"/>
-              <w:right w:color="b7b7b7" w:space="0" w:sz="4" w:val="single"/>
-            </w:tcBorders>
-            <w:tcMar>
-              <w:top w:w="100.0" w:type="dxa"/>
-              <w:left w:w="100.0" w:type="dxa"/>
-              <w:bottom w:w="100.0" w:type="dxa"/>
-              <w:right w:w="100.0" w:type="dxa"/>
-            </w:tcMar>
-            <w:vAlign w:val="top"/>
-          </w:tcPr>
-          <w:p>
-            <w:pPr>
-              <w:jc w:val="both"/>
-              <w:rPr>
-                <w:i w:val="1"/>
-                <w:iCs w:val="1"/>
-                <w:sz w:val="18"/>
-                <w:szCs w:val="18"/>
-                <w:highlight w:val="white"/>
-              </w:rPr>
-            </w:pPr>
-            <w:r>
-              <w:rPr>
-                <w:i w:val="1"/>
-                <w:iCs w:val="1"/>
-                <w:sz w:val="18"/>
-                <w:szCs w:val="18"/>
-                <w:highlight w:val="white"/>
-                <w:rtl w:val="0"/>
-              </w:rPr>
-              <w:t xml:space="preserve">Se incorporaron pruebas para filtros, búsquedas, rutas e impresoras.</w:t>
-            </w:r>
-          </w:p>
-        </w:tc>
-      </w:tr>
-      <w:tr>
-        <w:trPr>
-          <w:cantSplit w:val="0"/>
-          <w:trHeight w:val="2410" w:hRule="atLeast"/>
-          <w:tblHeader w:val="0"/>
-        </w:trPr>
-        <w:tc>
-          <w:tcPr>
-            <w:tcBorders>
-              <w:top w:color="b7b7b7" w:space="0" w:sz="4" w:val="single"/>
-              <w:left w:color="b7b7b7" w:space="0" w:sz="4" w:val="single"/>
-              <w:bottom w:color="b7b7b7" w:space="0" w:sz="4" w:val="single"/>
-              <w:right w:color="b7b7b7" w:space="0" w:sz="4" w:val="single"/>
-            </w:tcBorders>
-            <w:tcMar>
-              <w:top w:w="100.0" w:type="dxa"/>
-              <w:left w:w="100.0" w:type="dxa"/>
-              <w:bottom w:w="100.0" w:type="dxa"/>
-              <w:right w:w="100.0" w:type="dxa"/>
-            </w:tcMar>
-            <w:vAlign w:val="top"/>
-          </w:tcPr>
-          <w:p>
-            <w:pPr>
-              <w:jc w:val="both"/>
-              <w:rPr>
-                <w:sz w:val="18"/>
-                <w:szCs w:val="18"/>
-                <w:highlight w:val="white"/>
-              </w:rPr>
-            </w:pPr>
-            <w:r>
-              <w:rPr>
-                <w:sz w:val="18"/>
-                <w:szCs w:val="18"/>
-                <w:highlight w:val="white"/>
-                <w:rtl w:val="0"/>
-              </w:rPr>
-              <w:t xml:space="preserve">Planificar y gestionar actividades asociadas al desarrollo de un proyecto tecnológico / Elaborar documentación técnica y funcional.</w:t>
-            </w:r>
-          </w:p>
-        </w:tc>
-        <w:tc>
-          <w:tcPr>
-            <w:tcBorders>
-              <w:top w:color="b7b7b7" w:space="0" w:sz="4" w:val="single"/>
-              <w:left w:color="b7b7b7" w:space="0" w:sz="4" w:val="single"/>
-              <w:bottom w:color="b7b7b7" w:space="0" w:sz="4" w:val="single"/>
-              <w:right w:color="b7b7b7" w:space="0" w:sz="4" w:val="single"/>
-            </w:tcBorders>
-            <w:tcMar>
-              <w:top w:w="100.0" w:type="dxa"/>
-              <w:left w:w="100.0" w:type="dxa"/>
-              <w:bottom w:w="100.0" w:type="dxa"/>
-              <w:right w:w="100.0" w:type="dxa"/>
-            </w:tcMar>
-            <w:vAlign w:val="top"/>
-          </w:tcPr>
-          <w:p>
-            <w:pPr>
-              <w:jc w:val="both"/>
-              <w:rPr>
-                <w:i w:val="1"/>
-                <w:iCs w:val="1"/>
-                <w:sz w:val="18"/>
-                <w:szCs w:val="18"/>
-                <w:highlight w:val="white"/>
-              </w:rPr>
-            </w:pPr>
-            <w:r>
-              <w:rPr>
-                <w:i w:val="1"/>
-                <w:iCs w:val="1"/>
-                <w:sz w:val="18"/>
-                <w:szCs w:val="18"/>
-                <w:highlight w:val="white"/>
-                <w:rtl w:val="0"/>
-              </w:rPr>
-              <w:t xml:space="preserve">Gestión, documentación y cierre</w:t>
-            </w:r>
-          </w:p>
-        </w:tc>
-        <w:tc>
-          <w:tcPr>
-            <w:tcBorders>
-              <w:top w:color="b7b7b7" w:space="0" w:sz="4" w:val="single"/>
-              <w:left w:color="b7b7b7" w:space="0" w:sz="4" w:val="single"/>
-              <w:bottom w:color="b7b7b7" w:space="0" w:sz="4" w:val="single"/>
-              <w:right w:color="b7b7b7" w:space="0" w:sz="4" w:val="single"/>
-            </w:tcBorders>
-            <w:tcMar>
-              <w:top w:w="100.0" w:type="dxa"/>
-              <w:left w:w="100.0" w:type="dxa"/>
-              <w:bottom w:w="100.0" w:type="dxa"/>
-              <w:right w:w="100.0" w:type="dxa"/>
-            </w:tcMar>
-            <w:vAlign w:val="top"/>
-          </w:tcPr>
-          <w:p>
-            <w:pPr>
-              <w:jc w:val="both"/>
-              <w:rPr>
-                <w:i w:val="1"/>
-                <w:iCs w:val="1"/>
-                <w:sz w:val="18"/>
-                <w:szCs w:val="18"/>
-                <w:highlight w:val="white"/>
-              </w:rPr>
-            </w:pPr>
-            <w:r>
-              <w:rPr>
-                <w:i w:val="1"/>
-                <w:iCs w:val="1"/>
-                <w:sz w:val="18"/>
-                <w:szCs w:val="18"/>
-                <w:highlight w:val="white"/>
-                <w:rtl w:val="0"/>
-              </w:rPr>
-              <w:t xml:space="preserve">Carta Gantt, GitHub, documentación, capturas y evidencias.</w:t>
-            </w:r>
-          </w:p>
-        </w:tc>
-        <w:tc>
-          <w:tcPr>
-            <w:tcBorders>
-              <w:top w:color="b7b7b7" w:space="0" w:sz="4" w:val="single"/>
-              <w:left w:color="b7b7b7" w:space="0" w:sz="4" w:val="single"/>
-              <w:bottom w:color="b7b7b7" w:space="0" w:sz="4" w:val="single"/>
-              <w:right w:color="b7b7b7" w:space="0" w:sz="4" w:val="single"/>
-            </w:tcBorders>
-            <w:tcMar>
-              <w:top w:w="100.0" w:type="dxa"/>
-              <w:left w:w="100.0" w:type="dxa"/>
-              <w:bottom w:w="100.0" w:type="dxa"/>
-              <w:right w:w="100.0" w:type="dxa"/>
-            </w:tcMar>
-            <w:vAlign w:val="top"/>
-          </w:tcPr>
-          <w:p>
-            <w:pPr>
-              <w:jc w:val="both"/>
-              <w:rPr>
-                <w:i w:val="1"/>
-                <w:iCs w:val="1"/>
-                <w:sz w:val="18"/>
-                <w:szCs w:val="18"/>
-                <w:highlight w:val="white"/>
-              </w:rPr>
-            </w:pPr>
-            <w:r>
-              <w:rPr>
-                <w:i w:val="1"/>
-                <w:iCs w:val="1"/>
-                <w:sz w:val="18"/>
-                <w:szCs w:val="18"/>
-                <w:highlight w:val="white"/>
-                <w:rtl w:val="0"/>
-              </w:rPr>
-              <w:t xml:space="preserve">Durante todo el proyecto</w:t>
-            </w:r>
-          </w:p>
-        </w:tc>
-        <w:tc>
-          <w:tcPr>
-            <w:tcBorders>
-              <w:top w:color="b7b7b7" w:space="0" w:sz="4" w:val="single"/>
-              <w:left w:color="b7b7b7" w:space="0" w:sz="4" w:val="single"/>
-              <w:bottom w:color="b7b7b7" w:space="0" w:sz="4" w:val="single"/>
-              <w:right w:color="b7b7b7" w:space="0" w:sz="4" w:val="single"/>
-            </w:tcBorders>
-            <w:tcMar>
-              <w:top w:w="100.0" w:type="dxa"/>
-              <w:left w:w="100.0" w:type="dxa"/>
-              <w:bottom w:w="100.0" w:type="dxa"/>
-              <w:right w:w="100.0" w:type="dxa"/>
-            </w:tcMar>
-            <w:vAlign w:val="top"/>
-          </w:tcPr>
-          <w:p>
-            <w:pPr>
-              <w:jc w:val="both"/>
-              <w:rPr>
-                <w:i w:val="1"/>
-                <w:iCs w:val="1"/>
-                <w:sz w:val="18"/>
-                <w:szCs w:val="18"/>
-                <w:highlight w:val="white"/>
-              </w:rPr>
-            </w:pPr>
-            <w:r>
-              <w:rPr>
-                <w:i w:val="1"/>
-                <w:iCs w:val="1"/>
-                <w:sz w:val="18"/>
-                <w:szCs w:val="18"/>
-                <w:highlight w:val="white"/>
-                <w:rtl w:val="0"/>
-              </w:rPr>
-              <w:t xml:space="preserve">Constanza Gaete/ Antonia Pacheco</w:t>
-            </w:r>
-          </w:p>
-        </w:tc>
-        <w:tc>
-          <w:tcPr>
-            <w:tcBorders>
-              <w:top w:color="b7b7b7" w:space="0" w:sz="4" w:val="single"/>
-              <w:left w:color="b7b7b7" w:space="0" w:sz="4" w:val="single"/>
-              <w:bottom w:color="b7b7b7" w:space="0" w:sz="4" w:val="single"/>
-              <w:right w:color="b7b7b7" w:space="0" w:sz="4" w:val="single"/>
-            </w:tcBorders>
-            <w:tcMar>
-              <w:top w:w="100.0" w:type="dxa"/>
-              <w:left w:w="100.0" w:type="dxa"/>
-              <w:bottom w:w="100.0" w:type="dxa"/>
-              <w:right w:w="100.0" w:type="dxa"/>
-            </w:tcMar>
-            <w:vAlign w:val="top"/>
-          </w:tcPr>
-          <w:p>
-            <w:pPr>
-              <w:jc w:val="both"/>
-              <w:rPr>
-                <w:i w:val="1"/>
-                <w:iCs w:val="1"/>
-                <w:sz w:val="18"/>
-                <w:szCs w:val="18"/>
-                <w:highlight w:val="white"/>
-              </w:rPr>
-            </w:pPr>
-            <w:r>
-              <w:rPr>
-                <w:i w:val="1"/>
-                <w:iCs w:val="1"/>
-                <w:sz w:val="18"/>
-                <w:szCs w:val="18"/>
-                <w:highlight w:val="white"/>
-                <w:rtl w:val="0"/>
-              </w:rPr>
-              <w:t xml:space="preserve">Seguimiento del proyecto bajo metodología en cascada y actualización documental.</w:t>
-            </w:r>
-          </w:p>
-        </w:tc>
-        <w:tc>
-          <w:tcPr>
-            <w:tcBorders>
-              <w:top w:color="b7b7b7" w:space="0" w:sz="4" w:val="single"/>
-              <w:left w:color="b7b7b7" w:space="0" w:sz="4" w:val="single"/>
-              <w:bottom w:color="b7b7b7" w:space="0" w:sz="4" w:val="single"/>
-              <w:right w:color="b7b7b7" w:space="0" w:sz="4" w:val="single"/>
-            </w:tcBorders>
-            <w:tcMar>
-              <w:top w:w="100.0" w:type="dxa"/>
-              <w:left w:w="100.0" w:type="dxa"/>
-              <w:bottom w:w="100.0" w:type="dxa"/>
-              <w:right w:w="100.0" w:type="dxa"/>
-            </w:tcMar>
-            <w:vAlign w:val="top"/>
-          </w:tcPr>
-          <w:p>
-            <w:pPr>
-              <w:jc w:val="both"/>
-              <w:rPr>
-                <w:i w:val="1"/>
-                <w:iCs w:val="1"/>
-                <w:sz w:val="18"/>
-                <w:szCs w:val="18"/>
-                <w:highlight w:val="white"/>
-              </w:rPr>
-            </w:pPr>
-            <w:r>
-              <w:rPr>
-                <w:i w:val="1"/>
-                <w:iCs w:val="1"/>
-                <w:sz w:val="18"/>
-                <w:szCs w:val="18"/>
-                <w:highlight w:val="white"/>
-                <w:rtl w:val="0"/>
-              </w:rPr>
-              <w:t xml:space="preserve">En curso</w:t>
-            </w:r>
-          </w:p>
-        </w:tc>
-        <w:tc>
-          <w:tcPr>
-            <w:tcBorders>
-              <w:top w:color="b7b7b7" w:space="0" w:sz="4" w:val="single"/>
-              <w:left w:color="b7b7b7" w:space="0" w:sz="4" w:val="single"/>
-              <w:bottom w:color="b7b7b7" w:space="0" w:sz="4" w:val="single"/>
-              <w:right w:color="b7b7b7" w:space="0" w:sz="4" w:val="single"/>
-            </w:tcBorders>
-            <w:tcMar>
-              <w:top w:w="100.0" w:type="dxa"/>
-              <w:left w:w="100.0" w:type="dxa"/>
-              <w:bottom w:w="100.0" w:type="dxa"/>
-              <w:right w:w="100.0" w:type="dxa"/>
-            </w:tcMar>
-            <w:vAlign w:val="top"/>
-          </w:tcPr>
-          <w:p>
-            <w:pPr>
-              <w:jc w:val="both"/>
-              <w:rPr>
-                <w:i w:val="1"/>
-                <w:iCs w:val="1"/>
-                <w:sz w:val="18"/>
-                <w:szCs w:val="18"/>
-                <w:highlight w:val="white"/>
-              </w:rPr>
-            </w:pPr>
-            <w:r>
-              <w:rPr>
-                <w:i w:val="1"/>
-                <w:iCs w:val="1"/>
-                <w:sz w:val="18"/>
-                <w:szCs w:val="18"/>
-                <w:highlight w:val="white"/>
-                <w:rtl w:val="0"/>
-              </w:rPr>
-              <w:t xml:space="preserve">Ajustes en planificación y documentación según los cambios realizados.</w:t>
-            </w:r>
-          </w:p>
-        </w:tc>
-      </w:tr>
-    </w:tbl>
+          <w:tr>
+            <w:trPr>
+              <w:cantSplit w:val="0"/>
+              <w:tblHeader w:val="0"/>
+            </w:trPr>
+            <w:tc>
+              <w:tcPr>
+                <w:gridSpan w:val="8"/>
+                <w:tcBorders>
+                  <w:top w:color="b7b7b7" w:space="0" w:sz="7" w:val="single"/>
+                  <w:left w:color="b7b7b7" w:space="0" w:sz="7" w:val="single"/>
+                  <w:bottom w:color="b7b7b7" w:space="0" w:sz="7" w:val="single"/>
+                  <w:right w:color="b7b7b7" w:space="0" w:sz="7" w:val="single"/>
+                </w:tcBorders>
+                <w:tcMar>
+                  <w:top w:w="100.0" w:type="dxa"/>
+                  <w:left w:w="100.0" w:type="dxa"/>
+                  <w:bottom w:w="100.0" w:type="dxa"/>
+                  <w:right w:w="100.0" w:type="dxa"/>
+                </w:tcMar>
+                <w:vAlign w:val="top"/>
+              </w:tcPr>
+              <w:p>
+                <w:pPr>
+                  <w:widowControl w:val="0"/>
+                  <w:spacing w:after="0" w:line="240" w:lineRule="auto"/>
+                  <w:jc w:val="center"/>
+                  <w:rPr>
+                    <w:b w:val="1"/>
+                    <w:bCs w:val="1"/>
+                    <w:sz w:val="20"/>
+                    <w:szCs w:val="20"/>
+                  </w:rPr>
+                </w:pPr>
+                <w:r>
+                  <w:rPr>
+                    <w:b w:val="1"/>
+                    <w:bCs w:val="1"/>
+                    <w:sz w:val="20"/>
+                    <w:szCs w:val="20"/>
+                    <w:rtl w:val="0"/>
+                  </w:rPr>
+                  <w:t xml:space="preserve">Plan de Trabajo</w:t>
+                </w:r>
+              </w:p>
+            </w:tc>
+          </w:tr>
+          <w:tr>
+            <w:trPr>
+              <w:cantSplit w:val="0"/>
+              <w:trHeight w:val="807.421875" w:hRule="atLeast"/>
+              <w:tblHeader w:val="0"/>
+            </w:trPr>
+            <w:tc>
+              <w:tcPr>
+                <w:tcBorders>
+                  <w:top w:color="000000" w:space="0" w:sz="0" w:val="nil"/>
+                  <w:left w:color="b7b7b7" w:space="0" w:sz="7" w:val="single"/>
+                  <w:bottom w:color="b7b7b7" w:space="0" w:sz="7" w:val="single"/>
+                  <w:right w:color="b7b7b7" w:space="0" w:sz="7" w:val="single"/>
+                </w:tcBorders>
+                <w:shd w:fill="auto" w:val="clear"/>
+                <w:tcMar>
+                  <w:top w:w="100.0" w:type="dxa"/>
+                  <w:left w:w="100.0" w:type="dxa"/>
+                  <w:bottom w:w="100.0" w:type="dxa"/>
+                  <w:right w:w="100.0" w:type="dxa"/>
+                </w:tcMar>
+                <w:vAlign w:val="top"/>
+              </w:tcPr>
+              <w:p>
+                <w:pPr>
+                  <w:widowControl w:val="0"/>
+                  <w:spacing w:after="0" w:line="240" w:lineRule="auto"/>
+                  <w:jc w:val="center"/>
+                  <w:rPr>
+                    <w:b w:val="1"/>
+                    <w:bCs w:val="1"/>
+                    <w:sz w:val="18"/>
+                    <w:szCs w:val="18"/>
+                  </w:rPr>
+                </w:pPr>
+                <w:r>
+                  <w:rPr>
+                    <w:b w:val="1"/>
+                    <w:bCs w:val="1"/>
+                    <w:sz w:val="18"/>
+                    <w:szCs w:val="18"/>
+                    <w:rtl w:val="0"/>
+                  </w:rPr>
+                  <w:t xml:space="preserve">Competencia o unidades de</w:t>
+                </w:r>
+              </w:p>
+              <w:p>
+                <w:pPr>
+                  <w:widowControl w:val="0"/>
+                  <w:spacing w:after="0" w:line="240" w:lineRule="auto"/>
+                  <w:jc w:val="center"/>
+                  <w:rPr>
+                    <w:b w:val="1"/>
+                    <w:bCs w:val="1"/>
+                    <w:sz w:val="18"/>
+                    <w:szCs w:val="18"/>
+                  </w:rPr>
+                </w:pPr>
+                <w:r>
+                  <w:rPr>
+                    <w:b w:val="1"/>
+                    <w:bCs w:val="1"/>
+                    <w:sz w:val="18"/>
+                    <w:szCs w:val="18"/>
+                    <w:rtl w:val="0"/>
+                  </w:rPr>
+                  <w:t xml:space="preserve">  competencias</w:t>
+                </w:r>
+              </w:p>
+            </w:tc>
+            <w:tc>
+              <w:tcPr>
+                <w:tcBorders>
+                  <w:top w:color="000000" w:space="0" w:sz="0" w:val="nil"/>
+                  <w:left w:color="000000" w:space="0" w:sz="0" w:val="nil"/>
+                  <w:bottom w:color="b7b7b7" w:space="0" w:sz="7" w:val="single"/>
+                  <w:right w:color="b7b7b7" w:space="0" w:sz="7" w:val="single"/>
+                </w:tcBorders>
+                <w:shd w:fill="auto" w:val="clear"/>
+                <w:tcMar>
+                  <w:top w:w="100.0" w:type="dxa"/>
+                  <w:left w:w="100.0" w:type="dxa"/>
+                  <w:bottom w:w="100.0" w:type="dxa"/>
+                  <w:right w:w="100.0" w:type="dxa"/>
+                </w:tcMar>
+                <w:vAlign w:val="top"/>
+              </w:tcPr>
+              <w:p>
+                <w:pPr>
+                  <w:widowControl w:val="0"/>
+                  <w:spacing w:after="0" w:line="240" w:lineRule="auto"/>
+                  <w:jc w:val="center"/>
+                  <w:rPr>
+                    <w:b w:val="1"/>
+                    <w:bCs w:val="1"/>
+                    <w:sz w:val="18"/>
+                    <w:szCs w:val="18"/>
+                  </w:rPr>
+                </w:pPr>
+                <w:r>
+                  <w:rPr>
+                    <w:b w:val="1"/>
+                    <w:bCs w:val="1"/>
+                    <w:sz w:val="18"/>
+                    <w:szCs w:val="18"/>
+                    <w:rtl w:val="0"/>
+                  </w:rPr>
+                  <w:t xml:space="preserve">Actividades</w:t>
+                </w:r>
+              </w:p>
+            </w:tc>
+            <w:tc>
+              <w:tcPr>
+                <w:tcBorders>
+                  <w:top w:color="000000" w:space="0" w:sz="0" w:val="nil"/>
+                  <w:left w:color="000000" w:space="0" w:sz="0" w:val="nil"/>
+                  <w:bottom w:color="b7b7b7" w:space="0" w:sz="7" w:val="single"/>
+                  <w:right w:color="b7b7b7" w:space="0" w:sz="7" w:val="single"/>
+                </w:tcBorders>
+                <w:shd w:fill="auto" w:val="clear"/>
+                <w:tcMar>
+                  <w:top w:w="100.0" w:type="dxa"/>
+                  <w:left w:w="100.0" w:type="dxa"/>
+                  <w:bottom w:w="100.0" w:type="dxa"/>
+                  <w:right w:w="100.0" w:type="dxa"/>
+                </w:tcMar>
+                <w:vAlign w:val="top"/>
+              </w:tcPr>
+              <w:p>
+                <w:pPr>
+                  <w:widowControl w:val="0"/>
+                  <w:spacing w:after="0" w:line="240" w:lineRule="auto"/>
+                  <w:jc w:val="center"/>
+                  <w:rPr>
+                    <w:b w:val="1"/>
+                    <w:bCs w:val="1"/>
+                    <w:sz w:val="18"/>
+                    <w:szCs w:val="18"/>
+                  </w:rPr>
+                </w:pPr>
+                <w:r>
+                  <w:rPr>
+                    <w:b w:val="1"/>
+                    <w:bCs w:val="1"/>
+                    <w:sz w:val="18"/>
+                    <w:szCs w:val="18"/>
+                    <w:rtl w:val="0"/>
+                  </w:rPr>
+                  <w:t xml:space="preserve">Recursos</w:t>
+                </w:r>
+              </w:p>
+            </w:tc>
+            <w:tc>
+              <w:tcPr>
+                <w:tcBorders>
+                  <w:top w:color="000000" w:space="0" w:sz="0" w:val="nil"/>
+                  <w:left w:color="000000" w:space="0" w:sz="0" w:val="nil"/>
+                  <w:bottom w:color="b7b7b7" w:space="0" w:sz="7" w:val="single"/>
+                  <w:right w:color="b7b7b7" w:space="0" w:sz="7" w:val="single"/>
+                </w:tcBorders>
+                <w:shd w:fill="auto" w:val="clear"/>
+                <w:tcMar>
+                  <w:top w:w="100.0" w:type="dxa"/>
+                  <w:left w:w="100.0" w:type="dxa"/>
+                  <w:bottom w:w="100.0" w:type="dxa"/>
+                  <w:right w:w="100.0" w:type="dxa"/>
+                </w:tcMar>
+                <w:vAlign w:val="top"/>
+              </w:tcPr>
+              <w:p>
+                <w:pPr>
+                  <w:widowControl w:val="0"/>
+                  <w:spacing w:after="0" w:line="240" w:lineRule="auto"/>
+                  <w:jc w:val="center"/>
+                  <w:rPr>
+                    <w:b w:val="1"/>
+                    <w:bCs w:val="1"/>
+                    <w:sz w:val="18"/>
+                    <w:szCs w:val="18"/>
+                  </w:rPr>
+                </w:pPr>
+                <w:r>
+                  <w:rPr>
+                    <w:b w:val="1"/>
+                    <w:bCs w:val="1"/>
+                    <w:sz w:val="18"/>
+                    <w:szCs w:val="18"/>
+                    <w:rtl w:val="0"/>
+                  </w:rPr>
+                  <w:t xml:space="preserve">Duración </w:t>
+                </w:r>
+              </w:p>
+            </w:tc>
+            <w:tc>
+              <w:tcPr>
+                <w:tcBorders>
+                  <w:top w:color="000000" w:space="0" w:sz="0" w:val="nil"/>
+                  <w:left w:color="000000" w:space="0" w:sz="0" w:val="nil"/>
+                  <w:bottom w:color="b7b7b7" w:space="0" w:sz="7" w:val="single"/>
+                  <w:right w:color="b7b7b7" w:space="0" w:sz="7" w:val="single"/>
+                </w:tcBorders>
+                <w:shd w:fill="auto" w:val="clear"/>
+                <w:tcMar>
+                  <w:top w:w="100.0" w:type="dxa"/>
+                  <w:left w:w="100.0" w:type="dxa"/>
+                  <w:bottom w:w="100.0" w:type="dxa"/>
+                  <w:right w:w="100.0" w:type="dxa"/>
+                </w:tcMar>
+                <w:vAlign w:val="top"/>
+              </w:tcPr>
+              <w:p>
+                <w:pPr>
+                  <w:widowControl w:val="0"/>
+                  <w:spacing w:after="0" w:line="240" w:lineRule="auto"/>
+                  <w:jc w:val="center"/>
+                  <w:rPr>
+                    <w:b w:val="1"/>
+                    <w:bCs w:val="1"/>
+                    <w:sz w:val="18"/>
+                    <w:szCs w:val="18"/>
+                  </w:rPr>
+                </w:pPr>
+                <w:r>
+                  <w:rPr>
+                    <w:b w:val="1"/>
+                    <w:bCs w:val="1"/>
+                    <w:sz w:val="18"/>
+                    <w:szCs w:val="18"/>
+                    <w:rtl w:val="0"/>
+                  </w:rPr>
+                  <w:t xml:space="preserve">Responsable</w:t>
+                </w:r>
+              </w:p>
+            </w:tc>
+            <w:tc>
+              <w:tcPr>
+                <w:tcBorders>
+                  <w:top w:color="000000" w:space="0" w:sz="0" w:val="nil"/>
+                  <w:left w:color="000000" w:space="0" w:sz="0" w:val="nil"/>
+                  <w:bottom w:color="b7b7b7" w:space="0" w:sz="7" w:val="single"/>
+                  <w:right w:color="b7b7b7" w:space="0" w:sz="7" w:val="single"/>
+                </w:tcBorders>
+                <w:shd w:fill="auto" w:val="clear"/>
+                <w:tcMar>
+                  <w:top w:w="100.0" w:type="dxa"/>
+                  <w:left w:w="100.0" w:type="dxa"/>
+                  <w:bottom w:w="100.0" w:type="dxa"/>
+                  <w:right w:w="100.0" w:type="dxa"/>
+                </w:tcMar>
+                <w:vAlign w:val="top"/>
+              </w:tcPr>
+              <w:p>
+                <w:pPr>
+                  <w:widowControl w:val="0"/>
+                  <w:spacing w:after="0" w:line="240" w:lineRule="auto"/>
+                  <w:jc w:val="center"/>
+                  <w:rPr>
+                    <w:b w:val="1"/>
+                    <w:bCs w:val="1"/>
+                    <w:sz w:val="18"/>
+                    <w:szCs w:val="18"/>
+                  </w:rPr>
+                </w:pPr>
+                <w:r>
+                  <w:rPr>
+                    <w:b w:val="1"/>
+                    <w:bCs w:val="1"/>
+                    <w:sz w:val="18"/>
+                    <w:szCs w:val="18"/>
+                    <w:rtl w:val="0"/>
+                  </w:rPr>
+                  <w:t xml:space="preserve">Observaciones</w:t>
+                </w:r>
+              </w:p>
+            </w:tc>
+            <w:tc>
+              <w:tcPr>
+                <w:tcBorders>
+                  <w:top w:color="000000" w:space="0" w:sz="0" w:val="nil"/>
+                  <w:left w:color="000000" w:space="0" w:sz="0" w:val="nil"/>
+                  <w:bottom w:color="b7b7b7" w:space="0" w:sz="7" w:val="single"/>
+                  <w:right w:color="b7b7b7" w:space="0" w:sz="7" w:val="single"/>
+                </w:tcBorders>
+                <w:shd w:fill="auto" w:val="clear"/>
+                <w:tcMar>
+                  <w:top w:w="100.0" w:type="dxa"/>
+                  <w:left w:w="100.0" w:type="dxa"/>
+                  <w:bottom w:w="100.0" w:type="dxa"/>
+                  <w:right w:w="100.0" w:type="dxa"/>
+                </w:tcMar>
+                <w:vAlign w:val="top"/>
+              </w:tcPr>
+              <w:p>
+                <w:pPr>
+                  <w:widowControl w:val="0"/>
+                  <w:spacing w:after="0" w:line="240" w:lineRule="auto"/>
+                  <w:jc w:val="center"/>
+                  <w:rPr>
+                    <w:b w:val="1"/>
+                    <w:bCs w:val="1"/>
+                    <w:sz w:val="18"/>
+                    <w:szCs w:val="18"/>
+                  </w:rPr>
+                </w:pPr>
+                <w:r>
+                  <w:rPr>
+                    <w:b w:val="1"/>
+                    <w:bCs w:val="1"/>
+                    <w:sz w:val="18"/>
+                    <w:szCs w:val="18"/>
+                    <w:rtl w:val="0"/>
+                  </w:rPr>
+                  <w:t xml:space="preserve">Estado</w:t>
+                </w:r>
+              </w:p>
+            </w:tc>
+            <w:tc>
+              <w:tcPr>
+                <w:tcBorders>
+                  <w:top w:color="000000" w:space="0" w:sz="0" w:val="nil"/>
+                  <w:left w:color="000000" w:space="0" w:sz="0" w:val="nil"/>
+                  <w:bottom w:color="b7b7b7" w:space="0" w:sz="7" w:val="single"/>
+                  <w:right w:color="b7b7b7" w:space="0" w:sz="7" w:val="single"/>
+                </w:tcBorders>
+                <w:shd w:fill="auto" w:val="clear"/>
+                <w:tcMar>
+                  <w:top w:w="100.0" w:type="dxa"/>
+                  <w:left w:w="100.0" w:type="dxa"/>
+                  <w:bottom w:w="100.0" w:type="dxa"/>
+                  <w:right w:w="100.0" w:type="dxa"/>
+                </w:tcMar>
+                <w:vAlign w:val="top"/>
+              </w:tcPr>
+              <w:p>
+                <w:pPr>
+                  <w:widowControl w:val="0"/>
+                  <w:spacing w:after="0" w:line="240" w:lineRule="auto"/>
+                  <w:jc w:val="center"/>
+                  <w:rPr>
+                    <w:b w:val="1"/>
+                    <w:bCs w:val="1"/>
+                    <w:sz w:val="18"/>
+                    <w:szCs w:val="18"/>
+                  </w:rPr>
+                </w:pPr>
+                <w:r>
+                  <w:rPr>
+                    <w:b w:val="1"/>
+                    <w:bCs w:val="1"/>
+                    <w:sz w:val="18"/>
+                    <w:szCs w:val="18"/>
+                    <w:rtl w:val="0"/>
+                  </w:rPr>
+                  <w:t xml:space="preserve">Ajustes</w:t>
+                </w:r>
+              </w:p>
+            </w:tc>
+          </w:tr>
+          <w:tr>
+            <w:trPr>
+              <w:cantSplit w:val="0"/>
+              <w:tblHeader w:val="0"/>
+            </w:trPr>
+            <w:tc>
+              <w:tcPr>
+                <w:tcBorders>
+                  <w:top w:color="000000" w:space="0" w:sz="0" w:val="nil"/>
+                  <w:left w:color="b7b7b7" w:space="0" w:sz="7" w:val="single"/>
+                  <w:bottom w:color="b7b7b7" w:space="0" w:sz="7" w:val="single"/>
+                  <w:right w:color="b7b7b7" w:space="0" w:sz="7" w:val="single"/>
+                </w:tcBorders>
+                <w:shd w:fill="auto" w:val="clear"/>
+                <w:tcMar>
+                  <w:top w:w="100.0" w:type="dxa"/>
+                  <w:left w:w="100.0" w:type="dxa"/>
+                  <w:bottom w:w="100.0" w:type="dxa"/>
+                  <w:right w:w="100.0" w:type="dxa"/>
+                </w:tcMar>
+                <w:vAlign w:val="top"/>
+              </w:tcPr>
+              <w:p>
+                <w:pPr>
+                  <w:widowControl w:val="0"/>
+                  <w:spacing w:after="0" w:line="240" w:lineRule="auto"/>
+                  <w:jc w:val="both"/>
+                  <w:rPr>
+                    <w:sz w:val="16"/>
+                    <w:szCs w:val="16"/>
+                  </w:rPr>
+                </w:pPr>
+                <w:r>
+                  <w:rPr>
+                    <w:sz w:val="16"/>
+                    <w:szCs w:val="16"/>
+                    <w:rtl w:val="0"/>
+                  </w:rPr>
+                  <w:t xml:space="preserve">Analizar problemáticas y</w:t>
+                </w:r>
+              </w:p>
+              <w:p>
+                <w:pPr>
+                  <w:widowControl w:val="0"/>
+                  <w:spacing w:after="0" w:line="240" w:lineRule="auto"/>
+                  <w:jc w:val="both"/>
+                  <w:rPr>
+                    <w:sz w:val="16"/>
+                    <w:szCs w:val="16"/>
+                  </w:rPr>
+                </w:pPr>
+                <w:r>
+                  <w:rPr>
+                    <w:sz w:val="16"/>
+                    <w:szCs w:val="16"/>
+                    <w:rtl w:val="0"/>
+                  </w:rPr>
+                  <w:t xml:space="preserve">  requerimientos de una organización para proponer soluciones informáticas.</w:t>
+                </w:r>
+              </w:p>
+            </w:tc>
+            <w:tc>
+              <w:tcPr>
+                <w:tcBorders>
+                  <w:top w:color="000000" w:space="0" w:sz="0" w:val="nil"/>
+                  <w:left w:color="000000" w:space="0" w:sz="0" w:val="nil"/>
+                  <w:bottom w:color="b7b7b7" w:space="0" w:sz="7" w:val="single"/>
+                  <w:right w:color="b7b7b7" w:space="0" w:sz="7" w:val="single"/>
+                </w:tcBorders>
+                <w:shd w:fill="auto" w:val="clear"/>
+                <w:tcMar>
+                  <w:top w:w="100.0" w:type="dxa"/>
+                  <w:left w:w="100.0" w:type="dxa"/>
+                  <w:bottom w:w="100.0" w:type="dxa"/>
+                  <w:right w:w="100.0" w:type="dxa"/>
+                </w:tcMar>
+                <w:vAlign w:val="top"/>
+              </w:tcPr>
+              <w:p>
+                <w:pPr>
+                  <w:widowControl w:val="0"/>
+                  <w:spacing w:after="0" w:line="240" w:lineRule="auto"/>
+                  <w:jc w:val="both"/>
+                  <w:rPr>
+                    <w:sz w:val="16"/>
+                    <w:szCs w:val="16"/>
+                  </w:rPr>
+                </w:pPr>
+                <w:r>
+                  <w:rPr>
+                    <w:sz w:val="16"/>
+                    <w:szCs w:val="16"/>
+                    <w:rtl w:val="0"/>
+                  </w:rPr>
+                  <w:t xml:space="preserve">Levantamiento, ERS, matriz, casos de uso y</w:t>
+                </w:r>
+              </w:p>
+              <w:p>
+                <w:pPr>
+                  <w:widowControl w:val="0"/>
+                  <w:spacing w:after="0" w:line="240" w:lineRule="auto"/>
+                  <w:jc w:val="both"/>
+                  <w:rPr>
+                    <w:sz w:val="16"/>
+                    <w:szCs w:val="16"/>
+                  </w:rPr>
+                </w:pPr>
+                <w:r>
+                  <w:rPr>
+                    <w:sz w:val="16"/>
+                    <w:szCs w:val="16"/>
+                    <w:rtl w:val="0"/>
+                  </w:rPr>
+                  <w:t xml:space="preserve">  control de alcance.</w:t>
+                </w:r>
+              </w:p>
+            </w:tc>
+            <w:tc>
+              <w:tcPr>
+                <w:tcBorders>
+                  <w:top w:color="000000" w:space="0" w:sz="0" w:val="nil"/>
+                  <w:left w:color="000000" w:space="0" w:sz="0" w:val="nil"/>
+                  <w:bottom w:color="b7b7b7" w:space="0" w:sz="7" w:val="single"/>
+                  <w:right w:color="b7b7b7" w:space="0" w:sz="7" w:val="single"/>
+                </w:tcBorders>
+                <w:shd w:fill="auto" w:val="clear"/>
+                <w:tcMar>
+                  <w:top w:w="100.0" w:type="dxa"/>
+                  <w:left w:w="100.0" w:type="dxa"/>
+                  <w:bottom w:w="100.0" w:type="dxa"/>
+                  <w:right w:w="100.0" w:type="dxa"/>
+                </w:tcMar>
+                <w:vAlign w:val="top"/>
+              </w:tcPr>
+              <w:p>
+                <w:pPr>
+                  <w:widowControl w:val="0"/>
+                  <w:spacing w:after="0" w:line="240" w:lineRule="auto"/>
+                  <w:jc w:val="both"/>
+                  <w:rPr>
+                    <w:sz w:val="16"/>
+                    <w:szCs w:val="16"/>
+                  </w:rPr>
+                </w:pPr>
+                <w:r>
+                  <w:rPr>
+                    <w:sz w:val="16"/>
+                    <w:szCs w:val="16"/>
+                    <w:rtl w:val="0"/>
+                  </w:rPr>
+                  <w:t xml:space="preserve">Reuniones, ERS, matriz de requisitos, casos de</w:t>
+                </w:r>
+              </w:p>
+              <w:p>
+                <w:pPr>
+                  <w:widowControl w:val="0"/>
+                  <w:spacing w:after="0" w:line="240" w:lineRule="auto"/>
+                  <w:jc w:val="both"/>
+                  <w:rPr>
+                    <w:sz w:val="16"/>
+                    <w:szCs w:val="16"/>
+                  </w:rPr>
+                </w:pPr>
+                <w:r>
+                  <w:rPr>
+                    <w:sz w:val="16"/>
+                    <w:szCs w:val="16"/>
+                    <w:rtl w:val="0"/>
+                  </w:rPr>
+                  <w:t xml:space="preserve">  uso, actas y repositorio.</w:t>
+                </w:r>
+              </w:p>
+            </w:tc>
+            <w:tc>
+              <w:tcPr>
+                <w:tcBorders>
+                  <w:top w:color="000000" w:space="0" w:sz="0" w:val="nil"/>
+                  <w:left w:color="000000" w:space="0" w:sz="0" w:val="nil"/>
+                  <w:bottom w:color="b7b7b7" w:space="0" w:sz="7" w:val="single"/>
+                  <w:right w:color="b7b7b7" w:space="0" w:sz="7" w:val="single"/>
+                </w:tcBorders>
+                <w:shd w:fill="auto" w:val="clear"/>
+                <w:tcMar>
+                  <w:top w:w="100.0" w:type="dxa"/>
+                  <w:left w:w="100.0" w:type="dxa"/>
+                  <w:bottom w:w="100.0" w:type="dxa"/>
+                  <w:right w:w="100.0" w:type="dxa"/>
+                </w:tcMar>
+                <w:vAlign w:val="top"/>
+              </w:tcPr>
+              <w:p>
+                <w:pPr>
+                  <w:widowControl w:val="0"/>
+                  <w:spacing w:after="0" w:line="240" w:lineRule="auto"/>
+                  <w:jc w:val="both"/>
+                  <w:rPr>
+                    <w:sz w:val="16"/>
+                    <w:szCs w:val="16"/>
+                  </w:rPr>
+                </w:pPr>
+                <w:r>
+                  <w:rPr>
+                    <w:sz w:val="16"/>
+                    <w:szCs w:val="16"/>
+                    <w:rtl w:val="0"/>
+                  </w:rPr>
+                  <w:t xml:space="preserve">4 semanas + revisiones</w:t>
+                </w:r>
+              </w:p>
+            </w:tc>
+            <w:tc>
+              <w:tcPr>
+                <w:tcBorders>
+                  <w:top w:color="000000" w:space="0" w:sz="0" w:val="nil"/>
+                  <w:left w:color="000000" w:space="0" w:sz="0" w:val="nil"/>
+                  <w:bottom w:color="b7b7b7" w:space="0" w:sz="7" w:val="single"/>
+                  <w:right w:color="b7b7b7" w:space="0" w:sz="7" w:val="single"/>
+                </w:tcBorders>
+                <w:shd w:fill="auto" w:val="clear"/>
+                <w:tcMar>
+                  <w:top w:w="100.0" w:type="dxa"/>
+                  <w:left w:w="100.0" w:type="dxa"/>
+                  <w:bottom w:w="100.0" w:type="dxa"/>
+                  <w:right w:w="100.0" w:type="dxa"/>
+                </w:tcMar>
+                <w:vAlign w:val="top"/>
+              </w:tcPr>
+              <w:p>
+                <w:pPr>
+                  <w:widowControl w:val="0"/>
+                  <w:spacing w:after="0" w:line="240" w:lineRule="auto"/>
+                  <w:jc w:val="both"/>
+                  <w:rPr>
+                    <w:sz w:val="16"/>
+                    <w:szCs w:val="16"/>
+                  </w:rPr>
+                </w:pPr>
+                <w:r>
+                  <w:rPr>
+                    <w:sz w:val="16"/>
+                    <w:szCs w:val="16"/>
+                    <w:rtl w:val="0"/>
+                  </w:rPr>
+                  <w:t xml:space="preserve">Constanza Gaete / Antonia Pacheco</w:t>
+                </w:r>
+              </w:p>
+            </w:tc>
+            <w:tc>
+              <w:tcPr>
+                <w:tcBorders>
+                  <w:top w:color="000000" w:space="0" w:sz="0" w:val="nil"/>
+                  <w:left w:color="000000" w:space="0" w:sz="0" w:val="nil"/>
+                  <w:bottom w:color="b7b7b7" w:space="0" w:sz="7" w:val="single"/>
+                  <w:right w:color="b7b7b7" w:space="0" w:sz="7" w:val="single"/>
+                </w:tcBorders>
+                <w:shd w:fill="auto" w:val="clear"/>
+                <w:tcMar>
+                  <w:top w:w="100.0" w:type="dxa"/>
+                  <w:left w:w="100.0" w:type="dxa"/>
+                  <w:bottom w:w="100.0" w:type="dxa"/>
+                  <w:right w:w="100.0" w:type="dxa"/>
+                </w:tcMar>
+                <w:vAlign w:val="top"/>
+              </w:tcPr>
+              <w:p>
+                <w:pPr>
+                  <w:widowControl w:val="0"/>
+                  <w:spacing w:after="0" w:line="240" w:lineRule="auto"/>
+                  <w:jc w:val="both"/>
+                  <w:rPr>
+                    <w:sz w:val="16"/>
+                    <w:szCs w:val="16"/>
+                  </w:rPr>
+                </w:pPr>
+                <w:r>
+                  <w:rPr>
+                    <w:sz w:val="16"/>
+                    <w:szCs w:val="16"/>
+                    <w:rtl w:val="0"/>
+                  </w:rPr>
+                  <w:t xml:space="preserve">Se consolidaron problema, alcance, actores,</w:t>
+                </w:r>
+              </w:p>
+              <w:p>
+                <w:pPr>
+                  <w:widowControl w:val="0"/>
+                  <w:spacing w:after="0" w:line="240" w:lineRule="auto"/>
+                  <w:jc w:val="both"/>
+                  <w:rPr>
+                    <w:sz w:val="16"/>
+                    <w:szCs w:val="16"/>
+                  </w:rPr>
+                </w:pPr>
+                <w:r>
+                  <w:rPr>
+                    <w:sz w:val="16"/>
+                    <w:szCs w:val="16"/>
+                    <w:rtl w:val="0"/>
+                  </w:rPr>
+                  <w:t xml:space="preserve">  reglas de negocio y requisitos.</w:t>
+                </w:r>
+              </w:p>
+            </w:tc>
+            <w:tc>
+              <w:tcPr>
+                <w:tcBorders>
+                  <w:top w:color="000000" w:space="0" w:sz="0" w:val="nil"/>
+                  <w:left w:color="000000" w:space="0" w:sz="0" w:val="nil"/>
+                  <w:bottom w:color="b7b7b7" w:space="0" w:sz="7" w:val="single"/>
+                  <w:right w:color="b7b7b7" w:space="0" w:sz="7" w:val="single"/>
+                </w:tcBorders>
+                <w:shd w:fill="auto" w:val="clear"/>
+                <w:tcMar>
+                  <w:top w:w="100.0" w:type="dxa"/>
+                  <w:left w:w="100.0" w:type="dxa"/>
+                  <w:bottom w:w="100.0" w:type="dxa"/>
+                  <w:right w:w="100.0" w:type="dxa"/>
+                </w:tcMar>
+                <w:vAlign w:val="top"/>
+              </w:tcPr>
+              <w:p>
+                <w:pPr>
+                  <w:widowControl w:val="0"/>
+                  <w:spacing w:after="0" w:line="240" w:lineRule="auto"/>
+                  <w:jc w:val="both"/>
+                  <w:rPr>
+                    <w:sz w:val="16"/>
+                    <w:szCs w:val="16"/>
+                  </w:rPr>
+                </w:pPr>
+                <w:r>
+                  <w:rPr>
+                    <w:sz w:val="16"/>
+                    <w:szCs w:val="16"/>
+                    <w:rtl w:val="0"/>
+                  </w:rPr>
+                  <w:t xml:space="preserve">En curso </w:t>
+                </w:r>
+              </w:p>
+            </w:tc>
+            <w:tc>
+              <w:tcPr>
+                <w:tcBorders>
+                  <w:top w:color="000000" w:space="0" w:sz="0" w:val="nil"/>
+                  <w:left w:color="000000" w:space="0" w:sz="0" w:val="nil"/>
+                  <w:bottom w:color="b7b7b7" w:space="0" w:sz="7" w:val="single"/>
+                  <w:right w:color="b7b7b7" w:space="0" w:sz="7" w:val="single"/>
+                </w:tcBorders>
+                <w:shd w:fill="auto" w:val="clear"/>
+                <w:tcMar>
+                  <w:top w:w="100.0" w:type="dxa"/>
+                  <w:left w:w="100.0" w:type="dxa"/>
+                  <w:bottom w:w="100.0" w:type="dxa"/>
+                  <w:right w:w="100.0" w:type="dxa"/>
+                </w:tcMar>
+                <w:vAlign w:val="top"/>
+              </w:tcPr>
+              <w:p>
+                <w:pPr>
+                  <w:widowControl w:val="0"/>
+                  <w:spacing w:after="0" w:line="240" w:lineRule="auto"/>
+                  <w:jc w:val="both"/>
+                  <w:rPr>
+                    <w:sz w:val="16"/>
+                    <w:szCs w:val="16"/>
+                  </w:rPr>
+                </w:pPr>
+                <w:r>
+                  <w:rPr>
+                    <w:sz w:val="16"/>
+                    <w:szCs w:val="16"/>
+                    <w:rtl w:val="0"/>
+                  </w:rPr>
+                  <w:t xml:space="preserve">Se amplió a PCs e impresoras, se incorporaron</w:t>
+                </w:r>
+              </w:p>
+              <w:p>
+                <w:pPr>
+                  <w:widowControl w:val="0"/>
+                  <w:spacing w:after="0" w:line="240" w:lineRule="auto"/>
+                  <w:jc w:val="both"/>
+                  <w:rPr>
+                    <w:sz w:val="16"/>
+                    <w:szCs w:val="16"/>
+                  </w:rPr>
+                </w:pPr>
+                <w:r>
+                  <w:rPr>
+                    <w:sz w:val="16"/>
+                    <w:szCs w:val="16"/>
+                    <w:rtl w:val="0"/>
+                  </w:rPr>
+                  <w:t xml:space="preserve">  rutas y se depuró el alcance.</w:t>
+                </w:r>
+              </w:p>
+            </w:tc>
+          </w:tr>
+          <w:tr>
+            <w:trPr>
+              <w:cantSplit w:val="0"/>
+              <w:tblHeader w:val="0"/>
+            </w:trPr>
+            <w:tc>
+              <w:tcPr>
+                <w:tcBorders>
+                  <w:top w:color="000000" w:space="0" w:sz="0" w:val="nil"/>
+                  <w:left w:color="b7b7b7" w:space="0" w:sz="7" w:val="single"/>
+                  <w:bottom w:color="b7b7b7" w:space="0" w:sz="7" w:val="single"/>
+                  <w:right w:color="b7b7b7" w:space="0" w:sz="7" w:val="single"/>
+                </w:tcBorders>
+                <w:shd w:fill="auto" w:val="clear"/>
+                <w:tcMar>
+                  <w:top w:w="100.0" w:type="dxa"/>
+                  <w:left w:w="100.0" w:type="dxa"/>
+                  <w:bottom w:w="100.0" w:type="dxa"/>
+                  <w:right w:w="100.0" w:type="dxa"/>
+                </w:tcMar>
+                <w:vAlign w:val="top"/>
+              </w:tcPr>
+              <w:p>
+                <w:pPr>
+                  <w:widowControl w:val="0"/>
+                  <w:spacing w:after="0" w:line="240" w:lineRule="auto"/>
+                  <w:jc w:val="both"/>
+                  <w:rPr>
+                    <w:sz w:val="16"/>
+                    <w:szCs w:val="16"/>
+                  </w:rPr>
+                </w:pPr>
+                <w:r>
+                  <w:rPr>
+                    <w:sz w:val="16"/>
+                    <w:szCs w:val="16"/>
+                    <w:rtl w:val="0"/>
+                  </w:rPr>
+                  <w:t xml:space="preserve">Diseñar y desarrollar</w:t>
+                </w:r>
+              </w:p>
+              <w:p>
+                <w:pPr>
+                  <w:widowControl w:val="0"/>
+                  <w:spacing w:after="0" w:line="240" w:lineRule="auto"/>
+                  <w:jc w:val="both"/>
+                  <w:rPr>
+                    <w:sz w:val="16"/>
+                    <w:szCs w:val="16"/>
+                  </w:rPr>
+                </w:pPr>
+                <w:r>
+                  <w:rPr>
+                    <w:sz w:val="16"/>
+                    <w:szCs w:val="16"/>
+                    <w:rtl w:val="0"/>
+                  </w:rPr>
+                  <w:t xml:space="preserve">  soluciones de software de acuerdo con requerimientos funcionales y no</w:t>
+                </w:r>
+              </w:p>
+              <w:p>
+                <w:pPr>
+                  <w:widowControl w:val="0"/>
+                  <w:spacing w:after="0" w:line="240" w:lineRule="auto"/>
+                  <w:jc w:val="both"/>
+                  <w:rPr>
+                    <w:sz w:val="16"/>
+                    <w:szCs w:val="16"/>
+                  </w:rPr>
+                </w:pPr>
+                <w:r>
+                  <w:rPr>
+                    <w:sz w:val="16"/>
+                    <w:szCs w:val="16"/>
+                    <w:rtl w:val="0"/>
+                  </w:rPr>
+                  <w:t xml:space="preserve">  funcionales.</w:t>
+                </w:r>
+              </w:p>
+            </w:tc>
+            <w:tc>
+              <w:tcPr>
+                <w:tcBorders>
+                  <w:top w:color="000000" w:space="0" w:sz="0" w:val="nil"/>
+                  <w:left w:color="000000" w:space="0" w:sz="0" w:val="nil"/>
+                  <w:bottom w:color="b7b7b7" w:space="0" w:sz="7" w:val="single"/>
+                  <w:right w:color="b7b7b7" w:space="0" w:sz="7" w:val="single"/>
+                </w:tcBorders>
+                <w:shd w:fill="auto" w:val="clear"/>
+                <w:tcMar>
+                  <w:top w:w="100.0" w:type="dxa"/>
+                  <w:left w:w="100.0" w:type="dxa"/>
+                  <w:bottom w:w="100.0" w:type="dxa"/>
+                  <w:right w:w="100.0" w:type="dxa"/>
+                </w:tcMar>
+                <w:vAlign w:val="top"/>
+              </w:tcPr>
+              <w:p>
+                <w:pPr>
+                  <w:widowControl w:val="0"/>
+                  <w:spacing w:after="0" w:line="240" w:lineRule="auto"/>
+                  <w:jc w:val="both"/>
+                  <w:rPr>
+                    <w:sz w:val="16"/>
+                    <w:szCs w:val="16"/>
+                  </w:rPr>
+                </w:pPr>
+                <w:r>
+                  <w:rPr>
+                    <w:sz w:val="16"/>
+                    <w:szCs w:val="16"/>
+                    <w:rtl w:val="0"/>
+                  </w:rPr>
+                  <w:t xml:space="preserve">Arquitectura, frontend/backend, modelo de datos,</w:t>
+                </w:r>
+              </w:p>
+              <w:p>
+                <w:pPr>
+                  <w:widowControl w:val="0"/>
+                  <w:spacing w:after="0" w:line="240" w:lineRule="auto"/>
+                  <w:jc w:val="both"/>
+                  <w:rPr>
+                    <w:sz w:val="16"/>
+                    <w:szCs w:val="16"/>
+                  </w:rPr>
+                </w:pPr>
+                <w:r>
+                  <w:rPr>
+                    <w:sz w:val="16"/>
+                    <w:szCs w:val="16"/>
+                    <w:rtl w:val="0"/>
+                  </w:rPr>
+                  <w:t xml:space="preserve">  integración y despliegue.</w:t>
+                </w:r>
+              </w:p>
+            </w:tc>
+            <w:tc>
+              <w:tcPr>
+                <w:tcBorders>
+                  <w:top w:color="000000" w:space="0" w:sz="0" w:val="nil"/>
+                  <w:left w:color="000000" w:space="0" w:sz="0" w:val="nil"/>
+                  <w:bottom w:color="b7b7b7" w:space="0" w:sz="7" w:val="single"/>
+                  <w:right w:color="b7b7b7" w:space="0" w:sz="7" w:val="single"/>
+                </w:tcBorders>
+                <w:shd w:fill="auto" w:val="clear"/>
+                <w:tcMar>
+                  <w:top w:w="100.0" w:type="dxa"/>
+                  <w:left w:w="100.0" w:type="dxa"/>
+                  <w:bottom w:w="100.0" w:type="dxa"/>
+                  <w:right w:w="100.0" w:type="dxa"/>
+                </w:tcMar>
+                <w:vAlign w:val="top"/>
+              </w:tcPr>
+              <w:p>
+                <w:pPr>
+                  <w:widowControl w:val="0"/>
+                  <w:spacing w:after="0" w:line="240" w:lineRule="auto"/>
+                  <w:jc w:val="both"/>
+                  <w:rPr>
+                    <w:sz w:val="16"/>
+                    <w:szCs w:val="16"/>
+                  </w:rPr>
+                </w:pPr>
+                <w:r>
+                  <w:rPr>
+                    <w:sz w:val="16"/>
+                    <w:szCs w:val="16"/>
+                    <w:rtl w:val="0"/>
+                  </w:rPr>
+                  <w:t xml:space="preserve">Leaflet, OpenStreetMap, API/backend, base de</w:t>
+                </w:r>
+              </w:p>
+              <w:p>
+                <w:pPr>
+                  <w:widowControl w:val="0"/>
+                  <w:spacing w:after="0" w:line="240" w:lineRule="auto"/>
+                  <w:jc w:val="both"/>
+                  <w:rPr>
+                    <w:sz w:val="16"/>
+                    <w:szCs w:val="16"/>
+                  </w:rPr>
+                </w:pPr>
+                <w:r>
+                  <w:rPr>
+                    <w:sz w:val="16"/>
+                    <w:szCs w:val="16"/>
+                    <w:rtl w:val="0"/>
+                  </w:rPr>
+                  <w:t xml:space="preserve">  datos, Docker, GitHub y diagramas.</w:t>
+                </w:r>
+              </w:p>
+            </w:tc>
+            <w:tc>
+              <w:tcPr>
+                <w:tcBorders>
+                  <w:top w:color="000000" w:space="0" w:sz="0" w:val="nil"/>
+                  <w:left w:color="000000" w:space="0" w:sz="0" w:val="nil"/>
+                  <w:bottom w:color="b7b7b7" w:space="0" w:sz="7" w:val="single"/>
+                  <w:right w:color="b7b7b7" w:space="0" w:sz="7" w:val="single"/>
+                </w:tcBorders>
+                <w:shd w:fill="auto" w:val="clear"/>
+                <w:tcMar>
+                  <w:top w:w="100.0" w:type="dxa"/>
+                  <w:left w:w="100.0" w:type="dxa"/>
+                  <w:bottom w:w="100.0" w:type="dxa"/>
+                  <w:right w:w="100.0" w:type="dxa"/>
+                </w:tcMar>
+                <w:vAlign w:val="top"/>
+              </w:tcPr>
+              <w:p>
+                <w:pPr>
+                  <w:widowControl w:val="0"/>
+                  <w:spacing w:after="0" w:line="240" w:lineRule="auto"/>
+                  <w:jc w:val="both"/>
+                  <w:rPr>
+                    <w:sz w:val="16"/>
+                    <w:szCs w:val="16"/>
+                  </w:rPr>
+                </w:pPr>
+                <w:r>
+                  <w:rPr>
+                    <w:sz w:val="16"/>
+                    <w:szCs w:val="16"/>
+                    <w:rtl w:val="0"/>
+                  </w:rPr>
+                  <w:t xml:space="preserve">6 semanas</w:t>
+                </w:r>
+              </w:p>
+            </w:tc>
+            <w:tc>
+              <w:tcPr>
+                <w:tcBorders>
+                  <w:top w:color="000000" w:space="0" w:sz="0" w:val="nil"/>
+                  <w:left w:color="000000" w:space="0" w:sz="0" w:val="nil"/>
+                  <w:bottom w:color="b7b7b7" w:space="0" w:sz="7" w:val="single"/>
+                  <w:right w:color="b7b7b7" w:space="0" w:sz="7" w:val="single"/>
+                </w:tcBorders>
+                <w:shd w:fill="auto" w:val="clear"/>
+                <w:tcMar>
+                  <w:top w:w="100.0" w:type="dxa"/>
+                  <w:left w:w="100.0" w:type="dxa"/>
+                  <w:bottom w:w="100.0" w:type="dxa"/>
+                  <w:right w:w="100.0" w:type="dxa"/>
+                </w:tcMar>
+                <w:vAlign w:val="top"/>
+              </w:tcPr>
+              <w:p>
+                <w:pPr>
+                  <w:widowControl w:val="0"/>
+                  <w:spacing w:after="0" w:line="240" w:lineRule="auto"/>
+                  <w:jc w:val="both"/>
+                  <w:rPr>
+                    <w:sz w:val="16"/>
+                    <w:szCs w:val="16"/>
+                  </w:rPr>
+                </w:pPr>
+                <w:r>
+                  <w:rPr>
+                    <w:sz w:val="16"/>
+                    <w:szCs w:val="16"/>
+                    <w:rtl w:val="0"/>
+                  </w:rPr>
+                  <w:t xml:space="preserve">Paolo Vilches</w:t>
+                </w:r>
+              </w:p>
+            </w:tc>
+            <w:tc>
+              <w:tcPr>
+                <w:tcBorders>
+                  <w:top w:color="000000" w:space="0" w:sz="0" w:val="nil"/>
+                  <w:left w:color="000000" w:space="0" w:sz="0" w:val="nil"/>
+                  <w:bottom w:color="b7b7b7" w:space="0" w:sz="7" w:val="single"/>
+                  <w:right w:color="b7b7b7" w:space="0" w:sz="7" w:val="single"/>
+                </w:tcBorders>
+                <w:shd w:fill="auto" w:val="clear"/>
+                <w:tcMar>
+                  <w:top w:w="100.0" w:type="dxa"/>
+                  <w:left w:w="100.0" w:type="dxa"/>
+                  <w:bottom w:w="100.0" w:type="dxa"/>
+                  <w:right w:w="100.0" w:type="dxa"/>
+                </w:tcMar>
+                <w:vAlign w:val="top"/>
+              </w:tcPr>
+              <w:p>
+                <w:pPr>
+                  <w:widowControl w:val="0"/>
+                  <w:spacing w:after="0" w:line="240" w:lineRule="auto"/>
+                  <w:jc w:val="both"/>
+                  <w:rPr>
+                    <w:sz w:val="16"/>
+                    <w:szCs w:val="16"/>
+                  </w:rPr>
+                </w:pPr>
+                <w:r>
+                  <w:rPr>
+                    <w:sz w:val="16"/>
+                    <w:szCs w:val="16"/>
+                    <w:rtl w:val="0"/>
+                  </w:rPr>
+                  <w:t xml:space="preserve">Existen avances funcionales, documentos y</w:t>
+                </w:r>
+              </w:p>
+              <w:p>
+                <w:pPr>
+                  <w:widowControl w:val="0"/>
+                  <w:spacing w:after="0" w:line="240" w:lineRule="auto"/>
+                  <w:jc w:val="both"/>
+                  <w:rPr>
+                    <w:sz w:val="16"/>
+                    <w:szCs w:val="16"/>
+                  </w:rPr>
+                </w:pPr>
+                <w:r>
+                  <w:rPr>
+                    <w:sz w:val="16"/>
+                    <w:szCs w:val="16"/>
+                    <w:rtl w:val="0"/>
+                  </w:rPr>
+                  <w:t xml:space="preserve">  diagramas de arquitectura/modelo de datos y manual de instalación.</w:t>
+                </w:r>
+              </w:p>
+            </w:tc>
+            <w:tc>
+              <w:tcPr>
+                <w:tcBorders>
+                  <w:top w:color="000000" w:space="0" w:sz="0" w:val="nil"/>
+                  <w:left w:color="000000" w:space="0" w:sz="0" w:val="nil"/>
+                  <w:bottom w:color="b7b7b7" w:space="0" w:sz="7" w:val="single"/>
+                  <w:right w:color="b7b7b7" w:space="0" w:sz="7" w:val="single"/>
+                </w:tcBorders>
+                <w:shd w:fill="auto" w:val="clear"/>
+                <w:tcMar>
+                  <w:top w:w="100.0" w:type="dxa"/>
+                  <w:left w:w="100.0" w:type="dxa"/>
+                  <w:bottom w:w="100.0" w:type="dxa"/>
+                  <w:right w:w="100.0" w:type="dxa"/>
+                </w:tcMar>
+                <w:vAlign w:val="top"/>
+              </w:tcPr>
+              <w:p>
+                <w:pPr>
+                  <w:widowControl w:val="0"/>
+                  <w:spacing w:after="0" w:line="240" w:lineRule="auto"/>
+                  <w:jc w:val="both"/>
+                  <w:rPr>
+                    <w:sz w:val="16"/>
+                    <w:szCs w:val="16"/>
+                  </w:rPr>
+                </w:pPr>
+                <w:r>
+                  <w:rPr>
+                    <w:sz w:val="16"/>
+                    <w:szCs w:val="16"/>
+                    <w:rtl w:val="0"/>
+                  </w:rPr>
+                  <w:t xml:space="preserve">En curso </w:t>
+                </w:r>
+              </w:p>
+            </w:tc>
+            <w:tc>
+              <w:tcPr>
+                <w:tcBorders>
+                  <w:top w:color="000000" w:space="0" w:sz="0" w:val="nil"/>
+                  <w:left w:color="000000" w:space="0" w:sz="0" w:val="nil"/>
+                  <w:bottom w:color="b7b7b7" w:space="0" w:sz="7" w:val="single"/>
+                  <w:right w:color="b7b7b7" w:space="0" w:sz="7" w:val="single"/>
+                </w:tcBorders>
+                <w:shd w:fill="auto" w:val="clear"/>
+                <w:tcMar>
+                  <w:top w:w="100.0" w:type="dxa"/>
+                  <w:left w:w="100.0" w:type="dxa"/>
+                  <w:bottom w:w="100.0" w:type="dxa"/>
+                  <w:right w:w="100.0" w:type="dxa"/>
+                </w:tcMar>
+                <w:vAlign w:val="top"/>
+              </w:tcPr>
+              <w:p>
+                <w:pPr>
+                  <w:widowControl w:val="0"/>
+                  <w:spacing w:after="0" w:line="240" w:lineRule="auto"/>
+                  <w:jc w:val="both"/>
+                  <w:rPr>
+                    <w:sz w:val="16"/>
+                    <w:szCs w:val="16"/>
+                  </w:rPr>
+                </w:pPr>
+                <w:r>
+                  <w:rPr>
+                    <w:sz w:val="16"/>
+                    <w:szCs w:val="16"/>
+                    <w:rtl w:val="0"/>
+                  </w:rPr>
+                  <w:t xml:space="preserve">Mejoras de filtros, búsquedas, rutas, interfaz,</w:t>
+                </w:r>
+              </w:p>
+              <w:p>
+                <w:pPr>
+                  <w:widowControl w:val="0"/>
+                  <w:spacing w:after="0" w:line="240" w:lineRule="auto"/>
+                  <w:jc w:val="both"/>
+                  <w:rPr>
+                    <w:sz w:val="16"/>
+                    <w:szCs w:val="16"/>
+                  </w:rPr>
+                </w:pPr>
+                <w:r>
+                  <w:rPr>
+                    <w:sz w:val="16"/>
+                    <w:szCs w:val="16"/>
+                    <w:rtl w:val="0"/>
+                  </w:rPr>
+                  <w:t xml:space="preserve">  sectores y soporte para impresoras.</w:t>
+                </w:r>
+              </w:p>
+            </w:tc>
+          </w:tr>
+          <w:tr>
+            <w:trPr>
+              <w:cantSplit w:val="0"/>
+              <w:tblHeader w:val="0"/>
+            </w:trPr>
+            <w:tc>
+              <w:tcPr>
+                <w:tcBorders>
+                  <w:top w:color="000000" w:space="0" w:sz="0" w:val="nil"/>
+                  <w:left w:color="b7b7b7" w:space="0" w:sz="7" w:val="single"/>
+                  <w:bottom w:color="b7b7b7" w:space="0" w:sz="7" w:val="single"/>
+                  <w:right w:color="b7b7b7" w:space="0" w:sz="7" w:val="single"/>
+                </w:tcBorders>
+                <w:shd w:fill="auto" w:val="clear"/>
+                <w:tcMar>
+                  <w:top w:w="100.0" w:type="dxa"/>
+                  <w:left w:w="100.0" w:type="dxa"/>
+                  <w:bottom w:w="100.0" w:type="dxa"/>
+                  <w:right w:w="100.0" w:type="dxa"/>
+                </w:tcMar>
+                <w:vAlign w:val="top"/>
+              </w:tcPr>
+              <w:p>
+                <w:pPr>
+                  <w:widowControl w:val="0"/>
+                  <w:spacing w:after="0" w:line="240" w:lineRule="auto"/>
+                  <w:jc w:val="both"/>
+                  <w:rPr>
+                    <w:sz w:val="16"/>
+                    <w:szCs w:val="16"/>
+                  </w:rPr>
+                </w:pPr>
+                <w:r>
+                  <w:rPr>
+                    <w:sz w:val="16"/>
+                    <w:szCs w:val="16"/>
+                    <w:rtl w:val="0"/>
+                  </w:rPr>
+                  <w:t xml:space="preserve">Realizar pruebas que permitan</w:t>
+                </w:r>
+              </w:p>
+              <w:p>
+                <w:pPr>
+                  <w:widowControl w:val="0"/>
+                  <w:spacing w:after="0" w:line="240" w:lineRule="auto"/>
+                  <w:jc w:val="both"/>
+                  <w:rPr>
+                    <w:sz w:val="16"/>
+                    <w:szCs w:val="16"/>
+                  </w:rPr>
+                </w:pPr>
+                <w:r>
+                  <w:rPr>
+                    <w:sz w:val="16"/>
+                    <w:szCs w:val="16"/>
+                    <w:rtl w:val="0"/>
+                  </w:rPr>
+                  <w:t xml:space="preserve">  validar el funcionamiento y calidad de una solución informática.</w:t>
+                </w:r>
+              </w:p>
+            </w:tc>
+            <w:tc>
+              <w:tcPr>
+                <w:tcBorders>
+                  <w:top w:color="000000" w:space="0" w:sz="0" w:val="nil"/>
+                  <w:left w:color="000000" w:space="0" w:sz="0" w:val="nil"/>
+                  <w:bottom w:color="b7b7b7" w:space="0" w:sz="7" w:val="single"/>
+                  <w:right w:color="b7b7b7" w:space="0" w:sz="7" w:val="single"/>
+                </w:tcBorders>
+                <w:shd w:fill="auto" w:val="clear"/>
+                <w:tcMar>
+                  <w:top w:w="100.0" w:type="dxa"/>
+                  <w:left w:w="100.0" w:type="dxa"/>
+                  <w:bottom w:w="100.0" w:type="dxa"/>
+                  <w:right w:w="100.0" w:type="dxa"/>
+                </w:tcMar>
+                <w:vAlign w:val="top"/>
+              </w:tcPr>
+              <w:p>
+                <w:pPr>
+                  <w:widowControl w:val="0"/>
+                  <w:spacing w:after="0" w:line="240" w:lineRule="auto"/>
+                  <w:jc w:val="both"/>
+                  <w:rPr>
+                    <w:sz w:val="16"/>
+                    <w:szCs w:val="16"/>
+                  </w:rPr>
+                </w:pPr>
+                <w:r>
+                  <w:rPr>
+                    <w:sz w:val="16"/>
+                    <w:szCs w:val="16"/>
+                    <w:rtl w:val="0"/>
+                  </w:rPr>
+                  <w:t xml:space="preserve">Validación funcional, integración, permisos y</w:t>
+                </w:r>
+              </w:p>
+              <w:p>
+                <w:pPr>
+                  <w:widowControl w:val="0"/>
+                  <w:spacing w:after="0" w:line="240" w:lineRule="auto"/>
+                  <w:jc w:val="both"/>
+                  <w:rPr>
+                    <w:sz w:val="16"/>
+                    <w:szCs w:val="16"/>
+                  </w:rPr>
+                </w:pPr>
+                <w:r>
+                  <w:rPr>
+                    <w:sz w:val="16"/>
+                    <w:szCs w:val="16"/>
+                    <w:rtl w:val="0"/>
+                  </w:rPr>
+                  <w:t xml:space="preserve">  plan formal de pruebas.</w:t>
+                </w:r>
+              </w:p>
+            </w:tc>
+            <w:tc>
+              <w:tcPr>
+                <w:tcBorders>
+                  <w:top w:color="000000" w:space="0" w:sz="0" w:val="nil"/>
+                  <w:left w:color="000000" w:space="0" w:sz="0" w:val="nil"/>
+                  <w:bottom w:color="b7b7b7" w:space="0" w:sz="7" w:val="single"/>
+                  <w:right w:color="b7b7b7" w:space="0" w:sz="7" w:val="single"/>
+                </w:tcBorders>
+                <w:shd w:fill="auto" w:val="clear"/>
+                <w:tcMar>
+                  <w:top w:w="100.0" w:type="dxa"/>
+                  <w:left w:w="100.0" w:type="dxa"/>
+                  <w:bottom w:w="100.0" w:type="dxa"/>
+                  <w:right w:w="100.0" w:type="dxa"/>
+                </w:tcMar>
+                <w:vAlign w:val="top"/>
+              </w:tcPr>
+              <w:p>
+                <w:pPr>
+                  <w:widowControl w:val="0"/>
+                  <w:spacing w:after="0" w:line="240" w:lineRule="auto"/>
+                  <w:jc w:val="both"/>
+                  <w:rPr>
+                    <w:sz w:val="16"/>
+                    <w:szCs w:val="16"/>
+                  </w:rPr>
+                </w:pPr>
+                <w:r>
+                  <w:rPr>
+                    <w:sz w:val="16"/>
+                    <w:szCs w:val="16"/>
+                    <w:rtl w:val="0"/>
+                  </w:rPr>
+                  <w:t xml:space="preserve">ERS, matriz de requisitos, datos controlados,</w:t>
+                </w:r>
+              </w:p>
+              <w:p>
+                <w:pPr>
+                  <w:widowControl w:val="0"/>
+                  <w:spacing w:after="0" w:line="240" w:lineRule="auto"/>
+                  <w:jc w:val="both"/>
+                  <w:rPr>
+                    <w:sz w:val="16"/>
+                    <w:szCs w:val="16"/>
+                  </w:rPr>
+                </w:pPr>
+                <w:r>
+                  <w:rPr>
+                    <w:sz w:val="16"/>
+                    <w:szCs w:val="16"/>
+                    <w:rtl w:val="0"/>
+                  </w:rPr>
+                  <w:t xml:space="preserve">  ambiente local/Docker y evidencias.</w:t>
+                </w:r>
+              </w:p>
+            </w:tc>
+            <w:tc>
+              <w:tcPr>
+                <w:tcBorders>
+                  <w:top w:color="000000" w:space="0" w:sz="0" w:val="nil"/>
+                  <w:left w:color="000000" w:space="0" w:sz="0" w:val="nil"/>
+                  <w:bottom w:color="b7b7b7" w:space="0" w:sz="7" w:val="single"/>
+                  <w:right w:color="b7b7b7" w:space="0" w:sz="7" w:val="single"/>
+                </w:tcBorders>
+                <w:shd w:fill="auto" w:val="clear"/>
+                <w:tcMar>
+                  <w:top w:w="100.0" w:type="dxa"/>
+                  <w:left w:w="100.0" w:type="dxa"/>
+                  <w:bottom w:w="100.0" w:type="dxa"/>
+                  <w:right w:w="100.0" w:type="dxa"/>
+                </w:tcMar>
+                <w:vAlign w:val="top"/>
+              </w:tcPr>
+              <w:p>
+                <w:pPr>
+                  <w:widowControl w:val="0"/>
+                  <w:spacing w:after="0" w:line="240" w:lineRule="auto"/>
+                  <w:jc w:val="both"/>
+                  <w:rPr>
+                    <w:sz w:val="16"/>
+                    <w:szCs w:val="16"/>
+                  </w:rPr>
+                </w:pPr>
+                <w:r>
+                  <w:rPr>
+                    <w:sz w:val="16"/>
+                    <w:szCs w:val="16"/>
+                    <w:rtl w:val="0"/>
+                  </w:rPr>
+                  <w:t xml:space="preserve">4 semanas</w:t>
+                </w:r>
+              </w:p>
+            </w:tc>
+            <w:tc>
+              <w:tcPr>
+                <w:tcBorders>
+                  <w:top w:color="000000" w:space="0" w:sz="0" w:val="nil"/>
+                  <w:left w:color="000000" w:space="0" w:sz="0" w:val="nil"/>
+                  <w:bottom w:color="b7b7b7" w:space="0" w:sz="7" w:val="single"/>
+                  <w:right w:color="b7b7b7" w:space="0" w:sz="7" w:val="single"/>
+                </w:tcBorders>
+                <w:shd w:fill="auto" w:val="clear"/>
+                <w:tcMar>
+                  <w:top w:w="100.0" w:type="dxa"/>
+                  <w:left w:w="100.0" w:type="dxa"/>
+                  <w:bottom w:w="100.0" w:type="dxa"/>
+                  <w:right w:w="100.0" w:type="dxa"/>
+                </w:tcMar>
+                <w:vAlign w:val="top"/>
+              </w:tcPr>
+              <w:p>
+                <w:pPr>
+                  <w:widowControl w:val="0"/>
+                  <w:spacing w:after="0" w:line="240" w:lineRule="auto"/>
+                  <w:jc w:val="both"/>
+                  <w:rPr>
+                    <w:sz w:val="16"/>
+                    <w:szCs w:val="16"/>
+                  </w:rPr>
+                </w:pPr>
+                <w:r>
+                  <w:rPr>
+                    <w:sz w:val="16"/>
+                    <w:szCs w:val="16"/>
+                    <w:rtl w:val="0"/>
+                  </w:rPr>
+                  <w:t xml:space="preserve">Antonia Pacheco / Paolo Vilches</w:t>
+                </w:r>
+              </w:p>
+            </w:tc>
+            <w:tc>
+              <w:tcPr>
+                <w:tcBorders>
+                  <w:top w:color="000000" w:space="0" w:sz="0" w:val="nil"/>
+                  <w:left w:color="000000" w:space="0" w:sz="0" w:val="nil"/>
+                  <w:bottom w:color="b7b7b7" w:space="0" w:sz="7" w:val="single"/>
+                  <w:right w:color="b7b7b7" w:space="0" w:sz="7" w:val="single"/>
+                </w:tcBorders>
+                <w:shd w:fill="auto" w:val="clear"/>
+                <w:tcMar>
+                  <w:top w:w="100.0" w:type="dxa"/>
+                  <w:left w:w="100.0" w:type="dxa"/>
+                  <w:bottom w:w="100.0" w:type="dxa"/>
+                  <w:right w:w="100.0" w:type="dxa"/>
+                </w:tcMar>
+                <w:vAlign w:val="top"/>
+              </w:tcPr>
+              <w:p>
+                <w:pPr>
+                  <w:widowControl w:val="0"/>
+                  <w:spacing w:after="0" w:line="240" w:lineRule="auto"/>
+                  <w:jc w:val="both"/>
+                  <w:rPr>
+                    <w:sz w:val="16"/>
+                    <w:szCs w:val="16"/>
+                  </w:rPr>
+                </w:pPr>
+                <w:r>
+                  <w:rPr>
+                    <w:sz w:val="16"/>
+                    <w:szCs w:val="16"/>
+                    <w:rtl w:val="0"/>
+                  </w:rPr>
+                  <w:t xml:space="preserve">Se realizan validaciones progresivas; falta</w:t>
+                </w:r>
+              </w:p>
+              <w:p>
+                <w:pPr>
+                  <w:widowControl w:val="0"/>
+                  <w:spacing w:after="0" w:line="240" w:lineRule="auto"/>
+                  <w:jc w:val="both"/>
+                  <w:rPr>
+                    <w:sz w:val="16"/>
+                    <w:szCs w:val="16"/>
+                  </w:rPr>
+                </w:pPr>
+                <w:r>
+                  <w:rPr>
+                    <w:sz w:val="16"/>
+                    <w:szCs w:val="16"/>
+                    <w:rtl w:val="0"/>
+                  </w:rPr>
+                  <w:t xml:space="preserve">  consolidar el Plan de Pruebas y la trazabilidad requisito-prueba.</w:t>
+                </w:r>
+              </w:p>
+            </w:tc>
+            <w:tc>
+              <w:tcPr>
+                <w:tcBorders>
+                  <w:top w:color="000000" w:space="0" w:sz="0" w:val="nil"/>
+                  <w:left w:color="000000" w:space="0" w:sz="0" w:val="nil"/>
+                  <w:bottom w:color="b7b7b7" w:space="0" w:sz="7" w:val="single"/>
+                  <w:right w:color="b7b7b7" w:space="0" w:sz="7" w:val="single"/>
+                </w:tcBorders>
+                <w:shd w:fill="auto" w:val="clear"/>
+                <w:tcMar>
+                  <w:top w:w="100.0" w:type="dxa"/>
+                  <w:left w:w="100.0" w:type="dxa"/>
+                  <w:bottom w:w="100.0" w:type="dxa"/>
+                  <w:right w:w="100.0" w:type="dxa"/>
+                </w:tcMar>
+                <w:vAlign w:val="top"/>
+              </w:tcPr>
+              <w:p>
+                <w:pPr>
+                  <w:widowControl w:val="0"/>
+                  <w:spacing w:after="0" w:line="240" w:lineRule="auto"/>
+                  <w:jc w:val="both"/>
+                  <w:rPr>
+                    <w:sz w:val="16"/>
+                    <w:szCs w:val="16"/>
+                  </w:rPr>
+                </w:pPr>
+                <w:r>
+                  <w:rPr>
+                    <w:sz w:val="16"/>
+                    <w:szCs w:val="16"/>
+                    <w:rtl w:val="0"/>
+                  </w:rPr>
+                  <w:t xml:space="preserve">En curso</w:t>
+                </w:r>
+              </w:p>
+            </w:tc>
+            <w:tc>
+              <w:tcPr>
+                <w:tcBorders>
+                  <w:top w:color="000000" w:space="0" w:sz="0" w:val="nil"/>
+                  <w:left w:color="000000" w:space="0" w:sz="0" w:val="nil"/>
+                  <w:bottom w:color="b7b7b7" w:space="0" w:sz="7" w:val="single"/>
+                  <w:right w:color="b7b7b7" w:space="0" w:sz="7" w:val="single"/>
+                </w:tcBorders>
+                <w:shd w:fill="auto" w:val="clear"/>
+                <w:tcMar>
+                  <w:top w:w="100.0" w:type="dxa"/>
+                  <w:left w:w="100.0" w:type="dxa"/>
+                  <w:bottom w:w="100.0" w:type="dxa"/>
+                  <w:right w:w="100.0" w:type="dxa"/>
+                </w:tcMar>
+                <w:vAlign w:val="top"/>
+              </w:tcPr>
+              <w:p>
+                <w:pPr>
+                  <w:widowControl w:val="0"/>
+                  <w:spacing w:after="0" w:line="240" w:lineRule="auto"/>
+                  <w:jc w:val="both"/>
+                  <w:rPr>
+                    <w:sz w:val="16"/>
+                    <w:szCs w:val="16"/>
+                  </w:rPr>
+                </w:pPr>
+                <w:r>
+                  <w:rPr>
+                    <w:sz w:val="16"/>
+                    <w:szCs w:val="16"/>
+                    <w:rtl w:val="0"/>
+                  </w:rPr>
+                  <w:t xml:space="preserve">Formalizar QA e incluir rutas, impresoras,</w:t>
+                </w:r>
+              </w:p>
+              <w:p>
+                <w:pPr>
+                  <w:widowControl w:val="0"/>
+                  <w:spacing w:after="0" w:line="240" w:lineRule="auto"/>
+                  <w:jc w:val="both"/>
+                  <w:rPr>
+                    <w:sz w:val="16"/>
+                    <w:szCs w:val="16"/>
+                  </w:rPr>
+                </w:pPr>
+                <w:r>
+                  <w:rPr>
+                    <w:sz w:val="16"/>
+                    <w:szCs w:val="16"/>
+                    <w:rtl w:val="0"/>
+                  </w:rPr>
+                  <w:t xml:space="preserve">  importación, roles, respaldos y escaneo.</w:t>
+                </w:r>
+              </w:p>
+              <w:p>
+                <w:pPr>
+                  <w:widowControl w:val="0"/>
+                  <w:spacing w:after="0" w:line="240" w:lineRule="auto"/>
+                  <w:jc w:val="both"/>
+                  <w:rPr>
+                    <w:sz w:val="16"/>
+                    <w:szCs w:val="16"/>
+                  </w:rPr>
+                </w:pPr>
+                <w:r>
+                  <w:rPr>
+                    <w:sz w:val="16"/>
+                    <w:szCs w:val="16"/>
+                    <w:rtl w:val="0"/>
+                  </w:rPr>
+                  <w:t xml:space="preserve"> </w:t>
+                </w:r>
+              </w:p>
+            </w:tc>
+          </w:tr>
+          <w:tr>
+            <w:trPr>
+              <w:cantSplit w:val="0"/>
+              <w:tblHeader w:val="0"/>
+            </w:trPr>
+            <w:tc>
+              <w:tcPr>
+                <w:tcBorders>
+                  <w:top w:color="000000" w:space="0" w:sz="0" w:val="nil"/>
+                  <w:left w:color="b7b7b7" w:space="0" w:sz="7" w:val="single"/>
+                  <w:bottom w:color="b7b7b7" w:space="0" w:sz="7" w:val="single"/>
+                  <w:right w:color="b7b7b7" w:space="0" w:sz="7" w:val="single"/>
+                </w:tcBorders>
+                <w:shd w:fill="auto" w:val="clear"/>
+                <w:tcMar>
+                  <w:top w:w="100.0" w:type="dxa"/>
+                  <w:left w:w="100.0" w:type="dxa"/>
+                  <w:bottom w:w="100.0" w:type="dxa"/>
+                  <w:right w:w="100.0" w:type="dxa"/>
+                </w:tcMar>
+                <w:vAlign w:val="top"/>
+              </w:tcPr>
+              <w:p>
+                <w:pPr>
+                  <w:widowControl w:val="0"/>
+                  <w:spacing w:after="0" w:line="240" w:lineRule="auto"/>
+                  <w:jc w:val="both"/>
+                  <w:rPr>
+                    <w:sz w:val="16"/>
+                    <w:szCs w:val="16"/>
+                  </w:rPr>
+                </w:pPr>
+                <w:r>
+                  <w:rPr>
+                    <w:sz w:val="16"/>
+                    <w:szCs w:val="16"/>
+                    <w:rtl w:val="0"/>
+                  </w:rPr>
+                  <w:t xml:space="preserve">Planificar y gestionar</w:t>
+                </w:r>
+              </w:p>
+              <w:p>
+                <w:pPr>
+                  <w:widowControl w:val="0"/>
+                  <w:spacing w:after="0" w:line="240" w:lineRule="auto"/>
+                  <w:jc w:val="both"/>
+                  <w:rPr>
+                    <w:sz w:val="16"/>
+                    <w:szCs w:val="16"/>
+                  </w:rPr>
+                </w:pPr>
+                <w:r>
+                  <w:rPr>
+                    <w:sz w:val="16"/>
+                    <w:szCs w:val="16"/>
+                    <w:rtl w:val="0"/>
+                  </w:rPr>
+                  <w:t xml:space="preserve">  actividades asociadas al desarrollo de un proyecto tecnológico / Elaborar</w:t>
+                </w:r>
+              </w:p>
+              <w:p>
+                <w:pPr>
+                  <w:widowControl w:val="0"/>
+                  <w:spacing w:after="0" w:line="240" w:lineRule="auto"/>
+                  <w:jc w:val="both"/>
+                  <w:rPr>
+                    <w:sz w:val="16"/>
+                    <w:szCs w:val="16"/>
+                  </w:rPr>
+                </w:pPr>
+                <w:r>
+                  <w:rPr>
+                    <w:sz w:val="16"/>
+                    <w:szCs w:val="16"/>
+                    <w:rtl w:val="0"/>
+                  </w:rPr>
+                  <w:t xml:space="preserve">  documentación técnica y funcional.</w:t>
+                </w:r>
+              </w:p>
+            </w:tc>
+            <w:tc>
+              <w:tcPr>
+                <w:tcBorders>
+                  <w:top w:color="000000" w:space="0" w:sz="0" w:val="nil"/>
+                  <w:left w:color="000000" w:space="0" w:sz="0" w:val="nil"/>
+                  <w:bottom w:color="b7b7b7" w:space="0" w:sz="7" w:val="single"/>
+                  <w:right w:color="b7b7b7" w:space="0" w:sz="7" w:val="single"/>
+                </w:tcBorders>
+                <w:shd w:fill="auto" w:val="clear"/>
+                <w:tcMar>
+                  <w:top w:w="100.0" w:type="dxa"/>
+                  <w:left w:w="100.0" w:type="dxa"/>
+                  <w:bottom w:w="100.0" w:type="dxa"/>
+                  <w:right w:w="100.0" w:type="dxa"/>
+                </w:tcMar>
+                <w:vAlign w:val="top"/>
+              </w:tcPr>
+              <w:p>
+                <w:pPr>
+                  <w:widowControl w:val="0"/>
+                  <w:spacing w:after="0" w:line="240" w:lineRule="auto"/>
+                  <w:jc w:val="both"/>
+                  <w:rPr>
+                    <w:sz w:val="16"/>
+                    <w:szCs w:val="16"/>
+                  </w:rPr>
+                </w:pPr>
+                <w:r>
+                  <w:rPr>
+                    <w:sz w:val="16"/>
+                    <w:szCs w:val="16"/>
+                    <w:rtl w:val="0"/>
+                  </w:rPr>
+                  <w:t xml:space="preserve">Planificación, seguimiento, control de cambios,</w:t>
+                </w:r>
+              </w:p>
+              <w:p>
+                <w:pPr>
+                  <w:widowControl w:val="0"/>
+                  <w:spacing w:after="0" w:line="240" w:lineRule="auto"/>
+                  <w:jc w:val="both"/>
+                  <w:rPr>
+                    <w:sz w:val="16"/>
+                    <w:szCs w:val="16"/>
+                  </w:rPr>
+                </w:pPr>
+                <w:r>
+                  <w:rPr>
+                    <w:sz w:val="16"/>
+                    <w:szCs w:val="16"/>
+                    <w:rtl w:val="0"/>
+                  </w:rPr>
+                  <w:t xml:space="preserve">  documentación y evidencias.</w:t>
+                </w:r>
+              </w:p>
+            </w:tc>
+            <w:tc>
+              <w:tcPr>
+                <w:tcBorders>
+                  <w:top w:color="000000" w:space="0" w:sz="0" w:val="nil"/>
+                  <w:left w:color="000000" w:space="0" w:sz="0" w:val="nil"/>
+                  <w:bottom w:color="b7b7b7" w:space="0" w:sz="7" w:val="single"/>
+                  <w:right w:color="b7b7b7" w:space="0" w:sz="7" w:val="single"/>
+                </w:tcBorders>
+                <w:shd w:fill="auto" w:val="clear"/>
+                <w:tcMar>
+                  <w:top w:w="100.0" w:type="dxa"/>
+                  <w:left w:w="100.0" w:type="dxa"/>
+                  <w:bottom w:w="100.0" w:type="dxa"/>
+                  <w:right w:w="100.0" w:type="dxa"/>
+                </w:tcMar>
+                <w:vAlign w:val="top"/>
+              </w:tcPr>
+              <w:p>
+                <w:pPr>
+                  <w:widowControl w:val="0"/>
+                  <w:spacing w:after="0" w:line="240" w:lineRule="auto"/>
+                  <w:jc w:val="both"/>
+                  <w:rPr>
+                    <w:sz w:val="16"/>
+                    <w:szCs w:val="16"/>
+                  </w:rPr>
+                </w:pPr>
+                <w:r>
+                  <w:rPr>
+                    <w:sz w:val="16"/>
+                    <w:szCs w:val="16"/>
+                    <w:rtl w:val="0"/>
+                  </w:rPr>
+                  <w:t xml:space="preserve">Planificación Capstone, Drive, GitHub, Gantt,</w:t>
+                </w:r>
+              </w:p>
+              <w:p>
+                <w:pPr>
+                  <w:widowControl w:val="0"/>
+                  <w:spacing w:after="0" w:line="240" w:lineRule="auto"/>
+                  <w:jc w:val="both"/>
+                  <w:rPr>
+                    <w:sz w:val="16"/>
+                    <w:szCs w:val="16"/>
+                  </w:rPr>
+                </w:pPr>
+                <w:r>
+                  <w:rPr>
+                    <w:sz w:val="16"/>
+                    <w:szCs w:val="16"/>
+                    <w:rtl w:val="0"/>
+                  </w:rPr>
+                  <w:t xml:space="preserve">  Acta, RACI y minutas.</w:t>
+                </w:r>
+              </w:p>
+            </w:tc>
+            <w:tc>
+              <w:tcPr>
+                <w:tcBorders>
+                  <w:top w:color="000000" w:space="0" w:sz="0" w:val="nil"/>
+                  <w:left w:color="000000" w:space="0" w:sz="0" w:val="nil"/>
+                  <w:bottom w:color="b7b7b7" w:space="0" w:sz="7" w:val="single"/>
+                  <w:right w:color="b7b7b7" w:space="0" w:sz="7" w:val="single"/>
+                </w:tcBorders>
+                <w:shd w:fill="auto" w:val="clear"/>
+                <w:tcMar>
+                  <w:top w:w="100.0" w:type="dxa"/>
+                  <w:left w:w="100.0" w:type="dxa"/>
+                  <w:bottom w:w="100.0" w:type="dxa"/>
+                  <w:right w:w="100.0" w:type="dxa"/>
+                </w:tcMar>
+                <w:vAlign w:val="top"/>
+              </w:tcPr>
+              <w:p>
+                <w:pPr>
+                  <w:widowControl w:val="0"/>
+                  <w:spacing w:after="0" w:line="240" w:lineRule="auto"/>
+                  <w:jc w:val="both"/>
+                  <w:rPr>
+                    <w:sz w:val="16"/>
+                    <w:szCs w:val="16"/>
+                  </w:rPr>
+                </w:pPr>
+                <w:r>
+                  <w:rPr>
+                    <w:sz w:val="16"/>
+                    <w:szCs w:val="16"/>
+                    <w:rtl w:val="0"/>
+                  </w:rPr>
+                  <w:t xml:space="preserve">Durante todo el proyecto</w:t>
+                </w:r>
+              </w:p>
+            </w:tc>
+            <w:tc>
+              <w:tcPr>
+                <w:tcBorders>
+                  <w:top w:color="000000" w:space="0" w:sz="0" w:val="nil"/>
+                  <w:left w:color="000000" w:space="0" w:sz="0" w:val="nil"/>
+                  <w:bottom w:color="b7b7b7" w:space="0" w:sz="7" w:val="single"/>
+                  <w:right w:color="b7b7b7" w:space="0" w:sz="7" w:val="single"/>
+                </w:tcBorders>
+                <w:shd w:fill="auto" w:val="clear"/>
+                <w:tcMar>
+                  <w:top w:w="100.0" w:type="dxa"/>
+                  <w:left w:w="100.0" w:type="dxa"/>
+                  <w:bottom w:w="100.0" w:type="dxa"/>
+                  <w:right w:w="100.0" w:type="dxa"/>
+                </w:tcMar>
+                <w:vAlign w:val="top"/>
+              </w:tcPr>
+              <w:p>
+                <w:pPr>
+                  <w:widowControl w:val="0"/>
+                  <w:spacing w:after="0" w:line="240" w:lineRule="auto"/>
+                  <w:jc w:val="both"/>
+                  <w:rPr>
+                    <w:sz w:val="16"/>
+                    <w:szCs w:val="16"/>
+                  </w:rPr>
+                </w:pPr>
+                <w:r>
+                  <w:rPr>
+                    <w:sz w:val="16"/>
+                    <w:szCs w:val="16"/>
+                    <w:rtl w:val="0"/>
+                  </w:rPr>
+                  <w:t xml:space="preserve">Constanza Gaete / Antonia Pacheco / equipo</w:t>
+                </w:r>
+              </w:p>
+            </w:tc>
+            <w:tc>
+              <w:tcPr>
+                <w:tcBorders>
+                  <w:top w:color="000000" w:space="0" w:sz="0" w:val="nil"/>
+                  <w:left w:color="000000" w:space="0" w:sz="0" w:val="nil"/>
+                  <w:bottom w:color="b7b7b7" w:space="0" w:sz="7" w:val="single"/>
+                  <w:right w:color="b7b7b7" w:space="0" w:sz="7" w:val="single"/>
+                </w:tcBorders>
+                <w:shd w:fill="auto" w:val="clear"/>
+                <w:tcMar>
+                  <w:top w:w="100.0" w:type="dxa"/>
+                  <w:left w:w="100.0" w:type="dxa"/>
+                  <w:bottom w:w="100.0" w:type="dxa"/>
+                  <w:right w:w="100.0" w:type="dxa"/>
+                </w:tcMar>
+                <w:vAlign w:val="top"/>
+              </w:tcPr>
+              <w:p>
+                <w:pPr>
+                  <w:widowControl w:val="0"/>
+                  <w:spacing w:after="0" w:line="240" w:lineRule="auto"/>
+                  <w:jc w:val="both"/>
+                  <w:rPr>
+                    <w:sz w:val="16"/>
+                    <w:szCs w:val="16"/>
+                  </w:rPr>
+                </w:pPr>
+                <w:r>
+                  <w:rPr>
+                    <w:sz w:val="16"/>
+                    <w:szCs w:val="16"/>
+                    <w:rtl w:val="0"/>
+                  </w:rPr>
+                  <w:t xml:space="preserve">Se actualizan documentación, requisitos,</w:t>
+                </w:r>
+              </w:p>
+              <w:p>
+                <w:pPr>
+                  <w:widowControl w:val="0"/>
+                  <w:spacing w:after="0" w:line="240" w:lineRule="auto"/>
+                  <w:jc w:val="both"/>
+                  <w:rPr>
+                    <w:sz w:val="16"/>
+                    <w:szCs w:val="16"/>
+                  </w:rPr>
+                </w:pPr>
+                <w:r>
+                  <w:rPr>
+                    <w:sz w:val="16"/>
+                    <w:szCs w:val="16"/>
+                    <w:rtl w:val="0"/>
+                  </w:rPr>
+                  <w:t xml:space="preserve">  arquitectura, privacidad y presentación.</w:t>
+                </w:r>
+              </w:p>
+            </w:tc>
+            <w:tc>
+              <w:tcPr>
+                <w:tcBorders>
+                  <w:top w:color="000000" w:space="0" w:sz="0" w:val="nil"/>
+                  <w:left w:color="000000" w:space="0" w:sz="0" w:val="nil"/>
+                  <w:bottom w:color="b7b7b7" w:space="0" w:sz="7" w:val="single"/>
+                  <w:right w:color="b7b7b7" w:space="0" w:sz="7" w:val="single"/>
+                </w:tcBorders>
+                <w:shd w:fill="auto" w:val="clear"/>
+                <w:tcMar>
+                  <w:top w:w="100.0" w:type="dxa"/>
+                  <w:left w:w="100.0" w:type="dxa"/>
+                  <w:bottom w:w="100.0" w:type="dxa"/>
+                  <w:right w:w="100.0" w:type="dxa"/>
+                </w:tcMar>
+                <w:vAlign w:val="top"/>
+              </w:tcPr>
+              <w:p>
+                <w:pPr>
+                  <w:widowControl w:val="0"/>
+                  <w:spacing w:after="0" w:line="240" w:lineRule="auto"/>
+                  <w:jc w:val="both"/>
+                  <w:rPr>
+                    <w:sz w:val="16"/>
+                    <w:szCs w:val="16"/>
+                  </w:rPr>
+                </w:pPr>
+                <w:r>
+                  <w:rPr>
+                    <w:sz w:val="16"/>
+                    <w:szCs w:val="16"/>
+                    <w:rtl w:val="0"/>
+                  </w:rPr>
+                  <w:t xml:space="preserve">En curso</w:t>
+                </w:r>
+              </w:p>
+            </w:tc>
+            <w:tc>
+              <w:tcPr>
+                <w:tcBorders>
+                  <w:top w:color="000000" w:space="0" w:sz="0" w:val="nil"/>
+                  <w:left w:color="000000" w:space="0" w:sz="0" w:val="nil"/>
+                  <w:bottom w:color="b7b7b7" w:space="0" w:sz="7" w:val="single"/>
+                  <w:right w:color="b7b7b7" w:space="0" w:sz="7" w:val="single"/>
+                </w:tcBorders>
+                <w:shd w:fill="auto" w:val="clear"/>
+                <w:tcMar>
+                  <w:top w:w="100.0" w:type="dxa"/>
+                  <w:left w:w="100.0" w:type="dxa"/>
+                  <w:bottom w:w="100.0" w:type="dxa"/>
+                  <w:right w:w="100.0" w:type="dxa"/>
+                </w:tcMar>
+                <w:vAlign w:val="top"/>
+              </w:tcPr>
+              <w:p>
+                <w:pPr>
+                  <w:widowControl w:val="0"/>
+                  <w:spacing w:after="0" w:line="240" w:lineRule="auto"/>
+                  <w:jc w:val="both"/>
+                  <w:rPr>
+                    <w:sz w:val="16"/>
+                    <w:szCs w:val="16"/>
+                  </w:rPr>
+                </w:pPr>
+                <w:r>
+                  <w:rPr>
+                    <w:sz w:val="16"/>
+                    <w:szCs w:val="16"/>
+                    <w:rtl w:val="0"/>
+                  </w:rPr>
+                  <w:t xml:space="preserve">Reprogramar Gantt y cerrar EDT/hitos, riesgos y</w:t>
+                </w:r>
+              </w:p>
+              <w:p>
+                <w:pPr>
+                  <w:widowControl w:val="0"/>
+                  <w:spacing w:after="0" w:line="240" w:lineRule="auto"/>
+                  <w:jc w:val="both"/>
+                  <w:rPr>
+                    <w:sz w:val="16"/>
+                    <w:szCs w:val="16"/>
+                  </w:rPr>
+                </w:pPr>
+                <w:r>
+                  <w:rPr>
+                    <w:sz w:val="16"/>
+                    <w:szCs w:val="16"/>
+                    <w:rtl w:val="0"/>
+                  </w:rPr>
+                  <w:t xml:space="preserve">  plan de calidad/costos.</w:t>
+                </w:r>
+              </w:p>
+              <w:p>
+                <w:pPr>
+                  <w:widowControl w:val="0"/>
+                  <w:spacing w:after="0" w:line="240" w:lineRule="auto"/>
+                  <w:jc w:val="both"/>
+                  <w:rPr>
+                    <w:sz w:val="16"/>
+                    <w:szCs w:val="16"/>
+                  </w:rPr>
+                </w:pPr>
+                <w:r>
+                  <w:rPr>
+                    <w:sz w:val="16"/>
+                    <w:szCs w:val="16"/>
+                    <w:rtl w:val="0"/>
+                  </w:rPr>
+                  <w:t xml:space="preserve"> </w:t>
+                </w:r>
+              </w:p>
+            </w:tc>
+          </w:tr>
+        </w:tbl>
+      </w:sdtContent>
+    </w:sdt>
     <w:p>
       <w:pPr>
+        <w:ind w:left="-566.9291338582675" w:firstLine="0"/>
+        <w:rPr>
+          <w:color w:val="595959"/>
+          <w:sz w:val="24"/>
+          <w:szCs w:val="24"/>
+        </w:rPr>
+      </w:pPr>
+      <w:r>
+        <w:rPr>
+          <w:rtl w:val="0"/>
+        </w:rPr>
+      </w:r>
+    </w:p>
+    <w:p>
+      <w:pPr>
+        <w:ind w:left="-566.9291338582675" w:firstLine="0"/>
+        <w:rPr>
+          <w:color w:val="595959"/>
+          <w:sz w:val="24"/>
+          <w:szCs w:val="24"/>
+        </w:rPr>
+      </w:pPr>
+      <w:r>
+        <w:br w:type="page"/>
+      </w:r>
+      <w:r>
+        <w:rPr>
+          <w:rtl w:val="0"/>
+        </w:rPr>
+      </w:r>
+    </w:p>
+    <w:p>
+      <w:pPr>
+        <w:ind w:left="-566.9291338582675" w:firstLine="0"/>
         <w:rPr>
           <w:color w:val="595959"/>
           <w:sz w:val="24"/>
@@ -2577,7 +3179,6 @@
             <w:pPr>
               <w:keepNext w:val="0"/>
               <w:keepLines w:val="0"/>
-              <w:pageBreakBefore w:val="0"/>
               <w:widowControl w:val="1"/>
               <w:pBdr>
                 <w:top w:space="0" w:sz="0" w:val="nil"/>
@@ -2684,7 +3285,7 @@
           </w:tcPr>
           <w:p>
             <w:pPr>
-              <w:jc w:val="both"/>
+              <w:jc w:val="left"/>
               <w:rPr>
                 <w:rFonts w:ascii="Calibri" w:cs="Calibri" w:eastAsia="Calibri" w:hAnsi="Calibri"/>
                 <w:i w:val="1"/>
@@ -2699,34 +3300,30 @@
                 <w:color w:val="1f3864"/>
                 <w:rtl w:val="0"/>
               </w:rPr>
-              <w:t xml:space="preserve">Factores que han facilitado y/o dificultado el desarrollo de mi plan de trabajo</w:t>
+              <w:t xml:space="preserve">Factores que han facilitado y/o dificultado el desarrollo de mi plan de trabajo:</w:t>
             </w:r>
             <w:r>
               <w:rPr>
-                <w:rFonts w:ascii="Calibri" w:cs="Calibri" w:eastAsia="Calibri" w:hAnsi="Calibri"/>
-                <w:color w:val="548dd4"/>
+                <w:rtl w:val="0"/>
+              </w:rPr>
+            </w:r>
+          </w:p>
+          <w:p>
+            <w:pPr>
+              <w:jc w:val="both"/>
+              <w:rPr/>
+            </w:pPr>
+            <w:r>
+              <w:rPr>
+                <w:b w:val="0"/>
+                <w:bCs w:val="0"/>
+                <w:i w:val="0"/>
+                <w:iCs w:val="0"/>
                 <w:sz w:val="20"/>
                 <w:szCs w:val="20"/>
                 <w:rtl w:val="0"/>
               </w:rPr>
-              <w:t xml:space="preserve">:</w:t>
-            </w:r>
-            <w:r>
-              <w:rPr>
-                <w:color w:val="548dd4"/>
-                <w:sz w:val="20"/>
-                <w:szCs w:val="20"/>
-                <w:rtl w:val="0"/>
-              </w:rPr>
-              <w:br w:type="textWrapping"/>
-            </w:r>
-            <w:r>
-              <w:rPr>
-                <w:sz w:val="20"/>
-                <w:szCs w:val="20"/>
-                <w:rtl w:val="0"/>
-              </w:rPr>
-              <w:t xml:space="preserve">Contar con una base tecnológica ya desarrollada, documentación previa y un repositorio para controlar los cambios. Entre las principales dificultades se encuentran los ajustes de alcance y la necesidad de mejorar algunas funcionalidades del frontend. Para abordarlas, hemos priorizado los cambios más relevantes y realizado validaciones progresivas antes de continuar con las siguientes etapas. </w:t>
+              <w:t xml:space="preserve">Entre los factores que facilitaron el avance se encuentran contar con una base tecnológica funcional, un repositorio para controlar cambios, documentación previa, distribución de responsabilidades dentro del equipo y retroalimentación periódica del profesor. También ayudó trabajar sobre una necesidad real, porque permitió priorizar funcionalidades con valor concreto. Las principales dificultades han sido los cambios de alcance, mantener sincronizada la documentación con una implementación que evoluciona rápidamente y formalizar a tiempo los artefactos de QA y gestión. Para abordarlo se priorizaron tareas por impacto, se registraron controles de cambio, se versionaron los documentos principales y se realizaron revisiones periódicas antes de cerrar cada decisión.</w:t>
             </w:r>
             <w:r>
               <w:rPr>
@@ -2788,7 +3385,7 @@
           </w:tcPr>
           <w:p>
             <w:pPr>
-              <w:jc w:val="both"/>
+              <w:jc w:val="left"/>
               <w:rPr>
                 <w:rFonts w:ascii="Calibri" w:cs="Calibri" w:eastAsia="Calibri" w:hAnsi="Calibri"/>
                 <w:i w:val="1"/>
@@ -2803,34 +3400,30 @@
                 <w:color w:val="1f3864"/>
                 <w:rtl w:val="0"/>
               </w:rPr>
-              <w:t xml:space="preserve">Actividades ajustadas o eliminadas: </w:t>
-              <w:br w:type="textWrapping"/>
+              <w:t xml:space="preserve">Actividades ajustadas o eliminadas:</w:t>
             </w:r>
             <w:r>
               <w:rPr>
+                <w:rtl w:val="0"/>
+              </w:rPr>
+            </w:r>
+          </w:p>
+          <w:p>
+            <w:pPr>
+              <w:jc w:val="both"/>
+              <w:rPr/>
+            </w:pPr>
+            <w:r>
+              <w:rPr>
+                <w:b w:val="0"/>
+                <w:bCs w:val="0"/>
+                <w:i w:val="0"/>
+                <w:iCs w:val="0"/>
                 <w:sz w:val="20"/>
                 <w:szCs w:val="20"/>
                 <w:rtl w:val="0"/>
               </w:rPr>
-              <w:t xml:space="preserve">No hemos eliminado actividades principales del plan de trabajo, pero sí realizamos ajustes al alcance. Incorporamos impresoras además de pc</w:t>
-            </w:r>
-            <w:r>
-              <w:rPr>
-                <w:b w:val="1"/>
-                <w:bCs w:val="1"/>
-                <w:sz w:val="20"/>
-                <w:szCs w:val="20"/>
-                <w:rtl w:val="0"/>
-              </w:rPr>
-              <w:t xml:space="preserve"> </w:t>
-            </w:r>
-            <w:r>
-              <w:rPr>
-                <w:sz w:val="20"/>
-                <w:szCs w:val="20"/>
-                <w:rtl w:val="0"/>
-              </w:rPr>
-              <w:t xml:space="preserve">dentro del inventario, mejoras visuales en el frontend, optimización de filtros y búsquedas, y la funcionalidad de creación de rutas. Estos ajustes buscan mejorar la utilidad y experiencia de uso de la plataforma sin modificar el objetivo general del proyecto. </w:t>
+              <w:t xml:space="preserve">No se eliminó el objetivo principal del proyecto, pero sí se realizaron ajustes relevantes al plan. El inventario se amplió de computadores a computadores e impresoras; la generación de rutas se mantuvo dentro del MVP; y la estructura física se precisó como edificios, pisos y sectores o ubicaciones. El escaneo de red se definió como una fuente de observación y contraste que no modifica automáticamente el inventario oficial. En cambio, formularios de entrega/reemplazo y PDFs asociados quedaron como capacidades complementarias fuera del alcance académico principal, y otras categorías de activos como scanners se mantuvieron excluidas. Estos cambios obligaron a sincronizar requisitos, casos de uso, presentación, documentación técnica y futura planificación de pruebas.</w:t>
             </w:r>
             <w:r>
               <w:rPr>
@@ -2916,7 +3509,7 @@
           </w:tcPr>
           <w:p>
             <w:pPr>
-              <w:jc w:val="both"/>
+              <w:jc w:val="left"/>
               <w:rPr>
                 <w:rFonts w:ascii="Calibri" w:cs="Calibri" w:eastAsia="Calibri" w:hAnsi="Calibri"/>
                 <w:i w:val="1"/>
@@ -2936,28 +3529,14 @@
             </w:r>
             <w:r>
               <w:rPr>
-                <w:rFonts w:ascii="Calibri" w:cs="Calibri" w:eastAsia="Calibri" w:hAnsi="Calibri"/>
-                <w:i w:val="1"/>
-                <w:iCs w:val="1"/>
-                <w:color w:val="548dd4"/>
-                <w:sz w:val="20"/>
-                <w:szCs w:val="20"/>
                 <w:rtl w:val="0"/>
               </w:rPr>
-              <w:t xml:space="preserve"> </w:t>
             </w:r>
           </w:p>
           <w:p>
             <w:pPr>
               <w:jc w:val="both"/>
-              <w:rPr>
-                <w:rFonts w:ascii="Calibri" w:cs="Calibri" w:eastAsia="Calibri" w:hAnsi="Calibri"/>
-                <w:i w:val="1"/>
-                <w:iCs w:val="1"/>
-                <w:color w:val="548dd4"/>
-                <w:sz w:val="20"/>
-                <w:szCs w:val="20"/>
-              </w:rPr>
+              <w:rPr/>
             </w:pPr>
             <w:r>
               <w:rPr>
@@ -2965,7 +3544,7 @@
                 <w:szCs w:val="20"/>
                 <w:rtl w:val="0"/>
               </w:rPr>
-              <w:t xml:space="preserve">Actualmente no existen actividades críticas con retrasos significativos. Las tareas de pruebas, validación y documentación final continúan en desarrollo de acuerdo con la planificación, considerando los ajustes incorporados durante las etapas anteriores. </w:t>
+              <w:t xml:space="preserve">Algunas actividades se desplazaron respecto de la planificación inicial. Falta cerrar el Plan de Pruebas Inicial y su trazabilidad con requisitos, además de actualizar o completar EDT e hitos, matriz de riesgos, Carta Gantt y plan de calidad/costos. Arquitectura y modelo de datos ya cuentan con documentación y diagramas, por lo que su estado debe actualizarse en el seguimiento. Como recuperación se priorizará sincronizar la planificación con el avance real, cerrar los entregables académicos de Fase 2 y formalizar QA antes de completar los artefactos de gestión restantes.</w:t>
             </w:r>
             <w:r>
               <w:rPr>
@@ -2978,6 +3557,71 @@
     </w:tbl>
     <w:p>
       <w:pPr>
+        <w:keepNext w:val="0"/>
+        <w:keepLines w:val="0"/>
+        <w:pageBreakBefore w:val="0"/>
+        <w:widowControl w:val="0"/>
+        <w:pBdr>
+          <w:top w:space="0" w:sz="0" w:val="nil"/>
+          <w:left w:space="0" w:sz="0" w:val="nil"/>
+          <w:bottom w:space="0" w:sz="0" w:val="nil"/>
+          <w:right w:space="0" w:sz="0" w:val="nil"/>
+          <w:between w:space="0" w:sz="0" w:val="nil"/>
+        </w:pBdr>
+        <w:shd w:fill="auto" w:val="clear"/>
+        <w:spacing w:after="0" w:before="0" w:line="276" w:lineRule="auto"/>
+        <w:ind w:left="0" w:right="0" w:firstLine="0"/>
+        <w:jc w:val="left"/>
+        <w:rPr/>
+      </w:pPr>
+      <w:r>
+        <w:rPr>
+          <w:rtl w:val="0"/>
+        </w:rPr>
+      </w:r>
+    </w:p>
+    <w:p>
+      <w:pPr>
+        <w:keepNext w:val="0"/>
+        <w:keepLines w:val="0"/>
+        <w:pageBreakBefore w:val="0"/>
+        <w:widowControl w:val="0"/>
+        <w:pBdr>
+          <w:top w:space="0" w:sz="0" w:val="nil"/>
+          <w:left w:space="0" w:sz="0" w:val="nil"/>
+          <w:bottom w:space="0" w:sz="0" w:val="nil"/>
+          <w:right w:space="0" w:sz="0" w:val="nil"/>
+          <w:between w:space="0" w:sz="0" w:val="nil"/>
+        </w:pBdr>
+        <w:shd w:fill="auto" w:val="clear"/>
+        <w:spacing w:after="0" w:before="0" w:line="276" w:lineRule="auto"/>
+        <w:ind w:left="0" w:right="0" w:firstLine="0"/>
+        <w:jc w:val="left"/>
+        <w:rPr/>
+      </w:pPr>
+      <w:r>
+        <w:rPr>
+          <w:rtl w:val="0"/>
+        </w:rPr>
+      </w:r>
+    </w:p>
+    <w:p>
+      <w:pPr>
+        <w:keepNext w:val="0"/>
+        <w:keepLines w:val="0"/>
+        <w:pageBreakBefore w:val="0"/>
+        <w:widowControl w:val="0"/>
+        <w:pBdr>
+          <w:top w:space="0" w:sz="0" w:val="nil"/>
+          <w:left w:space="0" w:sz="0" w:val="nil"/>
+          <w:bottom w:space="0" w:sz="0" w:val="nil"/>
+          <w:right w:space="0" w:sz="0" w:val="nil"/>
+          <w:between w:space="0" w:sz="0" w:val="nil"/>
+        </w:pBdr>
+        <w:shd w:fill="auto" w:val="clear"/>
+        <w:spacing w:after="0" w:before="0" w:line="276" w:lineRule="auto"/>
+        <w:ind w:left="0" w:right="0" w:firstLine="0"/>
+        <w:jc w:val="left"/>
         <w:rPr/>
       </w:pPr>
       <w:r>
@@ -2987,7 +3631,7 @@
       </w:r>
     </w:p>
     <w:sectPr>
-      <w:headerReference r:id="rId9" w:type="default"/>
+      <w:headerReference r:id="rId8" w:type="default"/>
       <w:pgSz w:h="16838" w:w="11906" w:orient="portrait"/>
       <w:pgMar w:bottom="1417" w:top="1417" w:left="1701" w:right="1701" w:header="708" w:footer="708"/>
       <w:pgNumType w:start="1"/>
@@ -2996,80 +3640,12 @@
 </w:document>
 </file>
 
-<file path=word/footnotes.xml><?xml version="1.0" encoding="utf-8"?>
-<w:footnotes xmlns:mc="http://schemas.openxmlformats.org/markup-compatibility/2006" xmlns:o="urn:schemas-microsoft-com:office:office" xmlns:r="http://schemas.openxmlformats.org/officeDocument/2006/relationships" xmlns:m="http://schemas.openxmlformats.org/officeDocument/2006/math" xmlns:v="urn:schemas-microsoft-com:vml" xmlns:wp="http://schemas.openxmlformats.org/drawingml/2006/wordprocessingDrawing" xmlns:w10="urn:schemas-microsoft-com:office:word" xmlns:w="http://schemas.openxmlformats.org/wordprocessingml/2006/main" xmlns:wne="http://schemas.microsoft.com/office/word/2006/wordml" xmlns:sl="http://schemas.openxmlformats.org/schemaLibrary/2006/main" xmlns:a="http://schemas.openxmlformats.org/drawingml/2006/main" xmlns:pic="http://schemas.openxmlformats.org/drawingml/2006/picture" xmlns:c="http://schemas.openxmlformats.org/drawingml/2006/chart" xmlns:lc="http://schemas.openxmlformats.org/drawingml/2006/lockedCanvas" xmlns:dgm="http://schemas.openxmlformats.org/drawingml/2006/diagram" xmlns:wps="http://schemas.microsoft.com/office/word/2010/wordprocessingShape" xmlns:wpg="http://schemas.microsoft.com/office/word/2010/wordprocessingGroup" xmlns:w14="http://schemas.microsoft.com/office/word/2010/wordml" xmlns:w15="http://schemas.microsoft.com/office/word/2012/wordml" xmlns:w16="http://schemas.microsoft.com/office/word/2018/wordml" xmlns:w16cex="http://schemas.microsoft.com/office/word/2018/wordml/cex" xmlns:w16cid="http://schemas.microsoft.com/office/word/2016/wordml/cid" xmlns="http://schemas.microsoft.com/office/tasks/2019/documenttasks" xmlns:cr="http://schemas.microsoft.com/office/comments/2020/reactions">
-  <w:footnote w:id="0">
-    <w:p>
-      <w:pPr>
-        <w:keepNext w:val="0"/>
-        <w:keepLines w:val="0"/>
-        <w:pageBreakBefore w:val="0"/>
-        <w:widowControl w:val="1"/>
-        <w:pBdr>
-          <w:top w:space="0" w:sz="0" w:val="nil"/>
-          <w:left w:space="0" w:sz="0" w:val="nil"/>
-          <w:bottom w:space="0" w:sz="0" w:val="nil"/>
-          <w:right w:space="0" w:sz="0" w:val="nil"/>
-          <w:between w:space="0" w:sz="0" w:val="nil"/>
-        </w:pBdr>
-        <w:shd w:fill="auto" w:val="clear"/>
-        <w:spacing w:after="0" w:before="0" w:line="240" w:lineRule="auto"/>
-        <w:ind w:left="0" w:right="0" w:firstLine="0"/>
-        <w:jc w:val="left"/>
-        <w:rPr>
-          <w:rFonts w:ascii="Calibri" w:cs="Calibri" w:eastAsia="Calibri" w:hAnsi="Calibri"/>
-          <w:b w:val="0"/>
-          <w:bCs w:val="0"/>
-          <w:i w:val="0"/>
-          <w:iCs w:val="0"/>
-          <w:smallCaps w:val="0"/>
-          <w:strike w:val="0"/>
-          <w:color w:val="595959"/>
-          <w:sz w:val="20"/>
-          <w:szCs w:val="20"/>
-          <w:u w:val="none"/>
-          <w:shd w:fill="auto" w:val="clear"/>
-          <w:vertAlign w:val="baseline"/>
-        </w:rPr>
-      </w:pPr>
-      <w:r>
-        <w:rPr>
-          <w:rStyle w:val="FootnoteReference"/>
-          <w:vertAlign w:val="superscript"/>
-        </w:rPr>
-        <w:footnoteRef/>
-      </w:r>
-      <w:r>
-        <w:rPr>
-          <w:rFonts w:ascii="Calibri" w:cs="Calibri" w:eastAsia="Calibri" w:hAnsi="Calibri"/>
-          <w:b w:val="0"/>
-          <w:bCs w:val="0"/>
-          <w:i w:val="0"/>
-          <w:iCs w:val="0"/>
-          <w:smallCaps w:val="0"/>
-          <w:strike w:val="0"/>
-          <w:color w:val="595959"/>
-          <w:sz w:val="20"/>
-          <w:szCs w:val="20"/>
-          <w:u w:val="none"/>
-          <w:shd w:fill="auto" w:val="clear"/>
-          <w:vertAlign w:val="baseline"/>
-          <w:rtl w:val="0"/>
-        </w:rPr>
-        <w:t xml:space="preserve"> En caso de que el Proyecto APT sea grupal, en esta columna deben indicar el nombre de los responsables de cada tarea o actividad. Esto posteriormente permitirá diferenciar la evaluación por cada integrante.</w:t>
-      </w:r>
-    </w:p>
-  </w:footnote>
-</w:footnotes>
-</file>
-
 <file path=word/header1.xml><?xml version="1.0" encoding="utf-8"?>
 <w:hdr xmlns:mc="http://schemas.openxmlformats.org/markup-compatibility/2006" xmlns:o="urn:schemas-microsoft-com:office:office" xmlns:r="http://schemas.openxmlformats.org/officeDocument/2006/relationships" xmlns:m="http://schemas.openxmlformats.org/officeDocument/2006/math" xmlns:v="urn:schemas-microsoft-com:vml" xmlns:wp="http://schemas.openxmlformats.org/drawingml/2006/wordprocessingDrawing" xmlns:w10="urn:schemas-microsoft-com:office:word" xmlns:w="http://schemas.openxmlformats.org/wordprocessingml/2006/main" xmlns:wne="http://schemas.microsoft.com/office/word/2006/wordml" xmlns:sl="http://schemas.openxmlformats.org/schemaLibrary/2006/main" xmlns:a="http://schemas.openxmlformats.org/drawingml/2006/main" xmlns:pic="http://schemas.openxmlformats.org/drawingml/2006/picture" xmlns:c="http://schemas.openxmlformats.org/drawingml/2006/chart" xmlns:lc="http://schemas.openxmlformats.org/drawingml/2006/lockedCanvas" xmlns:dgm="http://schemas.openxmlformats.org/drawingml/2006/diagram" xmlns:wps="http://schemas.microsoft.com/office/word/2010/wordprocessingShape" xmlns:wpg="http://schemas.microsoft.com/office/word/2010/wordprocessingGroup" xmlns:w14="http://schemas.microsoft.com/office/word/2010/wordml" xmlns:w15="http://schemas.microsoft.com/office/word/2012/wordml" xmlns:w16="http://schemas.microsoft.com/office/word/2018/wordml" xmlns:w16cex="http://schemas.microsoft.com/office/word/2018/wordml/cex" xmlns:w16cid="http://schemas.microsoft.com/office/word/2016/wordml/cid" xmlns="http://schemas.microsoft.com/office/tasks/2019/documenttasks" xmlns:cr="http://schemas.microsoft.com/office/comments/2020/reactions">
   <w:p>
     <w:pPr>
       <w:keepNext w:val="0"/>
       <w:keepLines w:val="0"/>
-      <w:pageBreakBefore w:val="0"/>
       <w:widowControl w:val="0"/>
       <w:pBdr>
         <w:top w:space="0" w:sz="0" w:val="nil"/>
@@ -3223,7 +3799,7 @@
               <wp:inline distB="0" distT="0" distL="0" distR="0">
                 <wp:extent cx="1996440" cy="428625"/>
                 <wp:effectExtent b="0" l="0" r="0" t="0"/>
-                <wp:docPr descr="http://www.duoc.cl/normasgraficas/normasgraficas/marca-duoc/6logo-fondo-transparente/fondo-transparente.png" id="29" name="image1.png"/>
+                <wp:docPr descr="http://www.duoc.cl/normasgraficas/normasgraficas/marca-duoc/6logo-fondo-transparente/fondo-transparente.png" id="31" name="image1.png"/>
                 <a:graphic>
                   <a:graphicData uri="http://schemas.openxmlformats.org/drawingml/2006/picture">
                     <pic:pic>
@@ -3265,7 +3841,6 @@
     <w:pPr>
       <w:keepNext w:val="0"/>
       <w:keepLines w:val="0"/>
-      <w:pageBreakBefore w:val="0"/>
       <w:widowControl w:val="1"/>
       <w:pBdr>
         <w:top w:space="0" w:sz="0" w:val="nil"/>
@@ -3459,6 +4034,20 @@
       <w:sz w:val="72"/>
       <w:szCs w:val="72"/>
     </w:rPr>
+  </w:style>
+  <w:style w:type="table" w:styleId="TableNormal" w:default="1">
+    <w:name w:val="TableNormal"/>
+    <w:tblPr>
+      <w:tblCellMar>
+        <w:top w:w="100.0" w:type="dxa"/>
+        <w:left w:w="100.0" w:type="dxa"/>
+        <w:bottom w:w="100.0" w:type="dxa"/>
+        <w:right w:w="100.0" w:type="dxa"/>
+      </w:tblCellMar>
+    </w:tblPr>
+  </w:style>
+  <w:style w:type="paragraph" w:styleId="Normal" w:default="1">
+    <w:name w:val="normal"/>
   </w:style>
   <w:style w:type="character" w:styleId="Fuentedeprrafopredeter" w:default="1">
     <w:name w:val="Default Paragraph Font"/>
@@ -3728,25 +4317,6 @@
       <w:szCs w:val="20"/>
     </w:rPr>
   </w:style>
-  <w:style w:type="paragraph" w:styleId="Subtitle">
-    <w:name w:val="Subtitle"/>
-    <w:basedOn w:val="Normal"/>
-    <w:next w:val="Normal"/>
-    <w:pPr>
-      <w:keepNext w:val="1"/>
-      <w:keepLines w:val="1"/>
-      <w:pageBreakBefore w:val="0"/>
-      <w:spacing w:after="80" w:before="360" w:lineRule="auto"/>
-    </w:pPr>
-    <w:rPr>
-      <w:rFonts w:ascii="Georgia" w:cs="Georgia" w:eastAsia="Georgia" w:hAnsi="Georgia"/>
-      <w:i w:val="1"/>
-      <w:iCs w:val="1"/>
-      <w:color w:val="666666"/>
-      <w:sz w:val="48"/>
-      <w:szCs w:val="48"/>
-    </w:rPr>
-  </w:style>
   <w:style w:type="table" w:styleId="Table1">
     <w:basedOn w:val="TableNormal"/>
     <w:rPr>
@@ -3850,6 +4420,168 @@
     <w:tblStylePr w:type="swCell">
       <w:tcPr/>
     </w:tblStylePr>
+  </w:style>
+  <w:style w:type="table" w:styleId="Table5">
+    <w:basedOn w:val="TableNormal"/>
+    <w:rPr>
+      <w:sz w:val="22"/>
+      <w:szCs w:val="22"/>
+    </w:rPr>
+    <w:tblPr>
+      <w:tblStyleRowBandSize w:val="1"/>
+      <w:tblStyleColBandSize w:val="1"/>
+      <w:tblCellMar>
+        <w:top w:w="0.0" w:type="dxa"/>
+        <w:left w:w="108.0" w:type="dxa"/>
+        <w:bottom w:w="0.0" w:type="dxa"/>
+        <w:right w:w="108.0" w:type="dxa"/>
+      </w:tblCellMar>
+    </w:tblPr>
+  </w:style>
+  <w:style w:type="table" w:styleId="Table6">
+    <w:basedOn w:val="TableNormal"/>
+    <w:rPr>
+      <w:sz w:val="22"/>
+      <w:szCs w:val="22"/>
+    </w:rPr>
+    <w:tblPr>
+      <w:tblStyleRowBandSize w:val="1"/>
+      <w:tblStyleColBandSize w:val="1"/>
+      <w:tblCellMar>
+        <w:top w:w="0.0" w:type="dxa"/>
+        <w:left w:w="108.0" w:type="dxa"/>
+        <w:bottom w:w="0.0" w:type="dxa"/>
+        <w:right w:w="108.0" w:type="dxa"/>
+      </w:tblCellMar>
+    </w:tblPr>
+  </w:style>
+  <w:style w:type="table" w:styleId="Table7">
+    <w:basedOn w:val="TableNormal"/>
+    <w:rPr>
+      <w:sz w:val="22"/>
+      <w:szCs w:val="22"/>
+    </w:rPr>
+    <w:tblPr>
+      <w:tblStyleRowBandSize w:val="1"/>
+      <w:tblStyleColBandSize w:val="1"/>
+      <w:tblCellMar>
+        <w:top w:w="0.0" w:type="dxa"/>
+        <w:left w:w="108.0" w:type="dxa"/>
+        <w:bottom w:w="0.0" w:type="dxa"/>
+        <w:right w:w="108.0" w:type="dxa"/>
+      </w:tblCellMar>
+    </w:tblPr>
+  </w:style>
+  <w:style w:type="table" w:styleId="Table8">
+    <w:basedOn w:val="TableNormal"/>
+    <w:rPr>
+      <w:sz w:val="22"/>
+      <w:szCs w:val="22"/>
+    </w:rPr>
+    <w:tblPr>
+      <w:tblStyleRowBandSize w:val="1"/>
+      <w:tblStyleColBandSize w:val="1"/>
+      <w:tblCellMar>
+        <w:top w:w="0.0" w:type="dxa"/>
+        <w:left w:w="108.0" w:type="dxa"/>
+        <w:bottom w:w="0.0" w:type="dxa"/>
+        <w:right w:w="108.0" w:type="dxa"/>
+      </w:tblCellMar>
+    </w:tblPr>
+  </w:style>
+  <w:style w:type="table" w:styleId="Table9">
+    <w:basedOn w:val="TableNormal"/>
+    <w:rPr>
+      <w:sz w:val="22"/>
+      <w:szCs w:val="22"/>
+    </w:rPr>
+    <w:tblPr>
+      <w:tblStyleRowBandSize w:val="1"/>
+      <w:tblStyleColBandSize w:val="1"/>
+      <w:tblCellMar>
+        <w:top w:w="0.0" w:type="dxa"/>
+        <w:left w:w="108.0" w:type="dxa"/>
+        <w:bottom w:w="0.0" w:type="dxa"/>
+        <w:right w:w="108.0" w:type="dxa"/>
+      </w:tblCellMar>
+    </w:tblPr>
+  </w:style>
+  <w:style w:type="paragraph" w:styleId="Subtitle">
+    <w:name w:val="Subtitle"/>
+    <w:basedOn w:val="Normal"/>
+    <w:next w:val="Normal"/>
+    <w:pPr>
+      <w:keepNext w:val="1"/>
+      <w:keepLines w:val="1"/>
+      <w:pageBreakBefore w:val="0"/>
+      <w:spacing w:after="80" w:before="360" w:lineRule="auto"/>
+    </w:pPr>
+    <w:rPr>
+      <w:rFonts w:ascii="Georgia" w:cs="Georgia" w:eastAsia="Georgia" w:hAnsi="Georgia"/>
+      <w:i w:val="1"/>
+      <w:iCs w:val="1"/>
+      <w:color w:val="666666"/>
+      <w:sz w:val="48"/>
+      <w:szCs w:val="48"/>
+    </w:rPr>
+  </w:style>
+  <w:style w:type="table" w:styleId="Table1">
+    <w:basedOn w:val="TableNormal"/>
+    <w:rPr>
+      <w:sz w:val="22"/>
+      <w:szCs w:val="22"/>
+    </w:rPr>
+    <w:tblPr>
+      <w:tblStyleRowBandSize w:val="1"/>
+      <w:tblStyleColBandSize w:val="1"/>
+      <w:tblCellMar>
+        <w:top w:w="0.0" w:type="dxa"/>
+        <w:left w:w="108.0" w:type="dxa"/>
+        <w:bottom w:w="0.0" w:type="dxa"/>
+        <w:right w:w="108.0" w:type="dxa"/>
+      </w:tblCellMar>
+    </w:tblPr>
+  </w:style>
+  <w:style w:type="table" w:styleId="Table2">
+    <w:basedOn w:val="TableNormal"/>
+    <w:rPr>
+      <w:sz w:val="22"/>
+      <w:szCs w:val="22"/>
+    </w:rPr>
+    <w:tblPr>
+      <w:tblStyleRowBandSize w:val="1"/>
+      <w:tblStyleColBandSize w:val="1"/>
+      <w:tblCellMar>
+        <w:top w:w="0.0" w:type="dxa"/>
+        <w:left w:w="108.0" w:type="dxa"/>
+        <w:bottom w:w="0.0" w:type="dxa"/>
+        <w:right w:w="108.0" w:type="dxa"/>
+      </w:tblCellMar>
+    </w:tblPr>
+  </w:style>
+  <w:style w:type="table" w:styleId="Table3">
+    <w:basedOn w:val="TableNormal"/>
+    <w:rPr>
+      <w:sz w:val="22"/>
+      <w:szCs w:val="22"/>
+    </w:rPr>
+    <w:tblPr>
+      <w:tblStyleRowBandSize w:val="1"/>
+      <w:tblStyleColBandSize w:val="1"/>
+      <w:tblCellMar>
+        <w:top w:w="0.0" w:type="dxa"/>
+        <w:left w:w="108.0" w:type="dxa"/>
+        <w:bottom w:w="0.0" w:type="dxa"/>
+        <w:right w:w="108.0" w:type="dxa"/>
+      </w:tblCellMar>
+    </w:tblPr>
+  </w:style>
+  <w:style w:type="table" w:styleId="Table4">
+    <w:basedOn w:val="TableNormal"/>
+    <w:tblPr>
+      <w:tblStyleRowBandSize w:val="1"/>
+      <w:tblStyleColBandSize w:val="1"/>
+    </w:tblPr>
   </w:style>
   <w:style w:type="table" w:styleId="Table5">
     <w:basedOn w:val="TableNormal"/>
@@ -4236,7 +4968,7 @@
 
 <file path=customXML/item1.xml><?xml version="1.0" encoding="utf-8"?>
 <go:gDocsCustomXmlDataStorage xmlns:go="http://customooxmlschemas.google.com/" xmlns:r="http://schemas.openxmlformats.org/officeDocument/2006/relationships" uri="GoogleDocsCustomDataVersion2">
-  <go:docsCustomData xmlns:go="http://customooxmlschemas.google.com/" roundtripDataSignature="AMtx7mhHHtPnwJtKxcp9j8A/lr/mQoQZAw==">CgMxLjAyDmgubjZtZzN3ajRuMXMwOAByITFCeG5xY19EWC1RcEhyNlZvamhlYlhldFYwYUFPMDZRQg==</go:docsCustomData>
+  <go:docsCustomData xmlns:go="http://customooxmlschemas.google.com/" roundtripDataSignature="AMtx7mhSXrbsD+Ga0JuJRd0z/aVDCT2U2g==">CgMxLjAaHwoBMBIaChgICVIUChJ0YWJsZS5temZoNTk2c2pwOWMyDmgubjZtZzN3ajRuMXMwOAByITFCeG5xY19EWC1RcEhyNlZvamhlYlhldFYwYUFPMDZRQg==</go:docsCustomData>
 </go:gDocsCustomXmlDataStorage>
 </file>
 
